--- a/documents/Type2-template.docx
+++ b/documents/Type2-template.docx
@@ -3242,21 +3242,7 @@
         <w:rPr>
           <w:rFonts w:ascii="TimesNewRomanPSMT" w:hAnsi="TimesNewRomanPSMT" w:cs="TimesNewRomanPSMT"/>
         </w:rPr>
-        <w:t xml:space="preserve">, doivent être attribués à des ménages dont les ressources n'excèdent pas le plafond fixé au I de l'article D. 331-12 précité pour </w:t>
-      </w:r>
-      <w:proofErr w:type="gramStart"/>
-      <w:r>
-        <w:rPr>
-          <w:rFonts w:ascii="TimesNewRomanPSMT" w:hAnsi="TimesNewRomanPSMT" w:cs="TimesNewRomanPSMT"/>
-        </w:rPr>
-        <w:t>l'attribution</w:t>
-      </w:r>
-      <w:proofErr w:type="gramEnd"/>
-      <w:r>
-        <w:rPr>
-          <w:rFonts w:ascii="TimesNewRomanPSMT" w:hAnsi="TimesNewRomanPSMT" w:cs="TimesNewRomanPSMT"/>
-        </w:rPr>
-        <w:t xml:space="preserve"> des logements</w:t>
+        <w:t>, doivent être attribués à des ménages dont les ressources n'excèdent pas le plafond fixé au I de l'article D. 331-12 précité pour l'attribution des logements</w:t>
       </w:r>
       <w:r>
         <w:rPr>
@@ -21962,14 +21948,20 @@
           <w:rFonts w:ascii="TimesNewRomanPSMT" w:hAnsi="TimesNewRomanPSMT" w:cs="TimesNewRomanPSMT"/>
           <w:szCs w:val="22"/>
         </w:rPr>
-        <w:t xml:space="preserve">, ou lorsqu'un établissement public de coopération intercommunale ou un département a signé une convention mentionnée aux articles L.301-5-1 et L.301-5-2, le président de l'établissement public de coopération intercommunale ou du conseil général, soussigné certifie la présente copie, établie sur </w:t>
+        <w:t xml:space="preserve">, ou lorsqu'un établissement public de coopération intercommunale ou un département a signé une convention mentionnée aux articles L.301-5-1 et L.301-5-2, le président de l'établissement public de coopération intercommunale ou du conseil général, soussigné certifie la présente copie, </w:t>
+      </w:r>
+      <w:r>
+        <w:rPr>
+          <w:rFonts w:ascii="TimesNewRomanPSMT" w:hAnsi="TimesNewRomanPSMT" w:cs="TimesNewRomanPSMT"/>
+          <w:szCs w:val="22"/>
+        </w:rPr>
+        <w:t xml:space="preserve">établie sur </w:t>
       </w:r>
       <w:r>
         <w:rPr>
           <w:rFonts w:ascii="TimesNewRomanPSMT" w:hAnsi="TimesNewRomanPSMT" w:cs="TimesNewRomanPSMT"/>
           <w:b/>
           <w:szCs w:val="22"/>
-          <w:highlight w:val="yellow"/>
         </w:rPr>
         <w:fldChar w:fldCharType="begin"/>
       </w:r>
@@ -21978,7 +21970,6 @@
           <w:rFonts w:ascii="TimesNewRomanPSMT" w:hAnsi="TimesNewRomanPSMT" w:cs="TimesNewRomanPSMT"/>
           <w:b/>
           <w:szCs w:val="22"/>
-          <w:highlight w:val="yellow"/>
         </w:rPr>
         <w:instrText xml:space="preserve"> NUMPAGES  \* MERGEFORMAT </w:instrText>
       </w:r>
@@ -21987,7 +21978,6 @@
           <w:rFonts w:ascii="TimesNewRomanPSMT" w:hAnsi="TimesNewRomanPSMT" w:cs="TimesNewRomanPSMT"/>
           <w:b/>
           <w:szCs w:val="22"/>
-          <w:highlight w:val="yellow"/>
         </w:rPr>
         <w:fldChar w:fldCharType="separate"/>
       </w:r>
@@ -21997,7 +21987,6 @@
           <w:b/>
           <w:noProof/>
           <w:szCs w:val="22"/>
-          <w:highlight w:val="yellow"/>
         </w:rPr>
         <w:t>21</w:t>
       </w:r>
@@ -22006,7 +21995,6 @@
           <w:rFonts w:ascii="TimesNewRomanPSMT" w:hAnsi="TimesNewRomanPSMT" w:cs="TimesNewRomanPSMT"/>
           <w:b/>
           <w:szCs w:val="22"/>
-          <w:highlight w:val="yellow"/>
         </w:rPr>
         <w:fldChar w:fldCharType="end"/>
       </w:r>
@@ -22022,7 +22010,14 @@
           <w:rFonts w:ascii="TimesNewRomanPSMT" w:hAnsi="TimesNewRomanPSMT" w:cs="TimesNewRomanPSMT"/>
           <w:szCs w:val="22"/>
         </w:rPr>
-        <w:t>pages de texte, conforme à la minute et à l'expédition destinée à recevoir la mention de publicité foncière et approuve sans renvoi ou mot rayé.</w:t>
+        <w:t>pages</w:t>
+      </w:r>
+      <w:r>
+        <w:rPr>
+          <w:rFonts w:ascii="TimesNewRomanPSMT" w:hAnsi="TimesNewRomanPSMT" w:cs="TimesNewRomanPSMT"/>
+          <w:szCs w:val="22"/>
+        </w:rPr>
+        <w:t xml:space="preserve"> de texte, conforme à la minute et à l'expédition destinée à recevoir la mention de publicité foncière et approuve sans renvoi ou mot rayé.</w:t>
       </w:r>
     </w:p>
     <w:p>
@@ -23700,7 +23695,7 @@
                             <w:rPr>
                               <w:noProof/>
                             </w:rPr>
-                            <w:object w:dxaOrig="780" w:dyaOrig="510" w14:anchorId="78E8790C">
+                            <w:object w:dxaOrig="770" w:dyaOrig="521" w14:anchorId="78E8790C">
                               <v:shapetype id="_x0000_t75" coordsize="21600,21600" o:spt="75" o:preferrelative="t" path="m@4@5l@4@11@9@11@9@5xe" filled="f" stroked="f">
                                 <v:stroke joinstyle="miter"/>
                                 <v:formulas>
@@ -23720,11 +23715,11 @@
                                 <v:path o:extrusionok="f" gradientshapeok="t" o:connecttype="rect"/>
                                 <o:lock v:ext="edit" aspectratio="t"/>
                               </v:shapetype>
-                              <v:shape id="_x0000_i1026" type="#_x0000_t75" alt="" style="width:38.5pt;height:26.05pt;mso-width-percent:0;mso-height-percent:0;mso-width-percent:0;mso-height-percent:0" filled="t">
+                              <v:shape id="_x0000_i1026" type="#_x0000_t75" alt="" style="width:38.25pt;height:26.25pt;mso-width-percent:0;mso-height-percent:0;mso-width-percent:0;mso-height-percent:0" filled="t">
                                 <v:fill color2="black"/>
                                 <v:imagedata r:id="rId2" o:title="" croptop="-22f" cropbottom="-22f" cropleft="-25f" cropright="-25f"/>
                               </v:shape>
-                              <o:OLEObject Type="Embed" ProgID="Word.Picture.8" ShapeID="_x0000_i1026" DrawAspect="Content" ObjectID="_1715518866" r:id="rId3"/>
+                              <o:OLEObject Type="Embed" ProgID="Word.Picture.8" ShapeID="_x0000_i1026" DrawAspect="Content" ObjectID="_1716190570" r:id="rId3"/>
                             </w:object>
                           </w:r>
                         </w:p>
@@ -23795,12 +23790,12 @@
                       <w:rPr>
                         <w:noProof/>
                       </w:rPr>
-                      <w:object w:dxaOrig="780" w:dyaOrig="510" w14:anchorId="78E8790C">
-                        <v:shape id="_x0000_i1026" type="#_x0000_t75" alt="" style="width:38.5pt;height:26.05pt;mso-width-percent:0;mso-height-percent:0;mso-width-percent:0;mso-height-percent:0" filled="t">
+                      <w:object w:dxaOrig="770" w:dyaOrig="521" w14:anchorId="78E8790C">
+                        <v:shape id="_x0000_i1026" type="#_x0000_t75" alt="" style="width:38.25pt;height:26.25pt;mso-width-percent:0;mso-height-percent:0;mso-width-percent:0;mso-height-percent:0" filled="t">
                           <v:fill color2="black"/>
                           <v:imagedata r:id="rId2" o:title="" croptop="-22f" cropbottom="-22f" cropleft="-25f" cropright="-25f"/>
                         </v:shape>
-                        <o:OLEObject Type="Embed" ProgID="Word.Picture.8" ShapeID="_x0000_i1026" DrawAspect="Content" ObjectID="_1715518866" r:id="rId4"/>
+                        <o:OLEObject Type="Embed" ProgID="Word.Picture.8" ShapeID="_x0000_i1026" DrawAspect="Content" ObjectID="_1716190570" r:id="rId4"/>
                       </w:object>
                     </w:r>
                   </w:p>

--- a/documents/Type2-template.docx
+++ b/documents/Type2-template.docx
@@ -25,6 +25,7 @@
         </w:rPr>
         <w:t xml:space="preserve">{% if </w:t>
       </w:r>
+      <w:proofErr w:type="gramStart"/>
       <w:r>
         <w:rPr>
           <w:rFonts w:ascii="TimesNewRomanPS-BoldMT" w:hAnsi="TimesNewRomanPS-BoldMT" w:cs="TimesNewRomanPS-BoldMT"/>
@@ -32,6 +33,7 @@
         </w:rPr>
         <w:t>convention.numero</w:t>
       </w:r>
+      <w:proofErr w:type="gramEnd"/>
       <w:r>
         <w:rPr>
           <w:rFonts w:ascii="TimesNewRomanPSMT" w:hAnsi="TimesNewRomanPSMT" w:cs="TimesNewRomanPSMT"/>
@@ -187,22 +189,40 @@
           <w:bCs/>
           <w:color w:val="000000"/>
         </w:rPr>
-        <w:t xml:space="preserve">Conventions conclues entre l'Etat et les personnes physiques ou morales autres que les organismes d'HLM et les sociétés d'économie mixte en application des articles L. 353-1 et L. 831-1 (2° et 3°), à l'exception de celles relatives aux opérations de construction de logements en vue de leur vente ou d'acquisition, bénéficiant du taux de TVA réduit mentionné aux 1, 2 et 3 du I de l'article 278 sexies du code général des impôts et mentionnées à l'annexe I à l'article </w:t>
-      </w:r>
+        <w:t xml:space="preserve">Conventions conclues entre l'Etat et les personnes physiques ou morales autres </w:t>
+      </w:r>
+      <w:proofErr w:type="gramStart"/>
       <w:r>
         <w:rPr>
           <w:b/>
           <w:bCs/>
           <w:color w:val="000000"/>
         </w:rPr>
-        <w:br/>
-      </w:r>
+        <w:t>que</w:t>
+      </w:r>
+      <w:proofErr w:type="gramEnd"/>
       <w:r>
         <w:rPr>
           <w:b/>
           <w:bCs/>
           <w:color w:val="000000"/>
         </w:rPr>
+        <w:t xml:space="preserve"> les organismes d'HLM et les sociétés d'économie mixte en application des articles L. 353-1 et L. 831-1 (2° et 3°), à l'exception de celles relatives aux opérations de construction de logements en vue de leur vente ou d'acquisition, bénéficiant du taux de TVA réduit mentionné aux 1, 2 et 3 du I de l'article 278 sexies du code général des impôts et mentionnées à l'annexe I à l'article </w:t>
+      </w:r>
+      <w:r>
+        <w:rPr>
+          <w:b/>
+          <w:bCs/>
+          <w:color w:val="000000"/>
+        </w:rPr>
+        <w:br/>
+      </w:r>
+      <w:r>
+        <w:rPr>
+          <w:b/>
+          <w:bCs/>
+          <w:color w:val="000000"/>
+        </w:rPr>
         <w:t>D. 353-90</w:t>
       </w:r>
     </w:p>
@@ -250,12 +270,14 @@
       </w:r>
       <w:bookmarkStart w:id="0" w:name="NomBailleur1"/>
       <w:bookmarkEnd w:id="0"/>
+      <w:proofErr w:type="gramStart"/>
       <w:r>
         <w:rPr>
           <w:rFonts w:ascii="TimesNewRomanPSMT" w:hAnsi="TimesNewRomanPSMT" w:cs="TimesNewRomanPSMT"/>
         </w:rPr>
         <w:t>{{ bailleur.nom</w:t>
       </w:r>
+      <w:proofErr w:type="gramEnd"/>
       <w:r>
         <w:rPr>
           <w:rFonts w:ascii="TimesNewRomanPSMT" w:hAnsi="TimesNewRomanPSMT" w:cs="TimesNewRomanPSMT"/>
@@ -498,11 +520,19 @@
       <w:pPr>
         <w:jc w:val="both"/>
       </w:pPr>
-      <w:r>
-        <w:rPr>
-          <w:rFonts w:ascii="TimesNewRomanPSMT" w:hAnsi="TimesNewRomanPSMT" w:cs="TimesNewRomanPSMT"/>
-        </w:rPr>
-        <w:t>d'une part,</w:t>
+      <w:proofErr w:type="gramStart"/>
+      <w:r>
+        <w:rPr>
+          <w:rFonts w:ascii="TimesNewRomanPSMT" w:hAnsi="TimesNewRomanPSMT" w:cs="TimesNewRomanPSMT"/>
+        </w:rPr>
+        <w:t>d'une</w:t>
+      </w:r>
+      <w:proofErr w:type="gramEnd"/>
+      <w:r>
+        <w:rPr>
+          <w:rFonts w:ascii="TimesNewRomanPSMT" w:hAnsi="TimesNewRomanPSMT" w:cs="TimesNewRomanPSMT"/>
+        </w:rPr>
+        <w:t xml:space="preserve"> part,</w:t>
       </w:r>
     </w:p>
     <w:p>
@@ -869,30 +899,46 @@
       <w:pPr>
         <w:jc w:val="both"/>
       </w:pPr>
-      <w:r>
-        <w:rPr>
-          <w:rFonts w:ascii="TimesNewRomanPSMT" w:hAnsi="TimesNewRomanPSMT" w:cs="TimesNewRomanPSMT"/>
-        </w:rPr>
-        <w:t>d'autre part,</w:t>
-      </w:r>
-    </w:p>
-    <w:p>
-      <w:pPr>
-        <w:jc w:val="both"/>
-        <w:rPr>
-          <w:rFonts w:ascii="TimesNewRomanPSMT" w:hAnsi="TimesNewRomanPSMT" w:cs="TimesNewRomanPSMT"/>
-        </w:rPr>
-      </w:pPr>
-    </w:p>
-    <w:p>
-      <w:pPr>
-        <w:jc w:val="both"/>
-      </w:pPr>
-      <w:r>
-        <w:rPr>
-          <w:rFonts w:ascii="TimesNewRomanPSMT" w:hAnsi="TimesNewRomanPSMT" w:cs="TimesNewRomanPSMT"/>
-        </w:rPr>
-        <w:t>sont convenus de ce qui suit :</w:t>
+      <w:proofErr w:type="gramStart"/>
+      <w:r>
+        <w:rPr>
+          <w:rFonts w:ascii="TimesNewRomanPSMT" w:hAnsi="TimesNewRomanPSMT" w:cs="TimesNewRomanPSMT"/>
+        </w:rPr>
+        <w:t>d'autre</w:t>
+      </w:r>
+      <w:proofErr w:type="gramEnd"/>
+      <w:r>
+        <w:rPr>
+          <w:rFonts w:ascii="TimesNewRomanPSMT" w:hAnsi="TimesNewRomanPSMT" w:cs="TimesNewRomanPSMT"/>
+        </w:rPr>
+        <w:t xml:space="preserve"> part,</w:t>
+      </w:r>
+    </w:p>
+    <w:p>
+      <w:pPr>
+        <w:jc w:val="both"/>
+        <w:rPr>
+          <w:rFonts w:ascii="TimesNewRomanPSMT" w:hAnsi="TimesNewRomanPSMT" w:cs="TimesNewRomanPSMT"/>
+        </w:rPr>
+      </w:pPr>
+    </w:p>
+    <w:p>
+      <w:pPr>
+        <w:jc w:val="both"/>
+      </w:pPr>
+      <w:proofErr w:type="gramStart"/>
+      <w:r>
+        <w:rPr>
+          <w:rFonts w:ascii="TimesNewRomanPSMT" w:hAnsi="TimesNewRomanPSMT" w:cs="TimesNewRomanPSMT"/>
+        </w:rPr>
+        <w:t>sont</w:t>
+      </w:r>
+      <w:proofErr w:type="gramEnd"/>
+      <w:r>
+        <w:rPr>
+          <w:rFonts w:ascii="TimesNewRomanPSMT" w:hAnsi="TimesNewRomanPSMT" w:cs="TimesNewRomanPSMT"/>
+        </w:rPr>
+        <w:t xml:space="preserve"> convenus de ce qui suit :</w:t>
       </w:r>
     </w:p>
     <w:p>
@@ -1290,7 +1336,21 @@
         <w:rPr>
           <w:rFonts w:ascii="TimesNewRomanPSMT" w:hAnsi="TimesNewRomanPSMT" w:cs="TimesNewRomanPSMT"/>
         </w:rPr>
-        <w:t>{% if  convention.type2_lgts_concernes_option</w:t>
+        <w:t xml:space="preserve">{% </w:t>
+      </w:r>
+      <w:proofErr w:type="gramStart"/>
+      <w:r>
+        <w:rPr>
+          <w:rFonts w:ascii="TimesNewRomanPSMT" w:hAnsi="TimesNewRomanPSMT" w:cs="TimesNewRomanPSMT"/>
+        </w:rPr>
+        <w:t>if  convention</w:t>
+      </w:r>
+      <w:proofErr w:type="gramEnd"/>
+      <w:r>
+        <w:rPr>
+          <w:rFonts w:ascii="TimesNewRomanPSMT" w:hAnsi="TimesNewRomanPSMT" w:cs="TimesNewRomanPSMT"/>
+        </w:rPr>
+        <w:t>.type2_lgts_concernes_option</w:t>
       </w:r>
       <w:r>
         <w:rPr>
@@ -1361,7 +1421,21 @@
         <w:rPr>
           <w:rFonts w:ascii="TimesNewRomanPSMT" w:hAnsi="TimesNewRomanPSMT" w:cs="TimesNewRomanPSMT"/>
         </w:rPr>
-        <w:t>{% if  convention.type2_lgts_concernes_option</w:t>
+        <w:t xml:space="preserve">{% </w:t>
+      </w:r>
+      <w:proofErr w:type="gramStart"/>
+      <w:r>
+        <w:rPr>
+          <w:rFonts w:ascii="TimesNewRomanPSMT" w:hAnsi="TimesNewRomanPSMT" w:cs="TimesNewRomanPSMT"/>
+        </w:rPr>
+        <w:t>if  convention</w:t>
+      </w:r>
+      <w:proofErr w:type="gramEnd"/>
+      <w:r>
+        <w:rPr>
+          <w:rFonts w:ascii="TimesNewRomanPSMT" w:hAnsi="TimesNewRomanPSMT" w:cs="TimesNewRomanPSMT"/>
+        </w:rPr>
+        <w:t>.type2_lgts_concernes_option</w:t>
       </w:r>
       <w:r>
         <w:rPr>
@@ -1503,7 +1577,21 @@
         <w:rPr>
           <w:rFonts w:ascii="TimesNewRomanPSMT" w:hAnsi="TimesNewRomanPSMT" w:cs="TimesNewRomanPSMT"/>
         </w:rPr>
-        <w:t>{% if  convention.type2_lgts_concernes_option7 %}</w:t>
+        <w:t xml:space="preserve">{% </w:t>
+      </w:r>
+      <w:proofErr w:type="gramStart"/>
+      <w:r>
+        <w:rPr>
+          <w:rFonts w:ascii="TimesNewRomanPSMT" w:hAnsi="TimesNewRomanPSMT" w:cs="TimesNewRomanPSMT"/>
+        </w:rPr>
+        <w:t>if  convention</w:t>
+      </w:r>
+      <w:proofErr w:type="gramEnd"/>
+      <w:r>
+        <w:rPr>
+          <w:rFonts w:ascii="TimesNewRomanPSMT" w:hAnsi="TimesNewRomanPSMT" w:cs="TimesNewRomanPSMT"/>
+        </w:rPr>
+        <w:t>.type2_lgts_concernes_option7 %}</w:t>
       </w:r>
       <w:r>
         <w:rPr>
@@ -1568,7 +1656,21 @@
         <w:rPr>
           <w:rFonts w:ascii="TimesNewRomanPSMT" w:hAnsi="TimesNewRomanPSMT" w:cs="TimesNewRomanPSMT"/>
         </w:rPr>
-        <w:t>{% if  convention.type2_lgts_concernes_option8 %}</w:t>
+        <w:t xml:space="preserve">{% </w:t>
+      </w:r>
+      <w:proofErr w:type="gramStart"/>
+      <w:r>
+        <w:rPr>
+          <w:rFonts w:ascii="TimesNewRomanPSMT" w:hAnsi="TimesNewRomanPSMT" w:cs="TimesNewRomanPSMT"/>
+        </w:rPr>
+        <w:t>if  convention</w:t>
+      </w:r>
+      <w:proofErr w:type="gramEnd"/>
+      <w:r>
+        <w:rPr>
+          <w:rFonts w:ascii="TimesNewRomanPSMT" w:hAnsi="TimesNewRomanPSMT" w:cs="TimesNewRomanPSMT"/>
+        </w:rPr>
+        <w:t>.type2_lgts_concernes_option8 %}</w:t>
       </w:r>
       <w:r>
         <w:rPr>
@@ -1713,7 +1815,21 @@
         <w:rPr>
           <w:rFonts w:ascii="TimesNewRomanPSMT" w:hAnsi="TimesNewRomanPSMT" w:cs="TimesNewRomanPSMT"/>
         </w:rPr>
-        <w:t>Elle expire le {{ convention.date_fin_conventionnement|d }}</w:t>
+        <w:t xml:space="preserve">Elle expire le </w:t>
+      </w:r>
+      <w:proofErr w:type="gramStart"/>
+      <w:r>
+        <w:rPr>
+          <w:rFonts w:ascii="TimesNewRomanPSMT" w:hAnsi="TimesNewRomanPSMT" w:cs="TimesNewRomanPSMT"/>
+        </w:rPr>
+        <w:t>{{ convention</w:t>
+      </w:r>
+      <w:proofErr w:type="gramEnd"/>
+      <w:r>
+        <w:rPr>
+          <w:rFonts w:ascii="TimesNewRomanPSMT" w:hAnsi="TimesNewRomanPSMT" w:cs="TimesNewRomanPSMT"/>
+        </w:rPr>
+        <w:t>.date_fin_conventionnement|d }}</w:t>
       </w:r>
     </w:p>
     <w:p>
@@ -2058,20 +2174,29 @@
       <w:pPr>
         <w:jc w:val="center"/>
       </w:pPr>
+      <w:proofErr w:type="gramStart"/>
       <w:r>
         <w:rPr>
           <w:rFonts w:ascii="TimesNewRomanPS-BoldMT" w:hAnsi="TimesNewRomanPS-BoldMT" w:cs="TimesNewRomanPS-BoldMT"/>
           <w:b/>
         </w:rPr>
-        <w:t>aux conditions de location des logements.</w:t>
-      </w:r>
-    </w:p>
-    <w:p>
-      <w:pPr>
+        <w:t>aux</w:t>
+      </w:r>
+      <w:proofErr w:type="gramEnd"/>
+      <w:r>
         <w:rPr>
           <w:rFonts w:ascii="TimesNewRomanPS-BoldMT" w:hAnsi="TimesNewRomanPS-BoldMT" w:cs="TimesNewRomanPS-BoldMT"/>
           <w:b/>
         </w:rPr>
+        <w:t xml:space="preserve"> conditions de location des logements.</w:t>
+      </w:r>
+    </w:p>
+    <w:p>
+      <w:pPr>
+        <w:rPr>
+          <w:rFonts w:ascii="TimesNewRomanPS-BoldMT" w:hAnsi="TimesNewRomanPS-BoldMT" w:cs="TimesNewRomanPS-BoldMT"/>
+          <w:b/>
+        </w:rPr>
       </w:pPr>
     </w:p>
     <w:p>
@@ -2323,7 +2448,21 @@
         <w:rPr>
           <w:rFonts w:ascii="TimesNewRomanPSMT" w:hAnsi="TimesNewRomanPSMT" w:cs="TimesNewRomanPSMT"/>
         </w:rPr>
-        <w:t>    • ceux de son conjoint, de son concubin ou de son partenaire lié par un pacte civil de solidarité ;- son conjoint, son concubin ou son partenaire lié par un pacte civil de solidarité.</w:t>
+        <w:t>    • ceux de son conjoint, de son concubin ou de son partenaire lié par un pacte civil de solidarité</w:t>
+      </w:r>
+      <w:proofErr w:type="gramStart"/>
+      <w:r>
+        <w:rPr>
+          <w:rFonts w:ascii="TimesNewRomanPSMT" w:hAnsi="TimesNewRomanPSMT" w:cs="TimesNewRomanPSMT"/>
+        </w:rPr>
+        <w:t xml:space="preserve"> ;-</w:t>
+      </w:r>
+      <w:proofErr w:type="gramEnd"/>
+      <w:r>
+        <w:rPr>
+          <w:rFonts w:ascii="TimesNewRomanPSMT" w:hAnsi="TimesNewRomanPSMT" w:cs="TimesNewRomanPSMT"/>
+        </w:rPr>
+        <w:t xml:space="preserve"> son conjoint, son concubin ou son partenaire lié par un pacte civil de solidarité.</w:t>
       </w:r>
     </w:p>
     <w:p>
@@ -2552,6 +2691,7 @@
       </w:r>
       <w:bookmarkStart w:id="15" w:name="Mix3092"/>
       <w:bookmarkEnd w:id="15"/>
+      <w:proofErr w:type="gramStart"/>
       <w:r>
         <w:rPr>
           <w:rFonts w:ascii="TimesNewRomanPSMT" w:hAnsi="TimesNewRomanPSMT" w:cs="TimesNewRomanPSMT"/>
@@ -2562,7 +2702,14 @@
         <w:rPr>
           <w:rFonts w:ascii="TimesNewRomanPSMT" w:hAnsi="TimesNewRomanPSMT" w:cs="TimesNewRomanPSMT"/>
         </w:rPr>
-        <w:t xml:space="preserve">mixPLUSinf10_30pc </w:t>
+        <w:t>mixPLUSinf</w:t>
+      </w:r>
+      <w:proofErr w:type="gramEnd"/>
+      <w:r>
+        <w:rPr>
+          <w:rFonts w:ascii="TimesNewRomanPSMT" w:hAnsi="TimesNewRomanPSMT" w:cs="TimesNewRomanPSMT"/>
+        </w:rPr>
+        <w:t xml:space="preserve">10_30pc </w:t>
       </w:r>
       <w:r>
         <w:rPr>
@@ -2824,6 +2971,7 @@
       </w:r>
       <w:bookmarkStart w:id="16" w:name="Mix1091"/>
       <w:bookmarkEnd w:id="16"/>
+      <w:proofErr w:type="gramStart"/>
       <w:r>
         <w:rPr>
           <w:rFonts w:ascii="TimesNewRomanPSMT" w:hAnsi="TimesNewRomanPSMT" w:cs="TimesNewRomanPSMT"/>
@@ -2834,7 +2982,14 @@
         <w:rPr>
           <w:rFonts w:ascii="TimesNewRomanPSMT" w:hAnsi="TimesNewRomanPSMT" w:cs="TimesNewRomanPSMT"/>
         </w:rPr>
-        <w:t xml:space="preserve">mixPLUSinf10_10pc </w:t>
+        <w:t>mixPLUSinf</w:t>
+      </w:r>
+      <w:proofErr w:type="gramEnd"/>
+      <w:r>
+        <w:rPr>
+          <w:rFonts w:ascii="TimesNewRomanPSMT" w:hAnsi="TimesNewRomanPSMT" w:cs="TimesNewRomanPSMT"/>
+        </w:rPr>
+        <w:t xml:space="preserve">10_10pc </w:t>
       </w:r>
       <w:r>
         <w:rPr>
@@ -2904,7 +3059,7 @@
     </w:p>
     <w:p>
       <w:pPr>
-        <w:pStyle w:val="Paragraphedeliste"/>
+        <w:pStyle w:val="ListParagraph"/>
         <w:numPr>
           <w:ilvl w:val="0"/>
           <w:numId w:val="4"/>
@@ -2923,7 +3078,7 @@
     </w:p>
     <w:p>
       <w:pPr>
-        <w:pStyle w:val="Paragraphedeliste"/>
+        <w:pStyle w:val="ListParagraph"/>
         <w:numPr>
           <w:ilvl w:val="0"/>
           <w:numId w:val="4"/>
@@ -3097,11 +3252,19 @@
       </w:r>
       <w:bookmarkStart w:id="17" w:name="Loyer1"/>
       <w:bookmarkEnd w:id="17"/>
-      <w:r>
-        <w:rPr>
-          <w:rFonts w:ascii="TimesNewRomanPSMT" w:hAnsi="TimesNewRomanPSMT" w:cs="TimesNewRomanPSMT"/>
-        </w:rPr>
-        <w:t>{{ loyer_m2</w:t>
+      <w:proofErr w:type="gramStart"/>
+      <w:r>
+        <w:rPr>
+          <w:rFonts w:ascii="TimesNewRomanPSMT" w:hAnsi="TimesNewRomanPSMT" w:cs="TimesNewRomanPSMT"/>
+        </w:rPr>
+        <w:t>{{ loyer</w:t>
+      </w:r>
+      <w:proofErr w:type="gramEnd"/>
+      <w:r>
+        <w:rPr>
+          <w:rFonts w:ascii="TimesNewRomanPSMT" w:hAnsi="TimesNewRomanPSMT" w:cs="TimesNewRomanPSMT"/>
+        </w:rPr>
+        <w:t>_m2</w:t>
       </w:r>
       <w:r>
         <w:rPr>
@@ -4218,29 +4381,57 @@
         <w:rPr>
           <w:rFonts w:ascii="TimesNewRomanPSMT" w:hAnsi="TimesNewRomanPSMT" w:cs="TimesNewRomanPSMT"/>
         </w:rPr>
-        <w:t>Les dispositions de la loi du 1er septembre 1948 précitée cessent d'être applicables au logement considéré à l'expiration du délai de six mois susmentionné ou à la date de signature du bail proposé à l'occupant de bonne foi, sous réserve des dispositions de l'article L. 353-9 du code de la construction et de l'habitation applicables dans les conditions précisées à l'article 14 de la présente convention.</w:t>
-      </w:r>
-    </w:p>
-    <w:p>
-      <w:pPr>
-        <w:jc w:val="both"/>
-        <w:rPr>
-          <w:rFonts w:ascii="TimesNewRomanPSMT" w:hAnsi="TimesNewRomanPSMT" w:cs="TimesNewRomanPSMT"/>
-        </w:rPr>
-      </w:pPr>
-    </w:p>
-    <w:p>
-      <w:pPr>
-        <w:jc w:val="both"/>
-        <w:rPr>
-          <w:rFonts w:ascii="TimesNewRomanPSMT" w:hAnsi="TimesNewRomanPSMT" w:cs="TimesNewRomanPSMT"/>
-        </w:rPr>
-      </w:pPr>
-      <w:r>
-        <w:rPr>
-          <w:rFonts w:ascii="TimesNewRomanPSMT" w:hAnsi="TimesNewRomanPSMT" w:cs="TimesNewRomanPSMT"/>
-        </w:rPr>
-        <w:t>Faute d'acceptation du bail par l'occupant de bonne foi pouvant se prévaloir des dispositions de la loi du 1er septembre 1948 précitée, l'occupant ne bénéficie d'aucun titre d'occupation à l'expiration du délai de six mois susmentionné.</w:t>
+        <w:t xml:space="preserve">Les dispositions de la loi du 1er septembre 1948 précitée cessent d'être applicables au logement considéré à l'expiration du délai de </w:t>
+      </w:r>
+      <w:proofErr w:type="gramStart"/>
+      <w:r>
+        <w:rPr>
+          <w:rFonts w:ascii="TimesNewRomanPSMT" w:hAnsi="TimesNewRomanPSMT" w:cs="TimesNewRomanPSMT"/>
+        </w:rPr>
+        <w:t>six mois susmentionné</w:t>
+      </w:r>
+      <w:proofErr w:type="gramEnd"/>
+      <w:r>
+        <w:rPr>
+          <w:rFonts w:ascii="TimesNewRomanPSMT" w:hAnsi="TimesNewRomanPSMT" w:cs="TimesNewRomanPSMT"/>
+        </w:rPr>
+        <w:t xml:space="preserve"> ou à la date de signature du bail proposé à l'occupant de bonne foi, sous réserve des dispositions de l'article L. 353-9 du code de la construction et de l'habitation applicables dans les conditions précisées à l'article 14 de la présente convention.</w:t>
+      </w:r>
+    </w:p>
+    <w:p>
+      <w:pPr>
+        <w:jc w:val="both"/>
+        <w:rPr>
+          <w:rFonts w:ascii="TimesNewRomanPSMT" w:hAnsi="TimesNewRomanPSMT" w:cs="TimesNewRomanPSMT"/>
+        </w:rPr>
+      </w:pPr>
+    </w:p>
+    <w:p>
+      <w:pPr>
+        <w:jc w:val="both"/>
+        <w:rPr>
+          <w:rFonts w:ascii="TimesNewRomanPSMT" w:hAnsi="TimesNewRomanPSMT" w:cs="TimesNewRomanPSMT"/>
+        </w:rPr>
+      </w:pPr>
+      <w:r>
+        <w:rPr>
+          <w:rFonts w:ascii="TimesNewRomanPSMT" w:hAnsi="TimesNewRomanPSMT" w:cs="TimesNewRomanPSMT"/>
+        </w:rPr>
+        <w:t xml:space="preserve">Faute d'acceptation du bail par l'occupant de bonne foi pouvant se prévaloir des dispositions de la loi du 1er septembre 1948 précitée, l'occupant ne bénéficie d'aucun titre d'occupation à l'expiration du délai de </w:t>
+      </w:r>
+      <w:proofErr w:type="gramStart"/>
+      <w:r>
+        <w:rPr>
+          <w:rFonts w:ascii="TimesNewRomanPSMT" w:hAnsi="TimesNewRomanPSMT" w:cs="TimesNewRomanPSMT"/>
+        </w:rPr>
+        <w:t>six mois susmentionné</w:t>
+      </w:r>
+      <w:proofErr w:type="gramEnd"/>
+      <w:r>
+        <w:rPr>
+          <w:rFonts w:ascii="TimesNewRomanPSMT" w:hAnsi="TimesNewRomanPSMT" w:cs="TimesNewRomanPSMT"/>
+        </w:rPr>
+        <w:t>.</w:t>
       </w:r>
     </w:p>
     <w:p>
@@ -4451,7 +4642,7 @@
     </w:p>
     <w:p>
       <w:pPr>
-        <w:pStyle w:val="Paragraphedeliste"/>
+        <w:pStyle w:val="ListParagraph"/>
         <w:numPr>
           <w:ilvl w:val="0"/>
           <w:numId w:val="4"/>
@@ -4461,16 +4652,24 @@
           <w:rFonts w:ascii="TimesNewRomanPSMT" w:hAnsi="TimesNewRomanPSMT" w:cs="TimesNewRomanPSMT"/>
         </w:rPr>
       </w:pPr>
-      <w:r>
-        <w:rPr>
-          <w:rFonts w:ascii="TimesNewRomanPSMT" w:hAnsi="TimesNewRomanPSMT" w:cs="TimesNewRomanPSMT"/>
-        </w:rPr>
-        <w:t>qu'il soit âgé d'au moins soixante-cinq ans ou d'au moins soixante ans en cas d'inaptitude au travailou lorsque à cet âge il bénéficie d'une retraite et que ses ressources annuelles n'excèdent pas le montant visé à l'article 22 bis de la loi du 1er septembre 1948 précitée ;</w:t>
-      </w:r>
-    </w:p>
-    <w:p>
-      <w:pPr>
-        <w:pStyle w:val="Paragraphedeliste"/>
+      <w:proofErr w:type="gramStart"/>
+      <w:r>
+        <w:rPr>
+          <w:rFonts w:ascii="TimesNewRomanPSMT" w:hAnsi="TimesNewRomanPSMT" w:cs="TimesNewRomanPSMT"/>
+        </w:rPr>
+        <w:t>qu'il</w:t>
+      </w:r>
+      <w:proofErr w:type="gramEnd"/>
+      <w:r>
+        <w:rPr>
+          <w:rFonts w:ascii="TimesNewRomanPSMT" w:hAnsi="TimesNewRomanPSMT" w:cs="TimesNewRomanPSMT"/>
+        </w:rPr>
+        <w:t xml:space="preserve"> soit âgé d'au moins soixante-cinq ans ou d'au moins soixante ans en cas d'inaptitude au travailou lorsque à cet âge il bénéficie d'une retraite et que ses ressources annuelles n'excèdent pas le montant visé à l'article 22 bis de la loi du 1er septembre 1948 précitée ;</w:t>
+      </w:r>
+    </w:p>
+    <w:p>
+      <w:pPr>
+        <w:pStyle w:val="ListParagraph"/>
         <w:numPr>
           <w:ilvl w:val="0"/>
           <w:numId w:val="4"/>
@@ -4480,11 +4679,19 @@
           <w:rFonts w:ascii="TimesNewRomanPSMT" w:hAnsi="TimesNewRomanPSMT" w:cs="TimesNewRomanPSMT"/>
         </w:rPr>
       </w:pPr>
-      <w:r>
-        <w:rPr>
-          <w:rFonts w:ascii="TimesNewRomanPSMT" w:hAnsi="TimesNewRomanPSMT" w:cs="TimesNewRomanPSMT"/>
-        </w:rPr>
-        <w:t>que les dispositions de la loi du 1er septembre 1948 précitée soient encore applicables au logementet au locataire ou occupant en vertu de mesures particulières prises en application de ladite loi.</w:t>
+      <w:proofErr w:type="gramStart"/>
+      <w:r>
+        <w:rPr>
+          <w:rFonts w:ascii="TimesNewRomanPSMT" w:hAnsi="TimesNewRomanPSMT" w:cs="TimesNewRomanPSMT"/>
+        </w:rPr>
+        <w:t>que</w:t>
+      </w:r>
+      <w:proofErr w:type="gramEnd"/>
+      <w:r>
+        <w:rPr>
+          <w:rFonts w:ascii="TimesNewRomanPSMT" w:hAnsi="TimesNewRomanPSMT" w:cs="TimesNewRomanPSMT"/>
+        </w:rPr>
+        <w:t xml:space="preserve"> les dispositions de la loi du 1er septembre 1948 précitée soient encore applicables au logementet au locataire ou occupant en vertu de mesures particulières prises en application de ladite loi.</w:t>
       </w:r>
     </w:p>
     <w:p>
@@ -4776,7 +4983,21 @@
         <w:rPr>
           <w:rFonts w:ascii="TimesNewRomanPSMT" w:hAnsi="TimesNewRomanPSMT" w:cs="TimesNewRomanPSMT"/>
         </w:rPr>
-        <w:t>Pendant la durée de la convention, le contrat de location est reconduit tacitement pour des périodes de trois ans, dans la mesure où le locataire se conforme aux obligations de l'article 7 de la loi du 6 juillet 1989 précitée, sauf résiliation du bail par le locataire dans les conditions des treizième à vingt-deuxième alinéas du I de l'article 15 de la loi du 6 juillet 1989 précitée.</w:t>
+        <w:t xml:space="preserve">Pendant la durée de la convention, le contrat de location est reconduit tacitement pour des périodes de trois ans, dans la mesure où le locataire se conforme aux obligations de l'article 7 de la loi du 6 juillet 1989 précitée, sauf résiliation du bail par le locataire dans les conditions </w:t>
+      </w:r>
+      <w:proofErr w:type="gramStart"/>
+      <w:r>
+        <w:rPr>
+          <w:rFonts w:ascii="TimesNewRomanPSMT" w:hAnsi="TimesNewRomanPSMT" w:cs="TimesNewRomanPSMT"/>
+        </w:rPr>
+        <w:t>des treizième</w:t>
+      </w:r>
+      <w:proofErr w:type="gramEnd"/>
+      <w:r>
+        <w:rPr>
+          <w:rFonts w:ascii="TimesNewRomanPSMT" w:hAnsi="TimesNewRomanPSMT" w:cs="TimesNewRomanPSMT"/>
+        </w:rPr>
+        <w:t xml:space="preserve"> à vingt-deuxième alinéas du I de l'article 15 de la loi du 6 juillet 1989 précitée.</w:t>
       </w:r>
     </w:p>
     <w:p>
@@ -5181,7 +5402,21 @@
         <w:rPr>
           <w:rFonts w:ascii="TimesNewRomanPSMT" w:hAnsi="TimesNewRomanPSMT" w:cs="TimesNewRomanPSMT"/>
         </w:rPr>
-        <w:t>Les logements peuvent également être loués dans les conditions prévues aux quatrième et cinquième alinéas du I de l’article L. 442-8-1 du code de la construction et de l’habitation.</w:t>
+        <w:t xml:space="preserve">Les logements peuvent également être loués dans les conditions prévues </w:t>
+      </w:r>
+      <w:proofErr w:type="gramStart"/>
+      <w:r>
+        <w:rPr>
+          <w:rFonts w:ascii="TimesNewRomanPSMT" w:hAnsi="TimesNewRomanPSMT" w:cs="TimesNewRomanPSMT"/>
+        </w:rPr>
+        <w:t>aux quatrième et cinquième alinéas</w:t>
+      </w:r>
+      <w:proofErr w:type="gramEnd"/>
+      <w:r>
+        <w:rPr>
+          <w:rFonts w:ascii="TimesNewRomanPSMT" w:hAnsi="TimesNewRomanPSMT" w:cs="TimesNewRomanPSMT"/>
+        </w:rPr>
+        <w:t xml:space="preserve"> du I de l’article L. 442-8-1 du code de la construction et de l’habitation.</w:t>
       </w:r>
     </w:p>
     <w:p>
@@ -5336,7 +5571,21 @@
         <w:rPr>
           <w:rFonts w:ascii="TimesNewRomanPSMT" w:hAnsi="TimesNewRomanPSMT" w:cs="TimesNewRomanPSMT"/>
         </w:rPr>
-        <w:t>Le locataire peut donner congé à tout moment, dans les conditions des treizième à vingt-deuxième alinéas du I de l'article 15 de la loi du 6 juillet 1989 précitée. Il est redevable du loyer et des charges pendant la durée effective du délai de préavis, de jour à jour, sauf si le logement se trouve occupé avant la fin du préavis par un autre locataire en accord avec le bailleur.</w:t>
+        <w:t xml:space="preserve">Le locataire peut donner congé à tout moment, dans les conditions </w:t>
+      </w:r>
+      <w:proofErr w:type="gramStart"/>
+      <w:r>
+        <w:rPr>
+          <w:rFonts w:ascii="TimesNewRomanPSMT" w:hAnsi="TimesNewRomanPSMT" w:cs="TimesNewRomanPSMT"/>
+        </w:rPr>
+        <w:t>des treizième</w:t>
+      </w:r>
+      <w:proofErr w:type="gramEnd"/>
+      <w:r>
+        <w:rPr>
+          <w:rFonts w:ascii="TimesNewRomanPSMT" w:hAnsi="TimesNewRomanPSMT" w:cs="TimesNewRomanPSMT"/>
+        </w:rPr>
+        <w:t xml:space="preserve"> à vingt-deuxième alinéas du I de l'article 15 de la loi du 6 juillet 1989 précitée. Il est redevable du loyer et des charges pendant la durée effective du délai de préavis, de jour à jour, sauf si le logement se trouve occupé avant la fin du préavis par un autre locataire en accord avec le bailleur.</w:t>
       </w:r>
     </w:p>
     <w:p>
@@ -5614,7 +5863,7 @@
     </w:p>
     <w:p>
       <w:pPr>
-        <w:pStyle w:val="Paragraphedeliste"/>
+        <w:pStyle w:val="ListParagraph"/>
         <w:numPr>
           <w:ilvl w:val="0"/>
           <w:numId w:val="4"/>
@@ -5624,11 +5873,19 @@
           <w:rFonts w:ascii="TimesNewRomanPSMT" w:hAnsi="TimesNewRomanPSMT" w:cs="TimesNewRomanPSMT"/>
         </w:rPr>
       </w:pPr>
-      <w:r>
-        <w:rPr>
-          <w:rFonts w:ascii="TimesNewRomanPSMT" w:hAnsi="TimesNewRomanPSMT" w:cs="TimesNewRomanPSMT"/>
-        </w:rPr>
-        <w:t>une attestation concernant le montant du loyer applicable à chaque logement concerné par laprésente convention, à compter du 1er juillet de l'année en cours</w:t>
+      <w:proofErr w:type="gramStart"/>
+      <w:r>
+        <w:rPr>
+          <w:rFonts w:ascii="TimesNewRomanPSMT" w:hAnsi="TimesNewRomanPSMT" w:cs="TimesNewRomanPSMT"/>
+        </w:rPr>
+        <w:t>une</w:t>
+      </w:r>
+      <w:proofErr w:type="gramEnd"/>
+      <w:r>
+        <w:rPr>
+          <w:rFonts w:ascii="TimesNewRomanPSMT" w:hAnsi="TimesNewRomanPSMT" w:cs="TimesNewRomanPSMT"/>
+        </w:rPr>
+        <w:t xml:space="preserve"> attestation concernant le montant du loyer applicable à chaque logement concerné par laprésente convention, à compter du 1er juillet de l'année en cours</w:t>
       </w:r>
       <w:r>
         <w:rPr>
@@ -5645,7 +5902,7 @@
     </w:p>
     <w:p>
       <w:pPr>
-        <w:pStyle w:val="Paragraphedeliste"/>
+        <w:pStyle w:val="ListParagraph"/>
         <w:numPr>
           <w:ilvl w:val="0"/>
           <w:numId w:val="4"/>
@@ -5655,11 +5912,19 @@
           <w:rFonts w:ascii="TimesNewRomanPSMT" w:hAnsi="TimesNewRomanPSMT" w:cs="TimesNewRomanPSMT"/>
         </w:rPr>
       </w:pPr>
-      <w:r>
-        <w:rPr>
-          <w:rFonts w:ascii="TimesNewRomanPSMT" w:hAnsi="TimesNewRomanPSMT" w:cs="TimesNewRomanPSMT"/>
-        </w:rPr>
-        <w:t>un document attestant que tous les bénéficiaires sont à jour de leurs obligations vis-à-vis dubailleur ou, le cas échéant, la liste des bénéficiaires d'APL non à jour en certifiant que cette liste est exhaustive. Ce document mentionne également la date à laquelle l’organisme payeur a été saisi en cas d’impayé constitué selon la définition fixée par l’article R. 824-1 du code de la construction et de l’habitation.</w:t>
+      <w:proofErr w:type="gramStart"/>
+      <w:r>
+        <w:rPr>
+          <w:rFonts w:ascii="TimesNewRomanPSMT" w:hAnsi="TimesNewRomanPSMT" w:cs="TimesNewRomanPSMT"/>
+        </w:rPr>
+        <w:t>un</w:t>
+      </w:r>
+      <w:proofErr w:type="gramEnd"/>
+      <w:r>
+        <w:rPr>
+          <w:rFonts w:ascii="TimesNewRomanPSMT" w:hAnsi="TimesNewRomanPSMT" w:cs="TimesNewRomanPSMT"/>
+        </w:rPr>
+        <w:t xml:space="preserve"> document attestant que tous les bénéficiaires sont à jour de leurs obligations vis-à-vis dubailleur ou, le cas échéant, la liste des bénéficiaires d'APL non à jour en certifiant que cette liste est exhaustive. Ce document mentionne également la date à laquelle l’organisme payeur a été saisi en cas d’impayé constitué selon la définition fixée par l’article R. 824-1 du code de la construction et de l’habitation.</w:t>
       </w:r>
     </w:p>
     <w:p>
@@ -6373,7 +6638,33 @@
                               <w:rPr>
                                 <w:rFonts w:ascii="TimesNewRomanPSMT" w:hAnsi="TimesNewRomanPSMT" w:cs="TimesNewRomanPSMT"/>
                               </w:rPr>
-                              <w:t>Fait en trois originaux à {{administration.</w:t>
+                              <w:t xml:space="preserve">Fait en </w:t>
+                            </w:r>
+                            <w:proofErr w:type="gramStart"/>
+                            <w:r>
+                              <w:rPr>
+                                <w:rFonts w:ascii="TimesNewRomanPSMT" w:hAnsi="TimesNewRomanPSMT" w:cs="TimesNewRomanPSMT"/>
+                              </w:rPr>
+                              <w:t>{{ administration</w:t>
+                            </w:r>
+                            <w:proofErr w:type="gramEnd"/>
+                            <w:r>
+                              <w:rPr>
+                                <w:rFonts w:ascii="TimesNewRomanPSMT" w:hAnsi="TimesNewRomanPSMT" w:cs="TimesNewRomanPSMT"/>
+                              </w:rPr>
+                              <w:t>.nb_convention_exemplaires }}</w:t>
+                            </w:r>
+                            <w:r>
+                              <w:rPr>
+                                <w:rFonts w:ascii="TimesNewRomanPSMT" w:hAnsi="TimesNewRomanPSMT" w:cs="TimesNewRomanPSMT"/>
+                              </w:rPr>
+                              <w:t xml:space="preserve"> </w:t>
+                            </w:r>
+                            <w:r>
+                              <w:rPr>
+                                <w:rFonts w:ascii="TimesNewRomanPSMT" w:hAnsi="TimesNewRomanPSMT" w:cs="TimesNewRomanPSMT"/>
+                              </w:rPr>
+                              <w:t>originaux à {{administration.</w:t>
                             </w:r>
                             <w:r>
                               <w:rPr>
@@ -6494,7 +6785,7 @@
                 <v:stroke joinstyle="miter"/>
                 <v:path gradientshapeok="t" o:connecttype="rect"/>
               </v:shapetype>
-              <v:shape id="Text Box 25" o:spid="_x0000_s1026" type="#_x0000_t202" style="width:411.95pt;height:213.85pt;visibility:visible;mso-wrap-style:square;mso-left-percent:-10001;mso-top-percent:-10001;mso-position-horizontal:absolute;mso-position-horizontal-relative:char;mso-position-vertical:absolute;mso-position-vertical-relative:line;mso-left-percent:-10001;mso-top-percent:-10001;v-text-anchor:top" o:gfxdata="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" fillcolor="white [3201]" stroked="f" strokeweight=".5pt">
+              <v:shape id="Text Box 25" o:spid="_x0000_s1026" type="#_x0000_t202" style="width:411.95pt;height:213.85pt;visibility:visible;mso-wrap-style:square;mso-left-percent:-10001;mso-top-percent:-10001;mso-position-horizontal:absolute;mso-position-horizontal-relative:char;mso-position-vertical:absolute;mso-position-vertical-relative:line;mso-left-percent:-10001;mso-top-percent:-10001;v-text-anchor:top" o:gfxdata="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" fillcolor="white [3201]" stroked="f" strokeweight=".5pt">
                 <v:textbox inset="0,0,0,0">
                   <w:txbxContent>
                     <w:p>
@@ -6505,41 +6796,39 @@
                         <w:rPr>
                           <w:rFonts w:ascii="TimesNewRomanPSMT" w:hAnsi="TimesNewRomanPSMT" w:cs="TimesNewRomanPSMT"/>
                         </w:rPr>
-                        <w:t>Fait en trois originaux à {{</w:t>
-                      </w:r>
-                      <w:proofErr w:type="spellStart"/>
-                      <w:r>
-                        <w:rPr>
-                          <w:rFonts w:ascii="TimesNewRomanPSMT" w:hAnsi="TimesNewRomanPSMT" w:cs="TimesNewRomanPSMT"/>
-                        </w:rPr>
-                        <w:t>administration.</w:t>
-                      </w:r>
-                      <w:r>
-                        <w:rPr>
-                          <w:rFonts w:ascii="TimesNewRomanPSMT" w:hAnsi="TimesNewRomanPSMT" w:cs="TimesNewRomanPSMT"/>
-                        </w:rPr>
-                        <w:t>get_ville_signature_or_</w:t>
+                        <w:t xml:space="preserve">Fait en </w:t>
                       </w:r>
                       <w:proofErr w:type="gramStart"/>
                       <w:r>
                         <w:rPr>
                           <w:rFonts w:ascii="TimesNewRomanPSMT" w:hAnsi="TimesNewRomanPSMT" w:cs="TimesNewRomanPSMT"/>
                         </w:rPr>
-                        <w:t>empty</w:t>
-                      </w:r>
-                      <w:proofErr w:type="spellEnd"/>
-                      <w:r>
-                        <w:rPr>
-                          <w:rFonts w:ascii="TimesNewRomanPSMT" w:hAnsi="TimesNewRomanPSMT" w:cs="TimesNewRomanPSMT"/>
-                        </w:rPr>
-                        <w:t>(</w:t>
+                        <w:t>{{ administration</w:t>
                       </w:r>
                       <w:proofErr w:type="gramEnd"/>
                       <w:r>
                         <w:rPr>
                           <w:rFonts w:ascii="TimesNewRomanPSMT" w:hAnsi="TimesNewRomanPSMT" w:cs="TimesNewRomanPSMT"/>
                         </w:rPr>
-                        <w:t xml:space="preserve">) </w:t>
+                        <w:t>.nb_convention_exemplaires }}</w:t>
+                      </w:r>
+                      <w:r>
+                        <w:rPr>
+                          <w:rFonts w:ascii="TimesNewRomanPSMT" w:hAnsi="TimesNewRomanPSMT" w:cs="TimesNewRomanPSMT"/>
+                        </w:rPr>
+                        <w:t xml:space="preserve"> </w:t>
+                      </w:r>
+                      <w:r>
+                        <w:rPr>
+                          <w:rFonts w:ascii="TimesNewRomanPSMT" w:hAnsi="TimesNewRomanPSMT" w:cs="TimesNewRomanPSMT"/>
+                        </w:rPr>
+                        <w:t>originaux à {{administration.</w:t>
+                      </w:r>
+                      <w:r>
+                        <w:rPr>
+                          <w:rFonts w:ascii="TimesNewRomanPSMT" w:hAnsi="TimesNewRomanPSMT" w:cs="TimesNewRomanPSMT"/>
+                        </w:rPr>
+                        <w:t xml:space="preserve">get_ville_signature_or_empty() </w:t>
                       </w:r>
                       <w:r>
                         <w:rPr>
@@ -6684,11 +6973,19 @@
         </w:rPr>
         <w:t xml:space="preserve">u programme </w:t>
       </w:r>
-      <w:r>
-        <w:rPr>
-          <w:rFonts w:ascii="TimesNewRomanPSMT" w:hAnsi="TimesNewRomanPSMT" w:cs="TimesNewRomanPSMT"/>
-        </w:rPr>
-        <w:t>{{ programme.nom }}</w:t>
+      <w:proofErr w:type="gramStart"/>
+      <w:r>
+        <w:rPr>
+          <w:rFonts w:ascii="TimesNewRomanPSMT" w:hAnsi="TimesNewRomanPSMT" w:cs="TimesNewRomanPSMT"/>
+        </w:rPr>
+        <w:t>{{ programme.nom</w:t>
+      </w:r>
+      <w:proofErr w:type="gramEnd"/>
+      <w:r>
+        <w:rPr>
+          <w:rFonts w:ascii="TimesNewRomanPSMT" w:hAnsi="TimesNewRomanPSMT" w:cs="TimesNewRomanPSMT"/>
+        </w:rPr>
+        <w:t xml:space="preserve"> }}</w:t>
       </w:r>
       <w:r>
         <w:rPr>
@@ -6956,18 +7253,33 @@
           <w:rFonts w:ascii="TimesNewRomanPSMT" w:hAnsi="TimesNewRomanPSMT" w:cs="TimesNewRomanPSMT"/>
           <w:lang w:val="en-US"/>
         </w:rPr>
-        <w:t>{% endfor %}</w:t>
-      </w:r>
-      <w:r>
-        <w:rPr>
-          <w:rFonts w:ascii="TimesNewRomanPSMT" w:hAnsi="TimesNewRomanPSMT" w:cs="TimesNewRomanPSMT"/>
-        </w:rPr>
-        <w:t>{% if references_cadastrales|len %}</w:t>
+        <w:t xml:space="preserve">{% endfor </w:t>
+      </w:r>
+      <w:proofErr w:type="gramStart"/>
+      <w:r>
+        <w:rPr>
+          <w:rFonts w:ascii="TimesNewRomanPSMT" w:hAnsi="TimesNewRomanPSMT" w:cs="TimesNewRomanPSMT"/>
+          <w:lang w:val="en-US"/>
+        </w:rPr>
+        <w:t>%}</w:t>
+      </w:r>
+      <w:r>
+        <w:rPr>
+          <w:rFonts w:ascii="TimesNewRomanPSMT" w:hAnsi="TimesNewRomanPSMT" w:cs="TimesNewRomanPSMT"/>
+        </w:rPr>
+        <w:t>{</w:t>
+      </w:r>
+      <w:proofErr w:type="gramEnd"/>
+      <w:r>
+        <w:rPr>
+          <w:rFonts w:ascii="TimesNewRomanPSMT" w:hAnsi="TimesNewRomanPSMT" w:cs="TimesNewRomanPSMT"/>
+        </w:rPr>
+        <w:t>% if references_cadastrales|len %}</w:t>
       </w:r>
     </w:p>
     <w:tbl>
       <w:tblPr>
-        <w:tblStyle w:val="Grilledutableau"/>
+        <w:tblStyle w:val="TableGrid"/>
         <w:tblW w:w="0" w:type="auto"/>
         <w:tblLook w:val="04A0" w:firstRow="1" w:lastRow="0" w:firstColumn="1" w:lastColumn="0" w:noHBand="0" w:noVBand="1"/>
       </w:tblPr>
@@ -7168,13 +7480,23 @@
                 <w:lang w:val="en-US"/>
               </w:rPr>
             </w:pPr>
+            <w:proofErr w:type="gramStart"/>
             <w:r>
               <w:rPr>
                 <w:sz w:val="16"/>
                 <w:szCs w:val="16"/>
                 <w:lang w:val="en-US"/>
               </w:rPr>
-              <w:t>{{ rc.section }}</w:t>
+              <w:t>{{ rc</w:t>
+            </w:r>
+            <w:proofErr w:type="gramEnd"/>
+            <w:r>
+              <w:rPr>
+                <w:sz w:val="16"/>
+                <w:szCs w:val="16"/>
+                <w:lang w:val="en-US"/>
+              </w:rPr>
+              <w:t>.section }}</w:t>
             </w:r>
           </w:p>
         </w:tc>
@@ -7191,6 +7513,7 @@
                 <w:lang w:val="en-US"/>
               </w:rPr>
             </w:pPr>
+            <w:proofErr w:type="gramStart"/>
             <w:r>
               <w:rPr>
                 <w:sz w:val="16"/>
@@ -7207,6 +7530,7 @@
               </w:rPr>
               <w:t xml:space="preserve"> rc</w:t>
             </w:r>
+            <w:proofErr w:type="gramEnd"/>
             <w:r>
               <w:rPr>
                 <w:sz w:val="16"/>
@@ -7246,6 +7570,7 @@
                 <w:lang w:val="en-US"/>
               </w:rPr>
             </w:pPr>
+            <w:proofErr w:type="gramStart"/>
             <w:r>
               <w:rPr>
                 <w:sz w:val="16"/>
@@ -7260,7 +7585,16 @@
                 <w:szCs w:val="16"/>
                 <w:lang w:val="en-US"/>
               </w:rPr>
-              <w:t>rc.lieudit</w:t>
+              <w:t>rc</w:t>
+            </w:r>
+            <w:proofErr w:type="gramEnd"/>
+            <w:r>
+              <w:rPr>
+                <w:sz w:val="16"/>
+                <w:szCs w:val="16"/>
+                <w:lang w:val="en-US"/>
+              </w:rPr>
+              <w:t>.lieudit</w:t>
             </w:r>
             <w:r>
               <w:rPr>
@@ -7286,6 +7620,7 @@
                 <w:lang w:val="en-US"/>
               </w:rPr>
             </w:pPr>
+            <w:proofErr w:type="gramStart"/>
             <w:r>
               <w:rPr>
                 <w:rFonts w:ascii="TimesNewRomanPSMT" w:hAnsi="TimesNewRomanPSMT" w:cs="TimesNewRomanPSMT"/>
@@ -7302,7 +7637,17 @@
                 <w:szCs w:val="16"/>
                 <w:lang w:val="en-US"/>
               </w:rPr>
-              <w:t xml:space="preserve">rc.surface </w:t>
+              <w:t>rc</w:t>
+            </w:r>
+            <w:proofErr w:type="gramEnd"/>
+            <w:r>
+              <w:rPr>
+                <w:rFonts w:ascii="TimesNewRomanPSMT" w:hAnsi="TimesNewRomanPSMT" w:cs="TimesNewRomanPSMT"/>
+                <w:sz w:val="16"/>
+                <w:szCs w:val="16"/>
+                <w:lang w:val="en-US"/>
+              </w:rPr>
+              <w:t xml:space="preserve">.surface </w:t>
             </w:r>
             <w:r>
               <w:rPr>
@@ -7356,13 +7701,27 @@
         <w:rPr>
           <w:rFonts w:ascii="TimesNewRomanPSMT" w:hAnsi="TimesNewRomanPSMT" w:cs="TimesNewRomanPSMT"/>
         </w:rPr>
-        <w:t>{% endif %}</w:t>
-      </w:r>
-      <w:r>
-        <w:rPr>
-          <w:rFonts w:ascii="TimesNewRomanPSMT" w:hAnsi="TimesNewRomanPSMT" w:cs="TimesNewRomanPSMT"/>
-        </w:rPr>
-        <w:t>{% for image in effet_relatif_images %}</w:t>
+        <w:t xml:space="preserve">{% endif </w:t>
+      </w:r>
+      <w:proofErr w:type="gramStart"/>
+      <w:r>
+        <w:rPr>
+          <w:rFonts w:ascii="TimesNewRomanPSMT" w:hAnsi="TimesNewRomanPSMT" w:cs="TimesNewRomanPSMT"/>
+        </w:rPr>
+        <w:t>%}</w:t>
+      </w:r>
+      <w:r>
+        <w:rPr>
+          <w:rFonts w:ascii="TimesNewRomanPSMT" w:hAnsi="TimesNewRomanPSMT" w:cs="TimesNewRomanPSMT"/>
+        </w:rPr>
+        <w:t>{</w:t>
+      </w:r>
+      <w:proofErr w:type="gramEnd"/>
+      <w:r>
+        <w:rPr>
+          <w:rFonts w:ascii="TimesNewRomanPSMT" w:hAnsi="TimesNewRomanPSMT" w:cs="TimesNewRomanPSMT"/>
+        </w:rPr>
+        <w:t>% for image in effet_relatif_images %}</w:t>
       </w:r>
     </w:p>
     <w:p>
@@ -7384,20 +7743,38 @@
         <w:jc w:val="both"/>
         <w:rPr>
           <w:rFonts w:ascii="TimesNewRomanPSMT" w:hAnsi="TimesNewRomanPSMT" w:cs="TimesNewRomanPSMT"/>
-        </w:rPr>
-      </w:pPr>
-      <w:r>
-        <w:rPr>
-          <w:rFonts w:ascii="TimesNewRomanPSMT" w:hAnsi="TimesNewRomanPSMT" w:cs="TimesNewRomanPSMT"/>
-          <w:lang w:val="en-US"/>
-        </w:rPr>
-        <w:t>{% endfor %}</w:t>
-      </w:r>
-      <w:r>
-        <w:rPr>
-          <w:rFonts w:ascii="TimesNewRomanPSMT" w:hAnsi="TimesNewRomanPSMT" w:cs="TimesNewRomanPSMT"/>
-        </w:rPr>
-        <w:t xml:space="preserve">{% if </w:t>
+          <w:lang w:val="en-US"/>
+        </w:rPr>
+      </w:pPr>
+      <w:r>
+        <w:rPr>
+          <w:rFonts w:ascii="TimesNewRomanPSMT" w:hAnsi="TimesNewRomanPSMT" w:cs="TimesNewRomanPSMT"/>
+          <w:lang w:val="en-US"/>
+        </w:rPr>
+        <w:t xml:space="preserve">{% endfor </w:t>
+      </w:r>
+      <w:proofErr w:type="gramStart"/>
+      <w:r>
+        <w:rPr>
+          <w:rFonts w:ascii="TimesNewRomanPSMT" w:hAnsi="TimesNewRomanPSMT" w:cs="TimesNewRomanPSMT"/>
+          <w:lang w:val="en-US"/>
+        </w:rPr>
+        <w:t>%}</w:t>
+      </w:r>
+      <w:r>
+        <w:rPr>
+          <w:rFonts w:ascii="TimesNewRomanPSMT" w:hAnsi="TimesNewRomanPSMT" w:cs="TimesNewRomanPSMT"/>
+          <w:lang w:val="en-US"/>
+        </w:rPr>
+        <w:t>{</w:t>
+      </w:r>
+      <w:proofErr w:type="gramEnd"/>
+      <w:r>
+        <w:rPr>
+          <w:rFonts w:ascii="TimesNewRomanPSMT" w:hAnsi="TimesNewRomanPSMT" w:cs="TimesNewRomanPSMT"/>
+          <w:lang w:val="en-US"/>
+        </w:rPr>
+        <w:t xml:space="preserve">% if </w:t>
       </w:r>
       <w:r>
         <w:rPr>
@@ -7409,30 +7786,28 @@
       <w:r>
         <w:rPr>
           <w:rFonts w:ascii="TimesNewRomanPSMT" w:hAnsi="TimesNewRomanPSMT" w:cs="TimesNewRomanPSMT"/>
-        </w:rPr>
-        <w:t>.edd_volumetrique</w:t>
-      </w:r>
-      <w:r>
-        <w:rPr>
-          <w:rFonts w:ascii="TimesNewRomanPSMT" w:hAnsi="TimesNewRomanPSMT" w:cs="TimesNewRomanPSMT"/>
-        </w:rPr>
-        <w:t>_text()</w:t>
-      </w:r>
-      <w:r>
-        <w:rPr>
-          <w:rFonts w:ascii="TimesNewRomanPSMT" w:hAnsi="TimesNewRomanPSMT" w:cs="TimesNewRomanPSMT"/>
+          <w:lang w:val="en-US"/>
+        </w:rPr>
+        <w:t>.edd_volumetrique_text()</w:t>
+      </w:r>
+      <w:r>
+        <w:rPr>
+          <w:rFonts w:ascii="TimesNewRomanPSMT" w:hAnsi="TimesNewRomanPSMT" w:cs="TimesNewRomanPSMT"/>
+          <w:lang w:val="en-US"/>
         </w:rPr>
         <w:t>|len</w:t>
       </w:r>
       <w:r>
         <w:rPr>
           <w:rFonts w:ascii="TimesNewRomanPSMT" w:hAnsi="TimesNewRomanPSMT" w:cs="TimesNewRomanPSMT"/>
+          <w:lang w:val="en-US"/>
         </w:rPr>
         <w:t xml:space="preserve"> </w:t>
       </w:r>
       <w:r>
         <w:rPr>
           <w:rFonts w:ascii="TimesNewRomanPSMT" w:hAnsi="TimesNewRomanPSMT" w:cs="TimesNewRomanPSMT"/>
+          <w:lang w:val="en-US"/>
         </w:rPr>
         <w:t>%}</w:t>
       </w:r>
@@ -7442,37 +7817,29 @@
         <w:jc w:val="both"/>
         <w:rPr>
           <w:rFonts w:ascii="TimesNewRomanPSMT" w:hAnsi="TimesNewRomanPSMT" w:cs="TimesNewRomanPSMT"/>
-        </w:rPr>
-      </w:pPr>
-      <w:r>
-        <w:rPr>
-          <w:rFonts w:ascii="TimesNewRomanPSMT" w:hAnsi="TimesNewRomanPSMT" w:cs="TimesNewRomanPSMT"/>
+          <w:lang w:val="en-US"/>
+        </w:rPr>
+      </w:pPr>
+      <w:r>
+        <w:rPr>
+          <w:rFonts w:ascii="TimesNewRomanPSMT" w:hAnsi="TimesNewRomanPSMT" w:cs="TimesNewRomanPSMT"/>
+          <w:lang w:val="en-US"/>
         </w:rPr>
         <w:t xml:space="preserve">{{ </w:t>
       </w:r>
       <w:r>
         <w:rPr>
           <w:rFonts w:ascii="TimesNewRomanPSMT" w:hAnsi="TimesNewRomanPSMT" w:cs="TimesNewRomanPSMT"/>
+          <w:lang w:val="en-US"/>
         </w:rPr>
         <w:t>lot</w:t>
       </w:r>
       <w:r>
         <w:rPr>
           <w:rFonts w:ascii="TimesNewRomanPSMT" w:hAnsi="TimesNewRomanPSMT" w:cs="TimesNewRomanPSMT"/>
-        </w:rPr>
-        <w:t>.edd_volumetrique</w:t>
-      </w:r>
-      <w:r>
-        <w:rPr>
-          <w:rFonts w:ascii="TimesNewRomanPSMT" w:hAnsi="TimesNewRomanPSMT" w:cs="TimesNewRomanPSMT"/>
-        </w:rPr>
-        <w:t>_text()</w:t>
-      </w:r>
-      <w:r>
-        <w:rPr>
-          <w:rFonts w:ascii="TimesNewRomanPSMT" w:hAnsi="TimesNewRomanPSMT" w:cs="TimesNewRomanPSMT"/>
-        </w:rPr>
-        <w:t xml:space="preserve"> }}</w:t>
+          <w:lang w:val="en-US"/>
+        </w:rPr>
+        <w:t>.edd_volumetrique_text() }}</w:t>
       </w:r>
       <w:bookmarkStart w:id="25" w:name="S4"/>
       <w:bookmarkEnd w:id="25"/>
@@ -7482,43 +7849,36 @@
         <w:jc w:val="both"/>
         <w:rPr>
           <w:rFonts w:ascii="TimesNewRomanPSMT" w:hAnsi="TimesNewRomanPSMT" w:cs="TimesNewRomanPSMT"/>
-        </w:rPr>
-      </w:pPr>
-      <w:r>
-        <w:rPr>
-          <w:rFonts w:ascii="TimesNewRomanPSMT" w:hAnsi="TimesNewRomanPSMT" w:cs="TimesNewRomanPSMT"/>
+          <w:lang w:val="en-US"/>
+        </w:rPr>
+      </w:pPr>
+      <w:r>
+        <w:rPr>
+          <w:rFonts w:ascii="TimesNewRomanPSMT" w:hAnsi="TimesNewRomanPSMT" w:cs="TimesNewRomanPSMT"/>
+          <w:lang w:val="en-US"/>
         </w:rPr>
         <w:t>{% endif %}</w:t>
       </w:r>
       <w:r>
         <w:rPr>
           <w:rFonts w:ascii="TimesNewRomanPSMT" w:hAnsi="TimesNewRomanPSMT" w:cs="TimesNewRomanPSMT"/>
-        </w:rPr>
-        <w:t xml:space="preserve">{% for image in </w:t>
-      </w:r>
-      <w:r>
-        <w:rPr>
-          <w:rFonts w:ascii="TimesNewRomanPSMT" w:hAnsi="TimesNewRomanPSMT" w:cs="TimesNewRomanPSMT"/>
-        </w:rPr>
-        <w:t>edd_volumetrique</w:t>
-      </w:r>
-      <w:r>
-        <w:rPr>
-          <w:rFonts w:ascii="TimesNewRomanPSMT" w:hAnsi="TimesNewRomanPSMT" w:cs="TimesNewRomanPSMT"/>
-        </w:rPr>
-        <w:t>_images %}</w:t>
-      </w:r>
-    </w:p>
-    <w:p>
-      <w:pPr>
-        <w:jc w:val="both"/>
-        <w:rPr>
-          <w:rFonts w:ascii="TimesNewRomanPSMT" w:hAnsi="TimesNewRomanPSMT" w:cs="TimesNewRomanPSMT"/>
-        </w:rPr>
-      </w:pPr>
-      <w:r>
-        <w:rPr>
-          <w:rFonts w:ascii="TimesNewRomanPSMT" w:hAnsi="TimesNewRomanPSMT" w:cs="TimesNewRomanPSMT"/>
+          <w:lang w:val="en-US"/>
+        </w:rPr>
+        <w:t>{% for image in edd_volumetrique_images %}</w:t>
+      </w:r>
+    </w:p>
+    <w:p>
+      <w:pPr>
+        <w:jc w:val="both"/>
+        <w:rPr>
+          <w:rFonts w:ascii="TimesNewRomanPSMT" w:hAnsi="TimesNewRomanPSMT" w:cs="TimesNewRomanPSMT"/>
+          <w:lang w:val="en-US"/>
+        </w:rPr>
+      </w:pPr>
+      <w:r>
+        <w:rPr>
+          <w:rFonts w:ascii="TimesNewRomanPSMT" w:hAnsi="TimesNewRomanPSMT" w:cs="TimesNewRomanPSMT"/>
+          <w:lang w:val="en-US"/>
         </w:rPr>
         <w:t>{{image}}</w:t>
       </w:r>
@@ -7528,25 +7888,44 @@
         <w:jc w:val="both"/>
         <w:rPr>
           <w:rFonts w:ascii="TimesNewRomanPSMT" w:hAnsi="TimesNewRomanPSMT" w:cs="TimesNewRomanPSMT"/>
-        </w:rPr>
-      </w:pPr>
-      <w:r>
-        <w:rPr>
-          <w:rFonts w:ascii="TimesNewRomanPSMT" w:hAnsi="TimesNewRomanPSMT" w:cs="TimesNewRomanPSMT"/>
+          <w:lang w:val="en-US"/>
+        </w:rPr>
+      </w:pPr>
+      <w:r>
+        <w:rPr>
+          <w:rFonts w:ascii="TimesNewRomanPSMT" w:hAnsi="TimesNewRomanPSMT" w:cs="TimesNewRomanPSMT"/>
+          <w:lang w:val="en-US"/>
         </w:rPr>
         <w:t xml:space="preserve">{% endfor </w:t>
       </w:r>
       <w:r>
         <w:rPr>
           <w:rFonts w:ascii="TimesNewRomanPSMT" w:hAnsi="TimesNewRomanPSMT" w:cs="TimesNewRomanPSMT"/>
+          <w:lang w:val="en-US"/>
         </w:rPr>
         <w:t>%}</w:t>
       </w:r>
       <w:r>
         <w:rPr>
           <w:rFonts w:ascii="TimesNewRomanPSMT" w:hAnsi="TimesNewRomanPSMT" w:cs="TimesNewRomanPSMT"/>
-        </w:rPr>
-        <w:t xml:space="preserve">{% if </w:t>
+          <w:lang w:val="en-US"/>
+        </w:rPr>
+        <w:t>{% if programme.mention_publication_edd_volumetrique %}</w:t>
+      </w:r>
+    </w:p>
+    <w:p>
+      <w:pPr>
+        <w:jc w:val="both"/>
+        <w:rPr>
+          <w:rFonts w:ascii="TimesNewRomanPSMT" w:hAnsi="TimesNewRomanPSMT" w:cs="TimesNewRomanPSMT"/>
+        </w:rPr>
+      </w:pPr>
+      <w:proofErr w:type="gramStart"/>
+      <w:r>
+        <w:rPr>
+          <w:rFonts w:ascii="TimesNewRomanPSMT" w:hAnsi="TimesNewRomanPSMT" w:cs="TimesNewRomanPSMT"/>
+        </w:rPr>
+        <w:t xml:space="preserve">{{ </w:t>
       </w:r>
       <w:r>
         <w:rPr>
@@ -7554,6 +7933,7 @@
         </w:rPr>
         <w:t>programme</w:t>
       </w:r>
+      <w:proofErr w:type="gramEnd"/>
       <w:r>
         <w:rPr>
           <w:rFonts w:ascii="TimesNewRomanPSMT" w:hAnsi="TimesNewRomanPSMT" w:cs="TimesNewRomanPSMT"/>
@@ -7588,62 +7968,6 @@
         <w:rPr>
           <w:rFonts w:ascii="TimesNewRomanPSMT" w:hAnsi="TimesNewRomanPSMT" w:cs="TimesNewRomanPSMT"/>
         </w:rPr>
-        <w:t xml:space="preserve"> %}</w:t>
-      </w:r>
-    </w:p>
-    <w:p>
-      <w:pPr>
-        <w:jc w:val="both"/>
-        <w:rPr>
-          <w:rFonts w:ascii="TimesNewRomanPSMT" w:hAnsi="TimesNewRomanPSMT" w:cs="TimesNewRomanPSMT"/>
-        </w:rPr>
-      </w:pPr>
-      <w:r>
-        <w:rPr>
-          <w:rFonts w:ascii="TimesNewRomanPSMT" w:hAnsi="TimesNewRomanPSMT" w:cs="TimesNewRomanPSMT"/>
-        </w:rPr>
-        <w:t xml:space="preserve">{{ </w:t>
-      </w:r>
-      <w:r>
-        <w:rPr>
-          <w:rFonts w:ascii="TimesNewRomanPSMT" w:hAnsi="TimesNewRomanPSMT" w:cs="TimesNewRomanPSMT"/>
-        </w:rPr>
-        <w:t>programme</w:t>
-      </w:r>
-      <w:r>
-        <w:rPr>
-          <w:rFonts w:ascii="TimesNewRomanPSMT" w:hAnsi="TimesNewRomanPSMT" w:cs="TimesNewRomanPSMT"/>
-        </w:rPr>
-        <w:t>.</w:t>
-      </w:r>
-      <w:r>
-        <w:rPr>
-          <w:rFonts w:ascii="TimesNewRomanPSMT" w:hAnsi="TimesNewRomanPSMT" w:cs="TimesNewRomanPSMT"/>
-        </w:rPr>
-        <w:t>mention_publication</w:t>
-      </w:r>
-      <w:r>
-        <w:rPr>
-          <w:rFonts w:ascii="TimesNewRomanPSMT" w:hAnsi="TimesNewRomanPSMT" w:cs="TimesNewRomanPSMT"/>
-        </w:rPr>
-        <w:t>_</w:t>
-      </w:r>
-      <w:r>
-        <w:rPr>
-          <w:rFonts w:ascii="TimesNewRomanPSMT" w:hAnsi="TimesNewRomanPSMT" w:cs="TimesNewRomanPSMT"/>
-        </w:rPr>
-        <w:t>edd_</w:t>
-      </w:r>
-      <w:r>
-        <w:rPr>
-          <w:rFonts w:ascii="TimesNewRomanPSMT" w:hAnsi="TimesNewRomanPSMT" w:cs="TimesNewRomanPSMT"/>
-        </w:rPr>
-        <w:t>volumetrique</w:t>
-      </w:r>
-      <w:r>
-        <w:rPr>
-          <w:rFonts w:ascii="TimesNewRomanPSMT" w:hAnsi="TimesNewRomanPSMT" w:cs="TimesNewRomanPSMT"/>
-        </w:rPr>
         <w:t xml:space="preserve"> </w:t>
       </w:r>
       <w:r>
@@ -7658,143 +7982,91 @@
         <w:jc w:val="both"/>
         <w:rPr>
           <w:rFonts w:ascii="TimesNewRomanPSMT" w:hAnsi="TimesNewRomanPSMT" w:cs="TimesNewRomanPSMT"/>
-        </w:rPr>
-      </w:pPr>
-      <w:r>
-        <w:rPr>
-          <w:rFonts w:ascii="TimesNewRomanPSMT" w:hAnsi="TimesNewRomanPSMT" w:cs="TimesNewRomanPSMT"/>
+          <w:lang w:val="en-US"/>
+        </w:rPr>
+      </w:pPr>
+      <w:r>
+        <w:rPr>
+          <w:rFonts w:ascii="TimesNewRomanPSMT" w:hAnsi="TimesNewRomanPSMT" w:cs="TimesNewRomanPSMT"/>
+          <w:lang w:val="en-US"/>
+        </w:rPr>
+        <w:t xml:space="preserve">{% endif </w:t>
+      </w:r>
+      <w:proofErr w:type="gramStart"/>
+      <w:r>
+        <w:rPr>
+          <w:rFonts w:ascii="TimesNewRomanPSMT" w:hAnsi="TimesNewRomanPSMT" w:cs="TimesNewRomanPSMT"/>
+          <w:lang w:val="en-US"/>
+        </w:rPr>
+        <w:t>%}</w:t>
+      </w:r>
+      <w:r>
+        <w:rPr>
+          <w:rFonts w:ascii="TimesNewRomanPSMT" w:hAnsi="TimesNewRomanPSMT" w:cs="TimesNewRomanPSMT"/>
+          <w:lang w:val="en-US"/>
+        </w:rPr>
+        <w:t>{</w:t>
+      </w:r>
+      <w:proofErr w:type="gramEnd"/>
+      <w:r>
+        <w:rPr>
+          <w:rFonts w:ascii="TimesNewRomanPSMT" w:hAnsi="TimesNewRomanPSMT" w:cs="TimesNewRomanPSMT"/>
+          <w:lang w:val="en-US"/>
+        </w:rPr>
+        <w:t>% if lot.edd_classique_text()|len %}</w:t>
+      </w:r>
+    </w:p>
+    <w:p>
+      <w:pPr>
+        <w:jc w:val="both"/>
+        <w:rPr>
+          <w:rFonts w:ascii="TimesNewRomanPSMT" w:hAnsi="TimesNewRomanPSMT" w:cs="TimesNewRomanPSMT"/>
+          <w:lang w:val="en-US"/>
+        </w:rPr>
+      </w:pPr>
+      <w:r>
+        <w:rPr>
+          <w:rFonts w:ascii="TimesNewRomanPSMT" w:hAnsi="TimesNewRomanPSMT" w:cs="TimesNewRomanPSMT"/>
+          <w:lang w:val="en-US"/>
+        </w:rPr>
+        <w:t>{{ lot.edd_classique_text() }}</w:t>
+      </w:r>
+    </w:p>
+    <w:p>
+      <w:pPr>
+        <w:jc w:val="both"/>
+        <w:rPr>
+          <w:rFonts w:ascii="TimesNewRomanPSMT" w:hAnsi="TimesNewRomanPSMT" w:cs="TimesNewRomanPSMT"/>
+          <w:lang w:val="en-US"/>
+        </w:rPr>
+      </w:pPr>
+      <w:r>
+        <w:rPr>
+          <w:rFonts w:ascii="TimesNewRomanPSMT" w:hAnsi="TimesNewRomanPSMT" w:cs="TimesNewRomanPSMT"/>
+          <w:lang w:val="en-US"/>
         </w:rPr>
         <w:t>{% endif %}</w:t>
       </w:r>
       <w:r>
         <w:rPr>
           <w:rFonts w:ascii="TimesNewRomanPSMT" w:hAnsi="TimesNewRomanPSMT" w:cs="TimesNewRomanPSMT"/>
-        </w:rPr>
-        <w:t xml:space="preserve">{% if </w:t>
-      </w:r>
-      <w:r>
-        <w:rPr>
-          <w:rFonts w:ascii="TimesNewRomanPSMT" w:hAnsi="TimesNewRomanPSMT" w:cs="TimesNewRomanPSMT"/>
-        </w:rPr>
-        <w:t>lot</w:t>
-      </w:r>
-      <w:r>
-        <w:rPr>
-          <w:rFonts w:ascii="TimesNewRomanPSMT" w:hAnsi="TimesNewRomanPSMT" w:cs="TimesNewRomanPSMT"/>
-        </w:rPr>
-        <w:t>.edd_</w:t>
-      </w:r>
-      <w:r>
-        <w:rPr>
-          <w:rFonts w:ascii="TimesNewRomanPSMT" w:hAnsi="TimesNewRomanPSMT" w:cs="TimesNewRomanPSMT"/>
-        </w:rPr>
-        <w:t>classique</w:t>
-      </w:r>
-      <w:r>
-        <w:rPr>
-          <w:rFonts w:ascii="TimesNewRomanPSMT" w:hAnsi="TimesNewRomanPSMT" w:cs="TimesNewRomanPSMT"/>
-        </w:rPr>
-        <w:t>_text()|len %}</w:t>
-      </w:r>
-    </w:p>
-    <w:p>
-      <w:pPr>
-        <w:jc w:val="both"/>
-        <w:rPr>
-          <w:rFonts w:ascii="TimesNewRomanPSMT" w:hAnsi="TimesNewRomanPSMT" w:cs="TimesNewRomanPSMT"/>
-        </w:rPr>
-      </w:pPr>
-      <w:r>
-        <w:rPr>
-          <w:rFonts w:ascii="TimesNewRomanPSMT" w:hAnsi="TimesNewRomanPSMT" w:cs="TimesNewRomanPSMT"/>
-        </w:rPr>
-        <w:t xml:space="preserve">{{ </w:t>
-      </w:r>
-      <w:r>
-        <w:rPr>
-          <w:rFonts w:ascii="TimesNewRomanPSMT" w:hAnsi="TimesNewRomanPSMT" w:cs="TimesNewRomanPSMT"/>
-        </w:rPr>
-        <w:t>lot</w:t>
-      </w:r>
-      <w:r>
-        <w:rPr>
-          <w:rFonts w:ascii="TimesNewRomanPSMT" w:hAnsi="TimesNewRomanPSMT" w:cs="TimesNewRomanPSMT"/>
-        </w:rPr>
-        <w:t>.edd_</w:t>
-      </w:r>
-      <w:r>
-        <w:rPr>
-          <w:rFonts w:ascii="TimesNewRomanPSMT" w:hAnsi="TimesNewRomanPSMT" w:cs="TimesNewRomanPSMT"/>
-        </w:rPr>
-        <w:t>class</w:t>
-      </w:r>
-      <w:r>
-        <w:rPr>
-          <w:rFonts w:ascii="TimesNewRomanPSMT" w:hAnsi="TimesNewRomanPSMT" w:cs="TimesNewRomanPSMT"/>
-        </w:rPr>
-        <w:t>ique</w:t>
-      </w:r>
-      <w:r>
-        <w:rPr>
-          <w:rFonts w:ascii="TimesNewRomanPSMT" w:hAnsi="TimesNewRomanPSMT" w:cs="TimesNewRomanPSMT"/>
-        </w:rPr>
-        <w:t xml:space="preserve">_text() </w:t>
-      </w:r>
-      <w:r>
-        <w:rPr>
-          <w:rFonts w:ascii="TimesNewRomanPSMT" w:hAnsi="TimesNewRomanPSMT" w:cs="TimesNewRomanPSMT"/>
-        </w:rPr>
-        <w:t>}}</w:t>
-      </w:r>
-    </w:p>
-    <w:p>
-      <w:pPr>
-        <w:jc w:val="both"/>
-        <w:rPr>
-          <w:rFonts w:ascii="TimesNewRomanPSMT" w:hAnsi="TimesNewRomanPSMT" w:cs="TimesNewRomanPSMT"/>
-        </w:rPr>
-      </w:pPr>
-      <w:r>
-        <w:rPr>
-          <w:rFonts w:ascii="TimesNewRomanPSMT" w:hAnsi="TimesNewRomanPSMT" w:cs="TimesNewRomanPSMT"/>
-        </w:rPr>
-        <w:t>{% endif %}</w:t>
-      </w:r>
-      <w:r>
-        <w:rPr>
-          <w:rFonts w:ascii="TimesNewRomanPSMT" w:hAnsi="TimesNewRomanPSMT" w:cs="TimesNewRomanPSMT"/>
-        </w:rPr>
-        <w:t xml:space="preserve">{% for image in </w:t>
-      </w:r>
-      <w:r>
-        <w:rPr>
-          <w:rFonts w:ascii="TimesNewRomanPSMT" w:hAnsi="TimesNewRomanPSMT" w:cs="TimesNewRomanPSMT"/>
-        </w:rPr>
-        <w:t>edd_</w:t>
-      </w:r>
-      <w:r>
-        <w:rPr>
-          <w:rFonts w:ascii="TimesNewRomanPSMT" w:hAnsi="TimesNewRomanPSMT" w:cs="TimesNewRomanPSMT"/>
-        </w:rPr>
-        <w:t>classique</w:t>
-      </w:r>
-      <w:r>
-        <w:rPr>
-          <w:rFonts w:ascii="TimesNewRomanPSMT" w:hAnsi="TimesNewRomanPSMT" w:cs="TimesNewRomanPSMT"/>
-        </w:rPr>
-        <w:t>_images %}</w:t>
-      </w:r>
-    </w:p>
-    <w:p>
-      <w:pPr>
-        <w:jc w:val="both"/>
-        <w:rPr>
-          <w:rFonts w:ascii="TimesNewRomanPSMT" w:hAnsi="TimesNewRomanPSMT" w:cs="TimesNewRomanPSMT"/>
-        </w:rPr>
-      </w:pPr>
-      <w:r>
-        <w:rPr>
-          <w:rFonts w:ascii="TimesNewRomanPSMT" w:hAnsi="TimesNewRomanPSMT" w:cs="TimesNewRomanPSMT"/>
+          <w:lang w:val="en-US"/>
+        </w:rPr>
+        <w:t>{% for image in edd_classique_images %}</w:t>
+      </w:r>
+    </w:p>
+    <w:p>
+      <w:pPr>
+        <w:jc w:val="both"/>
+        <w:rPr>
+          <w:rFonts w:ascii="TimesNewRomanPSMT" w:hAnsi="TimesNewRomanPSMT" w:cs="TimesNewRomanPSMT"/>
+          <w:lang w:val="en-US"/>
+        </w:rPr>
+      </w:pPr>
+      <w:r>
+        <w:rPr>
+          <w:rFonts w:ascii="TimesNewRomanPSMT" w:hAnsi="TimesNewRomanPSMT" w:cs="TimesNewRomanPSMT"/>
+          <w:lang w:val="en-US"/>
         </w:rPr>
         <w:t>{{image}}</w:t>
       </w:r>
@@ -7804,153 +8076,98 @@
         <w:jc w:val="both"/>
         <w:rPr>
           <w:rFonts w:ascii="TimesNewRomanPSMT" w:hAnsi="TimesNewRomanPSMT" w:cs="TimesNewRomanPSMT"/>
-        </w:rPr>
-      </w:pPr>
-      <w:r>
-        <w:rPr>
-          <w:rFonts w:ascii="TimesNewRomanPSMT" w:hAnsi="TimesNewRomanPSMT" w:cs="TimesNewRomanPSMT"/>
+          <w:lang w:val="en-US"/>
+        </w:rPr>
+      </w:pPr>
+      <w:r>
+        <w:rPr>
+          <w:rFonts w:ascii="TimesNewRomanPSMT" w:hAnsi="TimesNewRomanPSMT" w:cs="TimesNewRomanPSMT"/>
+          <w:lang w:val="en-US"/>
         </w:rPr>
         <w:t>{% endfor %}</w:t>
       </w:r>
       <w:r>
         <w:rPr>
           <w:rFonts w:ascii="TimesNewRomanPSMT" w:hAnsi="TimesNewRomanPSMT" w:cs="TimesNewRomanPSMT"/>
-        </w:rPr>
-        <w:t xml:space="preserve">{% if </w:t>
-      </w:r>
-      <w:r>
-        <w:rPr>
-          <w:rFonts w:ascii="TimesNewRomanPSMT" w:hAnsi="TimesNewRomanPSMT" w:cs="TimesNewRomanPSMT"/>
-        </w:rPr>
-        <w:t>programme</w:t>
-      </w:r>
-      <w:r>
-        <w:rPr>
-          <w:rFonts w:ascii="TimesNewRomanPSMT" w:hAnsi="TimesNewRomanPSMT" w:cs="TimesNewRomanPSMT"/>
-        </w:rPr>
-        <w:t>.</w:t>
-      </w:r>
-      <w:r>
-        <w:rPr>
-          <w:rFonts w:ascii="TimesNewRomanPSMT" w:hAnsi="TimesNewRomanPSMT" w:cs="TimesNewRomanPSMT"/>
-        </w:rPr>
-        <w:t>mention_publication</w:t>
-      </w:r>
-      <w:r>
-        <w:rPr>
-          <w:rFonts w:ascii="TimesNewRomanPSMT" w:hAnsi="TimesNewRomanPSMT" w:cs="TimesNewRomanPSMT"/>
-        </w:rPr>
-        <w:t>_</w:t>
-      </w:r>
-      <w:r>
-        <w:rPr>
-          <w:rFonts w:ascii="TimesNewRomanPSMT" w:hAnsi="TimesNewRomanPSMT" w:cs="TimesNewRomanPSMT"/>
-        </w:rPr>
-        <w:t>edd_</w:t>
-      </w:r>
-      <w:r>
-        <w:rPr>
-          <w:rFonts w:ascii="TimesNewRomanPSMT" w:hAnsi="TimesNewRomanPSMT" w:cs="TimesNewRomanPSMT"/>
-        </w:rPr>
-        <w:t>classique</w:t>
-      </w:r>
-      <w:r>
-        <w:rPr>
-          <w:rFonts w:ascii="TimesNewRomanPSMT" w:hAnsi="TimesNewRomanPSMT" w:cs="TimesNewRomanPSMT"/>
-        </w:rPr>
-        <w:t xml:space="preserve"> %}</w:t>
-      </w:r>
-    </w:p>
-    <w:p>
-      <w:pPr>
-        <w:jc w:val="both"/>
-        <w:rPr>
-          <w:rFonts w:ascii="TimesNewRomanPSMT" w:hAnsi="TimesNewRomanPSMT" w:cs="TimesNewRomanPSMT"/>
-        </w:rPr>
-      </w:pPr>
-      <w:r>
-        <w:rPr>
-          <w:rFonts w:ascii="TimesNewRomanPSMT" w:hAnsi="TimesNewRomanPSMT" w:cs="TimesNewRomanPSMT"/>
-        </w:rPr>
-        <w:t xml:space="preserve">{{ </w:t>
-      </w:r>
-      <w:r>
-        <w:rPr>
-          <w:rFonts w:ascii="TimesNewRomanPSMT" w:hAnsi="TimesNewRomanPSMT" w:cs="TimesNewRomanPSMT"/>
-        </w:rPr>
-        <w:t>programme</w:t>
-      </w:r>
-      <w:r>
-        <w:rPr>
-          <w:rFonts w:ascii="TimesNewRomanPSMT" w:hAnsi="TimesNewRomanPSMT" w:cs="TimesNewRomanPSMT"/>
-        </w:rPr>
-        <w:t>.</w:t>
-      </w:r>
-      <w:r>
-        <w:rPr>
-          <w:rFonts w:ascii="TimesNewRomanPSMT" w:hAnsi="TimesNewRomanPSMT" w:cs="TimesNewRomanPSMT"/>
-        </w:rPr>
-        <w:t>mention_publication</w:t>
-      </w:r>
-      <w:r>
-        <w:rPr>
-          <w:rFonts w:ascii="TimesNewRomanPSMT" w:hAnsi="TimesNewRomanPSMT" w:cs="TimesNewRomanPSMT"/>
-        </w:rPr>
-        <w:t>_</w:t>
-      </w:r>
-      <w:r>
-        <w:rPr>
-          <w:rFonts w:ascii="TimesNewRomanPSMT" w:hAnsi="TimesNewRomanPSMT" w:cs="TimesNewRomanPSMT"/>
-        </w:rPr>
-        <w:t>edd_</w:t>
-      </w:r>
-      <w:r>
-        <w:rPr>
-          <w:rFonts w:ascii="TimesNewRomanPSMT" w:hAnsi="TimesNewRomanPSMT" w:cs="TimesNewRomanPSMT"/>
-        </w:rPr>
-        <w:t>classique</w:t>
-      </w:r>
-      <w:r>
-        <w:rPr>
-          <w:rFonts w:ascii="TimesNewRomanPSMT" w:hAnsi="TimesNewRomanPSMT" w:cs="TimesNewRomanPSMT"/>
-        </w:rPr>
-        <w:t xml:space="preserve"> </w:t>
-      </w:r>
-      <w:r>
-        <w:rPr>
-          <w:rFonts w:ascii="TimesNewRomanPSMT" w:hAnsi="TimesNewRomanPSMT" w:cs="TimesNewRomanPSMT"/>
-        </w:rPr>
-        <w:t>}}</w:t>
-      </w:r>
-    </w:p>
-    <w:p>
-      <w:pPr>
-        <w:jc w:val="both"/>
-        <w:rPr>
-          <w:rFonts w:ascii="TimesNewRomanPSMT" w:hAnsi="TimesNewRomanPSMT" w:cs="TimesNewRomanPSMT"/>
-        </w:rPr>
-      </w:pPr>
-      <w:r>
-        <w:rPr>
-          <w:rFonts w:ascii="TimesNewRomanPSMT" w:hAnsi="TimesNewRomanPSMT" w:cs="TimesNewRomanPSMT"/>
-        </w:rPr>
-        <w:t>{% endif %}</w:t>
-      </w:r>
-      <w:r>
-        <w:rPr>
-          <w:rFonts w:ascii="TimesNewRomanPSMT" w:hAnsi="TimesNewRomanPSMT" w:cs="TimesNewRomanPSMT"/>
-        </w:rPr>
-        <w:t>{% if logement_edds</w:t>
-      </w:r>
-      <w:r>
-        <w:rPr>
-          <w:rFonts w:ascii="TimesNewRomanPSMT" w:hAnsi="TimesNewRomanPSMT" w:cs="TimesNewRomanPSMT"/>
+          <w:lang w:val="en-US"/>
+        </w:rPr>
+        <w:t>{% if programme.mention_publication_edd_classique %}</w:t>
+      </w:r>
+    </w:p>
+    <w:p>
+      <w:pPr>
+        <w:jc w:val="both"/>
+        <w:rPr>
+          <w:rFonts w:ascii="TimesNewRomanPSMT" w:hAnsi="TimesNewRomanPSMT" w:cs="TimesNewRomanPSMT"/>
+          <w:lang w:val="en-US"/>
+        </w:rPr>
+      </w:pPr>
+      <w:proofErr w:type="gramStart"/>
+      <w:r>
+        <w:rPr>
+          <w:rFonts w:ascii="TimesNewRomanPSMT" w:hAnsi="TimesNewRomanPSMT" w:cs="TimesNewRomanPSMT"/>
+          <w:lang w:val="en-US"/>
+        </w:rPr>
+        <w:t>{{ programme</w:t>
+      </w:r>
+      <w:proofErr w:type="gramEnd"/>
+      <w:r>
+        <w:rPr>
+          <w:rFonts w:ascii="TimesNewRomanPSMT" w:hAnsi="TimesNewRomanPSMT" w:cs="TimesNewRomanPSMT"/>
+          <w:lang w:val="en-US"/>
+        </w:rPr>
+        <w:t>.mention_publication_edd_classique }}</w:t>
+      </w:r>
+    </w:p>
+    <w:p>
+      <w:pPr>
+        <w:jc w:val="both"/>
+        <w:rPr>
+          <w:rFonts w:ascii="TimesNewRomanPSMT" w:hAnsi="TimesNewRomanPSMT" w:cs="TimesNewRomanPSMT"/>
+          <w:lang w:val="en-US"/>
+        </w:rPr>
+      </w:pPr>
+      <w:r>
+        <w:rPr>
+          <w:rFonts w:ascii="TimesNewRomanPSMT" w:hAnsi="TimesNewRomanPSMT" w:cs="TimesNewRomanPSMT"/>
+          <w:lang w:val="en-US"/>
+        </w:rPr>
+        <w:t xml:space="preserve">{% endif </w:t>
+      </w:r>
+      <w:proofErr w:type="gramStart"/>
+      <w:r>
+        <w:rPr>
+          <w:rFonts w:ascii="TimesNewRomanPSMT" w:hAnsi="TimesNewRomanPSMT" w:cs="TimesNewRomanPSMT"/>
+          <w:lang w:val="en-US"/>
+        </w:rPr>
+        <w:t>%}</w:t>
+      </w:r>
+      <w:r>
+        <w:rPr>
+          <w:rFonts w:ascii="TimesNewRomanPSMT" w:hAnsi="TimesNewRomanPSMT" w:cs="TimesNewRomanPSMT"/>
+          <w:lang w:val="en-US"/>
+        </w:rPr>
+        <w:t>{</w:t>
+      </w:r>
+      <w:proofErr w:type="gramEnd"/>
+      <w:r>
+        <w:rPr>
+          <w:rFonts w:ascii="TimesNewRomanPSMT" w:hAnsi="TimesNewRomanPSMT" w:cs="TimesNewRomanPSMT"/>
+          <w:lang w:val="en-US"/>
+        </w:rPr>
+        <w:t>% if logement_edds</w:t>
+      </w:r>
+      <w:r>
+        <w:rPr>
+          <w:rFonts w:ascii="TimesNewRomanPSMT" w:hAnsi="TimesNewRomanPSMT" w:cs="TimesNewRomanPSMT"/>
+          <w:lang w:val="en-US"/>
         </w:rPr>
         <w:t>|len</w:t>
       </w:r>
       <w:r>
         <w:rPr>
           <w:rFonts w:ascii="TimesNewRomanPSMT" w:hAnsi="TimesNewRomanPSMT" w:cs="TimesNewRomanPSMT"/>
+          <w:lang w:val="en-US"/>
         </w:rPr>
         <w:t xml:space="preserve"> %}</w:t>
       </w:r>
@@ -7985,6 +8202,7 @@
           <w:b/>
         </w:rPr>
       </w:pPr>
+      <w:proofErr w:type="gramStart"/>
       <w:r>
         <w:rPr>
           <w:b/>
@@ -7992,7 +8210,17 @@
           <w:szCs w:val="22"/>
           <w:lang w:eastAsia="fr-FR"/>
         </w:rPr>
-        <w:t>division simplifié afin de désigner les parties objet du conventionnement :</w:t>
+        <w:t>division</w:t>
+      </w:r>
+      <w:proofErr w:type="gramEnd"/>
+      <w:r>
+        <w:rPr>
+          <w:b/>
+          <w:sz w:val="22"/>
+          <w:szCs w:val="22"/>
+          <w:lang w:eastAsia="fr-FR"/>
+        </w:rPr>
+        <w:t xml:space="preserve"> simplifié afin de désigner les parties objet du conventionnement :</w:t>
       </w:r>
     </w:p>
     <w:p>
@@ -8007,7 +8235,7 @@
     </w:p>
     <w:tbl>
       <w:tblPr>
-        <w:tblStyle w:val="Grilledutableau"/>
+        <w:tblStyle w:val="TableGrid"/>
         <w:tblW w:w="0" w:type="auto"/>
         <w:tblLook w:val="04A0" w:firstRow="1" w:lastRow="0" w:firstColumn="1" w:lastColumn="0" w:noHBand="0" w:noVBand="1"/>
       </w:tblPr>
@@ -8110,7 +8338,6 @@
                 <w:bCs/>
                 <w:sz w:val="16"/>
                 <w:szCs w:val="16"/>
-                <w:lang w:val="en-US"/>
               </w:rPr>
             </w:pPr>
             <w:r>
@@ -8119,38 +8346,41 @@
                 <w:bCs/>
                 <w:sz w:val="16"/>
                 <w:szCs w:val="16"/>
-                <w:lang w:val="en-US"/>
-              </w:rPr>
-              <w:t>N</w:t>
+              </w:rPr>
+              <w:t xml:space="preserve">Numéro de lot des logements </w:t>
             </w:r>
-            <w:r>
+          </w:p>
+          <w:p>
+            <w:pPr>
               <w:rPr>
                 <w:b/>
                 <w:bCs/>
                 <w:sz w:val="16"/>
                 <w:szCs w:val="16"/>
-                <w:lang w:val="en-US"/>
-              </w:rPr>
-              <w:t xml:space="preserve">uméro de lot des logements </w:t>
-            </w:r>
-          </w:p>
-          <w:p>
-            <w:pPr>
-              <w:rPr>
-                <w:b/>
-                <w:bCs/>
+              </w:rPr>
+            </w:pPr>
+            <w:r>
+              <w:rPr>
                 <w:sz w:val="16"/>
                 <w:szCs w:val="16"/>
-                <w:lang w:val="en-US"/>
-              </w:rPr>
-            </w:pPr>
+              </w:rPr>
+              <w:t>(</w:t>
+            </w:r>
+            <w:proofErr w:type="gramStart"/>
             <w:r>
               <w:rPr>
                 <w:sz w:val="16"/>
                 <w:szCs w:val="16"/>
-                <w:lang w:val="en-US"/>
-              </w:rPr>
-              <w:t>(tel que inscrit dans les actes de vente/propriété…)</w:t>
+              </w:rPr>
+              <w:t>tel</w:t>
+            </w:r>
+            <w:proofErr w:type="gramEnd"/>
+            <w:r>
+              <w:rPr>
+                <w:sz w:val="16"/>
+                <w:szCs w:val="16"/>
+              </w:rPr>
+              <w:t xml:space="preserve"> que inscrit dans les actes de vente/propriété…)</w:t>
             </w:r>
           </w:p>
         </w:tc>
@@ -8220,13 +8450,23 @@
                 <w:lang w:val="en-US"/>
               </w:rPr>
             </w:pPr>
+            <w:proofErr w:type="gramStart"/>
             <w:r>
               <w:rPr>
                 <w:sz w:val="16"/>
                 <w:szCs w:val="16"/>
                 <w:lang w:val="en-US"/>
               </w:rPr>
-              <w:t>{{ i.financement }}</w:t>
+              <w:t>{{ i</w:t>
+            </w:r>
+            <w:proofErr w:type="gramEnd"/>
+            <w:r>
+              <w:rPr>
+                <w:sz w:val="16"/>
+                <w:szCs w:val="16"/>
+                <w:lang w:val="en-US"/>
+              </w:rPr>
+              <w:t>.financement }}</w:t>
             </w:r>
           </w:p>
         </w:tc>
@@ -8243,13 +8483,23 @@
                 <w:lang w:val="en-US"/>
               </w:rPr>
             </w:pPr>
+            <w:proofErr w:type="gramStart"/>
             <w:r>
               <w:rPr>
                 <w:sz w:val="16"/>
                 <w:szCs w:val="16"/>
                 <w:lang w:val="en-US"/>
               </w:rPr>
-              <w:t>{{ i.designation }}</w:t>
+              <w:t>{{ i</w:t>
+            </w:r>
+            <w:proofErr w:type="gramEnd"/>
+            <w:r>
+              <w:rPr>
+                <w:sz w:val="16"/>
+                <w:szCs w:val="16"/>
+                <w:lang w:val="en-US"/>
+              </w:rPr>
+              <w:t>.designation }}</w:t>
             </w:r>
           </w:p>
         </w:tc>
@@ -8267,6 +8517,7 @@
                 <w:lang w:val="en-US"/>
               </w:rPr>
             </w:pPr>
+            <w:proofErr w:type="gramStart"/>
             <w:r>
               <w:rPr>
                 <w:rFonts w:ascii="TimesNewRomanPSMT" w:hAnsi="TimesNewRomanPSMT" w:cs="TimesNewRomanPSMT"/>
@@ -8274,7 +8525,17 @@
                 <w:szCs w:val="16"/>
                 <w:lang w:val="en-US"/>
               </w:rPr>
-              <w:t>{{ i.numero_lot}}</w:t>
+              <w:t>{{ i</w:t>
+            </w:r>
+            <w:proofErr w:type="gramEnd"/>
+            <w:r>
+              <w:rPr>
+                <w:rFonts w:ascii="TimesNewRomanPSMT" w:hAnsi="TimesNewRomanPSMT" w:cs="TimesNewRomanPSMT"/>
+                <w:sz w:val="16"/>
+                <w:szCs w:val="16"/>
+                <w:lang w:val="en-US"/>
+              </w:rPr>
+              <w:t>.numero_lot}}</w:t>
             </w:r>
           </w:p>
         </w:tc>
@@ -8346,8 +8607,17 @@
           <w:rFonts w:ascii="TimesNewRomanPSMT" w:hAnsi="TimesNewRomanPSMT" w:cs="TimesNewRomanPSMT"/>
           <w:b/>
         </w:rPr>
-        <w:t xml:space="preserve"> {{ lot</w:t>
-      </w:r>
+        <w:t xml:space="preserve"> </w:t>
+      </w:r>
+      <w:proofErr w:type="gramStart"/>
+      <w:r>
+        <w:rPr>
+          <w:rFonts w:ascii="TimesNewRomanPSMT" w:hAnsi="TimesNewRomanPSMT" w:cs="TimesNewRomanPSMT"/>
+          <w:b/>
+        </w:rPr>
+        <w:t>{{ lot</w:t>
+      </w:r>
+      <w:proofErr w:type="gramEnd"/>
       <w:r>
         <w:rPr>
           <w:rFonts w:ascii="TimesNewRomanPSMT" w:hAnsi="TimesNewRomanPSMT" w:cs="TimesNewRomanPSMT"/>
@@ -8426,12 +8696,14 @@
       <w:bookmarkEnd w:id="28"/>
       <w:bookmarkEnd w:id="29"/>
       <w:bookmarkEnd w:id="30"/>
+      <w:proofErr w:type="gramStart"/>
       <w:r>
         <w:t xml:space="preserve">{{ </w:t>
       </w:r>
       <w:r>
         <w:t>lot</w:t>
       </w:r>
+      <w:proofErr w:type="gramEnd"/>
       <w:r>
         <w:t>.nb_logements }}</w:t>
       </w:r>
@@ -8606,7 +8878,7 @@
     </w:p>
     <w:tbl>
       <w:tblPr>
-        <w:tblStyle w:val="Grilledutableau"/>
+        <w:tblStyle w:val="TableGrid"/>
         <w:tblW w:w="0" w:type="auto"/>
         <w:tblLook w:val="04A0" w:firstRow="1" w:lastRow="0" w:firstColumn="1" w:lastColumn="0" w:noHBand="0" w:noVBand="1"/>
       </w:tblPr>
@@ -8689,7 +8961,25 @@
                 <w:szCs w:val="16"/>
                 <w:lang w:val="en-US"/>
               </w:rPr>
-              <w:t>{%tr for k,v in nb_logements_par_type.items() %}</w:t>
+              <w:t xml:space="preserve">{%tr for </w:t>
+            </w:r>
+            <w:proofErr w:type="gramStart"/>
+            <w:r>
+              <w:rPr>
+                <w:sz w:val="16"/>
+                <w:szCs w:val="16"/>
+                <w:lang w:val="en-US"/>
+              </w:rPr>
+              <w:t>k,v</w:t>
+            </w:r>
+            <w:proofErr w:type="gramEnd"/>
+            <w:r>
+              <w:rPr>
+                <w:sz w:val="16"/>
+                <w:szCs w:val="16"/>
+                <w:lang w:val="en-US"/>
+              </w:rPr>
+              <w:t xml:space="preserve"> in nb_logements_par_type.items() %}</w:t>
             </w:r>
           </w:p>
         </w:tc>
@@ -8847,6 +9137,7 @@
       </w:r>
       <w:bookmarkStart w:id="32" w:name="Mix30111"/>
       <w:bookmarkEnd w:id="32"/>
+      <w:proofErr w:type="gramStart"/>
       <w:r>
         <w:rPr>
           <w:rFonts w:ascii="TimesNewRomanPSMT" w:hAnsi="TimesNewRomanPSMT" w:cs="TimesNewRomanPSMT"/>
@@ -8859,7 +9150,15 @@
           <w:rFonts w:ascii="TimesNewRomanPSMT" w:hAnsi="TimesNewRomanPSMT" w:cs="TimesNewRomanPSMT"/>
           <w:b/>
         </w:rPr>
-        <w:t>mixPLUS_30pc</w:t>
+        <w:t>mixPLUS</w:t>
+      </w:r>
+      <w:proofErr w:type="gramEnd"/>
+      <w:r>
+        <w:rPr>
+          <w:rFonts w:ascii="TimesNewRomanPSMT" w:hAnsi="TimesNewRomanPSMT" w:cs="TimesNewRomanPSMT"/>
+          <w:b/>
+        </w:rPr>
+        <w:t>_30pc</w:t>
       </w:r>
       <w:r>
         <w:rPr>
@@ -9009,13 +9308,27 @@
         <w:rPr>
           <w:rFonts w:ascii="TimesNewRomanPSMT" w:hAnsi="TimesNewRomanPSMT" w:cs="TimesNewRomanPSMT"/>
         </w:rPr>
-        <w:t>(10)</w:t>
-      </w:r>
-      <w:r>
-        <w:rPr>
-          <w:rFonts w:ascii="TimesNewRomanPSMT" w:hAnsi="TimesNewRomanPSMT" w:cs="TimesNewRomanPSMT"/>
-        </w:rPr>
-        <w:t xml:space="preserve">: </w:t>
+        <w:t>(10</w:t>
+      </w:r>
+      <w:proofErr w:type="gramStart"/>
+      <w:r>
+        <w:rPr>
+          <w:rFonts w:ascii="TimesNewRomanPSMT" w:hAnsi="TimesNewRomanPSMT" w:cs="TimesNewRomanPSMT"/>
+        </w:rPr>
+        <w:t>)</w:t>
+      </w:r>
+      <w:r>
+        <w:rPr>
+          <w:rFonts w:ascii="TimesNewRomanPSMT" w:hAnsi="TimesNewRomanPSMT" w:cs="TimesNewRomanPSMT"/>
+        </w:rPr>
+        <w:t>:</w:t>
+      </w:r>
+      <w:proofErr w:type="gramEnd"/>
+      <w:r>
+        <w:rPr>
+          <w:rFonts w:ascii="TimesNewRomanPSMT" w:hAnsi="TimesNewRomanPSMT" w:cs="TimesNewRomanPSMT"/>
+        </w:rPr>
+        <w:t xml:space="preserve"> </w:t>
       </w:r>
       <w:bookmarkStart w:id="34" w:name="Mix1092"/>
       <w:bookmarkEnd w:id="34"/>
@@ -9121,6 +9434,7 @@
       </w:r>
       <w:bookmarkStart w:id="35" w:name="SH"/>
       <w:bookmarkEnd w:id="35"/>
+      <w:proofErr w:type="gramStart"/>
       <w:r>
         <w:rPr>
           <w:rFonts w:ascii="TimesNewRomanPSMT" w:hAnsi="TimesNewRomanPSMT" w:cs="TimesNewRomanPSMT"/>
@@ -9133,6 +9447,7 @@
         </w:rPr>
         <w:t>sh</w:t>
       </w:r>
+      <w:proofErr w:type="gramEnd"/>
       <w:r>
         <w:rPr>
           <w:rFonts w:ascii="TimesNewRomanPSMT" w:hAnsi="TimesNewRomanPSMT" w:cs="TimesNewRomanPSMT"/>
@@ -9190,6 +9505,7 @@
       </w:r>
       <w:bookmarkStart w:id="36" w:name="SA"/>
       <w:bookmarkEnd w:id="36"/>
+      <w:proofErr w:type="gramStart"/>
       <w:r>
         <w:rPr>
           <w:rFonts w:ascii="TimesNewRomanPSMT" w:hAnsi="TimesNewRomanPSMT" w:cs="TimesNewRomanPSMT"/>
@@ -9202,6 +9518,7 @@
         </w:rPr>
         <w:t>sar</w:t>
       </w:r>
+      <w:proofErr w:type="gramEnd"/>
       <w:r>
         <w:rPr>
           <w:rFonts w:ascii="TimesNewRomanPSMT" w:hAnsi="TimesNewRomanPSMT" w:cs="TimesNewRomanPSMT"/>
@@ -9271,7 +9588,25 @@
           <w:sz w:val="16"/>
           <w:szCs w:val="16"/>
         </w:rPr>
-        <w:t>{% if lot.annexe_caves %}</w:t>
+        <w:t xml:space="preserve">{% if </w:t>
+      </w:r>
+      <w:proofErr w:type="gramStart"/>
+      <w:r>
+        <w:rPr>
+          <w:rFonts w:ascii="TimesNewRomanPSMT" w:hAnsi="TimesNewRomanPSMT" w:cs="TimesNewRomanPSMT"/>
+          <w:sz w:val="16"/>
+          <w:szCs w:val="16"/>
+        </w:rPr>
+        <w:t>lot.annexe</w:t>
+      </w:r>
+      <w:proofErr w:type="gramEnd"/>
+      <w:r>
+        <w:rPr>
+          <w:rFonts w:ascii="TimesNewRomanPSMT" w:hAnsi="TimesNewRomanPSMT" w:cs="TimesNewRomanPSMT"/>
+          <w:sz w:val="16"/>
+          <w:szCs w:val="16"/>
+        </w:rPr>
+        <w:t>_caves %}</w:t>
       </w:r>
     </w:p>
     <w:p>
@@ -9423,7 +9758,25 @@
           <w:sz w:val="16"/>
           <w:szCs w:val="16"/>
         </w:rPr>
-        <w:t xml:space="preserve"> if lot.annexe_soussols %}</w:t>
+        <w:t xml:space="preserve"> if </w:t>
+      </w:r>
+      <w:proofErr w:type="gramStart"/>
+      <w:r>
+        <w:rPr>
+          <w:rFonts w:ascii="TimesNewRomanPSMT" w:hAnsi="TimesNewRomanPSMT" w:cs="TimesNewRomanPSMT"/>
+          <w:sz w:val="16"/>
+          <w:szCs w:val="16"/>
+        </w:rPr>
+        <w:t>lot.annexe</w:t>
+      </w:r>
+      <w:proofErr w:type="gramEnd"/>
+      <w:r>
+        <w:rPr>
+          <w:rFonts w:ascii="TimesNewRomanPSMT" w:hAnsi="TimesNewRomanPSMT" w:cs="TimesNewRomanPSMT"/>
+          <w:sz w:val="16"/>
+          <w:szCs w:val="16"/>
+        </w:rPr>
+        <w:t>_soussols %}</w:t>
       </w:r>
     </w:p>
     <w:p>
@@ -9512,6 +9865,7 @@
         <w:jc w:val="both"/>
         <w:rPr>
           <w:rFonts w:ascii="TimesNewRomanPSMT" w:hAnsi="TimesNewRomanPSMT" w:cs="TimesNewRomanPSMT"/>
+          <w:lang w:val="en-US"/>
         </w:rPr>
       </w:pPr>
       <w:r>
@@ -9519,6 +9873,7 @@
           <w:rFonts w:ascii="TimesNewRomanPSMT" w:hAnsi="TimesNewRomanPSMT" w:cs="TimesNewRomanPSMT"/>
           <w:sz w:val="16"/>
           <w:szCs w:val="16"/>
+          <w:lang w:val="en-US"/>
         </w:rPr>
         <w:t>{%</w:t>
       </w:r>
@@ -9536,6 +9891,7 @@
           <w:rFonts w:ascii="TimesNewRomanPSMT" w:hAnsi="TimesNewRomanPSMT" w:cs="TimesNewRomanPSMT"/>
           <w:sz w:val="16"/>
           <w:szCs w:val="16"/>
+          <w:lang w:val="en-US"/>
         </w:rPr>
         <w:t xml:space="preserve"> endif %} </w:t>
       </w:r>
@@ -9548,6 +9904,7 @@
           <w:rFonts w:ascii="TimesNewRomanPSMT" w:hAnsi="TimesNewRomanPSMT" w:cs="TimesNewRomanPSMT"/>
           <w:sz w:val="16"/>
           <w:szCs w:val="16"/>
+          <w:lang w:val="en-US"/>
         </w:rPr>
       </w:pPr>
       <w:r>
@@ -9555,6 +9912,7 @@
           <w:rFonts w:ascii="TimesNewRomanPSMT" w:hAnsi="TimesNewRomanPSMT" w:cs="TimesNewRomanPSMT"/>
           <w:sz w:val="16"/>
           <w:szCs w:val="16"/>
+          <w:lang w:val="en-US"/>
         </w:rPr>
         <w:t>{%</w:t>
       </w:r>
@@ -9572,9 +9930,11 @@
           <w:rFonts w:ascii="TimesNewRomanPSMT" w:hAnsi="TimesNewRomanPSMT" w:cs="TimesNewRomanPSMT"/>
           <w:sz w:val="16"/>
           <w:szCs w:val="16"/>
-        </w:rPr>
-        <w:t xml:space="preserve"> if lot.annexe_</w:t>
-      </w:r>
+          <w:lang w:val="en-US"/>
+        </w:rPr>
+        <w:t xml:space="preserve"> if </w:t>
+      </w:r>
+      <w:proofErr w:type="gramStart"/>
       <w:r>
         <w:rPr>
           <w:rFonts w:ascii="TimesNewRomanPSMT" w:hAnsi="TimesNewRomanPSMT" w:cs="TimesNewRomanPSMT"/>
@@ -9582,13 +9942,33 @@
           <w:szCs w:val="16"/>
           <w:lang w:val="en-US"/>
         </w:rPr>
-        <w:t>remises</w:t>
-      </w:r>
+        <w:t>lot.annexe</w:t>
+      </w:r>
+      <w:proofErr w:type="gramEnd"/>
       <w:r>
         <w:rPr>
           <w:rFonts w:ascii="TimesNewRomanPSMT" w:hAnsi="TimesNewRomanPSMT" w:cs="TimesNewRomanPSMT"/>
           <w:sz w:val="16"/>
           <w:szCs w:val="16"/>
+          <w:lang w:val="en-US"/>
+        </w:rPr>
+        <w:t>_</w:t>
+      </w:r>
+      <w:r>
+        <w:rPr>
+          <w:rFonts w:ascii="TimesNewRomanPSMT" w:hAnsi="TimesNewRomanPSMT" w:cs="TimesNewRomanPSMT"/>
+          <w:sz w:val="16"/>
+          <w:szCs w:val="16"/>
+          <w:lang w:val="en-US"/>
+        </w:rPr>
+        <w:t>remises</w:t>
+      </w:r>
+      <w:r>
+        <w:rPr>
+          <w:rFonts w:ascii="TimesNewRomanPSMT" w:hAnsi="TimesNewRomanPSMT" w:cs="TimesNewRomanPSMT"/>
+          <w:sz w:val="16"/>
+          <w:szCs w:val="16"/>
+          <w:lang w:val="en-US"/>
         </w:rPr>
         <w:t xml:space="preserve"> %}</w:t>
       </w:r>
@@ -9625,6 +10005,7 @@
           <w:rFonts w:ascii="TimesNewRomanPSMT" w:hAnsi="TimesNewRomanPSMT" w:cs="TimesNewRomanPSMT"/>
           <w:sz w:val="16"/>
           <w:szCs w:val="16"/>
+          <w:lang w:val="en-US"/>
         </w:rPr>
         <w:instrText xml:space="preserve"> FORMCHECKBOX </w:instrText>
       </w:r>
@@ -9656,6 +10037,7 @@
           <w:rFonts w:ascii="TimesNewRomanPSMT" w:hAnsi="TimesNewRomanPSMT" w:cs="TimesNewRomanPSMT"/>
           <w:sz w:val="16"/>
           <w:szCs w:val="16"/>
+          <w:lang w:val="en-US"/>
         </w:rPr>
         <w:t xml:space="preserve"> </w:t>
       </w:r>
@@ -9673,6 +10055,7 @@
         <w:jc w:val="both"/>
         <w:rPr>
           <w:rFonts w:ascii="TimesNewRomanPSMT" w:hAnsi="TimesNewRomanPSMT" w:cs="TimesNewRomanPSMT"/>
+          <w:lang w:val="en-US"/>
         </w:rPr>
       </w:pPr>
       <w:r>
@@ -9680,6 +10063,7 @@
           <w:rFonts w:ascii="TimesNewRomanPSMT" w:hAnsi="TimesNewRomanPSMT" w:cs="TimesNewRomanPSMT"/>
           <w:sz w:val="16"/>
           <w:szCs w:val="16"/>
+          <w:lang w:val="en-US"/>
         </w:rPr>
         <w:t>{%</w:t>
       </w:r>
@@ -9697,6 +10081,7 @@
           <w:rFonts w:ascii="TimesNewRomanPSMT" w:hAnsi="TimesNewRomanPSMT" w:cs="TimesNewRomanPSMT"/>
           <w:sz w:val="16"/>
           <w:szCs w:val="16"/>
+          <w:lang w:val="en-US"/>
         </w:rPr>
         <w:t xml:space="preserve"> endif %} </w:t>
       </w:r>
@@ -9709,6 +10094,7 @@
           <w:rFonts w:ascii="TimesNewRomanPSMT" w:hAnsi="TimesNewRomanPSMT" w:cs="TimesNewRomanPSMT"/>
           <w:sz w:val="16"/>
           <w:szCs w:val="16"/>
+          <w:lang w:val="en-US"/>
         </w:rPr>
       </w:pPr>
       <w:r>
@@ -9716,40 +10102,9 @@
           <w:rFonts w:ascii="TimesNewRomanPSMT" w:hAnsi="TimesNewRomanPSMT" w:cs="TimesNewRomanPSMT"/>
           <w:sz w:val="16"/>
           <w:szCs w:val="16"/>
-        </w:rPr>
-        <w:t>{%</w:t>
-      </w:r>
-      <w:r>
-        <w:rPr>
-          <w:rFonts w:ascii="TimesNewRomanPSMT" w:hAnsi="TimesNewRomanPSMT" w:cs="TimesNewRomanPSMT"/>
-          <w:sz w:val="16"/>
-          <w:szCs w:val="16"/>
-        </w:rPr>
-        <w:t>-</w:t>
-      </w:r>
-      <w:r>
-        <w:rPr>
-          <w:rFonts w:ascii="TimesNewRomanPSMT" w:hAnsi="TimesNewRomanPSMT" w:cs="TimesNewRomanPSMT"/>
-          <w:sz w:val="16"/>
-          <w:szCs w:val="16"/>
-        </w:rPr>
-        <w:t xml:space="preserve"> if lot.annexe_</w:t>
-      </w:r>
-      <w:r>
-        <w:rPr>
-          <w:rFonts w:ascii="TimesNewRomanPSMT" w:hAnsi="TimesNewRomanPSMT" w:cs="TimesNewRomanPSMT"/>
-          <w:sz w:val="16"/>
-          <w:szCs w:val="16"/>
-        </w:rPr>
-        <w:t>ateliers</w:t>
-      </w:r>
-      <w:r>
-        <w:rPr>
-          <w:rFonts w:ascii="TimesNewRomanPSMT" w:hAnsi="TimesNewRomanPSMT" w:cs="TimesNewRomanPSMT"/>
-          <w:sz w:val="16"/>
-          <w:szCs w:val="16"/>
-        </w:rPr>
-        <w:t xml:space="preserve"> %}</w:t>
+          <w:lang w:val="en-US"/>
+        </w:rPr>
+        <w:t>{%- if lot.annexe_ateliers %}</w:t>
       </w:r>
     </w:p>
     <w:p>
@@ -9889,7 +10244,25 @@
           <w:sz w:val="16"/>
           <w:szCs w:val="16"/>
         </w:rPr>
-        <w:t xml:space="preserve"> if lot.annexe_</w:t>
+        <w:t xml:space="preserve"> if </w:t>
+      </w:r>
+      <w:proofErr w:type="gramStart"/>
+      <w:r>
+        <w:rPr>
+          <w:rFonts w:ascii="TimesNewRomanPSMT" w:hAnsi="TimesNewRomanPSMT" w:cs="TimesNewRomanPSMT"/>
+          <w:sz w:val="16"/>
+          <w:szCs w:val="16"/>
+        </w:rPr>
+        <w:t>lot.annexe</w:t>
+      </w:r>
+      <w:proofErr w:type="gramEnd"/>
+      <w:r>
+        <w:rPr>
+          <w:rFonts w:ascii="TimesNewRomanPSMT" w:hAnsi="TimesNewRomanPSMT" w:cs="TimesNewRomanPSMT"/>
+          <w:sz w:val="16"/>
+          <w:szCs w:val="16"/>
+        </w:rPr>
+        <w:t>_</w:t>
       </w:r>
       <w:r>
         <w:rPr>
@@ -9986,6 +10359,7 @@
         <w:jc w:val="both"/>
         <w:rPr>
           <w:rFonts w:ascii="TimesNewRomanPSMT" w:hAnsi="TimesNewRomanPSMT" w:cs="TimesNewRomanPSMT"/>
+          <w:lang w:val="en-US"/>
         </w:rPr>
       </w:pPr>
       <w:r>
@@ -9993,45 +10367,51 @@
           <w:rFonts w:ascii="TimesNewRomanPSMT" w:hAnsi="TimesNewRomanPSMT" w:cs="TimesNewRomanPSMT"/>
           <w:sz w:val="16"/>
           <w:szCs w:val="16"/>
-        </w:rPr>
-        <w:t>{%</w:t>
-      </w:r>
-      <w:r>
+          <w:lang w:val="en-US"/>
+        </w:rPr>
+        <w:t xml:space="preserve">{%- endif %} </w:t>
+      </w:r>
+    </w:p>
+    <w:p>
+      <w:pPr>
+        <w:ind w:firstLine="708"/>
+        <w:jc w:val="both"/>
         <w:rPr>
           <w:rFonts w:ascii="TimesNewRomanPSMT" w:hAnsi="TimesNewRomanPSMT" w:cs="TimesNewRomanPSMT"/>
           <w:sz w:val="16"/>
           <w:szCs w:val="16"/>
-        </w:rPr>
-        <w:t>-</w:t>
-      </w:r>
+          <w:lang w:val="en-US"/>
+        </w:rPr>
+      </w:pPr>
       <w:r>
         <w:rPr>
           <w:rFonts w:ascii="TimesNewRomanPSMT" w:hAnsi="TimesNewRomanPSMT" w:cs="TimesNewRomanPSMT"/>
           <w:sz w:val="16"/>
           <w:szCs w:val="16"/>
-        </w:rPr>
-        <w:t xml:space="preserve"> endif %} </w:t>
-      </w:r>
-    </w:p>
-    <w:p>
-      <w:pPr>
-        <w:ind w:firstLine="708"/>
-        <w:jc w:val="both"/>
+          <w:lang w:val="en-US"/>
+        </w:rPr>
+        <w:lastRenderedPageBreak/>
+        <w:t>{%</w:t>
+      </w:r>
+      <w:r>
         <w:rPr>
           <w:rFonts w:ascii="TimesNewRomanPSMT" w:hAnsi="TimesNewRomanPSMT" w:cs="TimesNewRomanPSMT"/>
           <w:sz w:val="16"/>
           <w:szCs w:val="16"/>
-        </w:rPr>
-      </w:pPr>
+          <w:lang w:val="en-US"/>
+        </w:rPr>
+        <w:t>-</w:t>
+      </w:r>
       <w:r>
         <w:rPr>
           <w:rFonts w:ascii="TimesNewRomanPSMT" w:hAnsi="TimesNewRomanPSMT" w:cs="TimesNewRomanPSMT"/>
           <w:sz w:val="16"/>
           <w:szCs w:val="16"/>
-        </w:rPr>
-        <w:lastRenderedPageBreak/>
-        <w:t>{%</w:t>
-      </w:r>
+          <w:lang w:val="en-US"/>
+        </w:rPr>
+        <w:t xml:space="preserve"> if </w:t>
+      </w:r>
+      <w:proofErr w:type="gramStart"/>
       <w:r>
         <w:rPr>
           <w:rFonts w:ascii="TimesNewRomanPSMT" w:hAnsi="TimesNewRomanPSMT" w:cs="TimesNewRomanPSMT"/>
@@ -10039,15 +10419,17 @@
           <w:szCs w:val="16"/>
           <w:lang w:val="en-US"/>
         </w:rPr>
-        <w:t>-</w:t>
-      </w:r>
+        <w:t>lot.annexe</w:t>
+      </w:r>
+      <w:proofErr w:type="gramEnd"/>
       <w:r>
         <w:rPr>
           <w:rFonts w:ascii="TimesNewRomanPSMT" w:hAnsi="TimesNewRomanPSMT" w:cs="TimesNewRomanPSMT"/>
           <w:sz w:val="16"/>
           <w:szCs w:val="16"/>
-        </w:rPr>
-        <w:t xml:space="preserve"> if lot.annexe_</w:t>
+          <w:lang w:val="en-US"/>
+        </w:rPr>
+        <w:t>_</w:t>
       </w:r>
       <w:r>
         <w:rPr>
@@ -10063,6 +10445,7 @@
           <w:rFonts w:ascii="TimesNewRomanPSMT" w:hAnsi="TimesNewRomanPSMT" w:cs="TimesNewRomanPSMT"/>
           <w:sz w:val="16"/>
           <w:szCs w:val="16"/>
+          <w:lang w:val="en-US"/>
         </w:rPr>
         <w:t xml:space="preserve"> %}</w:t>
       </w:r>
@@ -10180,6 +10563,7 @@
           <w:rFonts w:ascii="TimesNewRomanPSMT" w:hAnsi="TimesNewRomanPSMT" w:cs="TimesNewRomanPSMT"/>
           <w:sz w:val="16"/>
           <w:szCs w:val="16"/>
+          <w:lang w:val="en-US"/>
         </w:rPr>
       </w:pPr>
       <w:r>
@@ -10187,6 +10571,7 @@
           <w:rFonts w:ascii="TimesNewRomanPSMT" w:hAnsi="TimesNewRomanPSMT" w:cs="TimesNewRomanPSMT"/>
           <w:sz w:val="16"/>
           <w:szCs w:val="16"/>
+          <w:lang w:val="en-US"/>
         </w:rPr>
         <w:t>{%</w:t>
       </w:r>
@@ -10204,6 +10589,7 @@
           <w:rFonts w:ascii="TimesNewRomanPSMT" w:hAnsi="TimesNewRomanPSMT" w:cs="TimesNewRomanPSMT"/>
           <w:sz w:val="16"/>
           <w:szCs w:val="16"/>
+          <w:lang w:val="en-US"/>
         </w:rPr>
         <w:t xml:space="preserve"> if lot.annexe_</w:t>
       </w:r>
@@ -10230,6 +10616,7 @@
           <w:rFonts w:ascii="TimesNewRomanPSMT" w:hAnsi="TimesNewRomanPSMT" w:cs="TimesNewRomanPSMT"/>
           <w:sz w:val="16"/>
           <w:szCs w:val="16"/>
+          <w:lang w:val="en-US"/>
         </w:rPr>
         <w:t xml:space="preserve"> %}</w:t>
       </w:r>
@@ -10266,6 +10653,7 @@
           <w:rFonts w:ascii="TimesNewRomanPSMT" w:hAnsi="TimesNewRomanPSMT" w:cs="TimesNewRomanPSMT"/>
           <w:sz w:val="16"/>
           <w:szCs w:val="16"/>
+          <w:lang w:val="en-US"/>
         </w:rPr>
         <w:instrText xml:space="preserve"> FORMCHECKBOX </w:instrText>
       </w:r>
@@ -10297,6 +10685,7 @@
           <w:rFonts w:ascii="TimesNewRomanPSMT" w:hAnsi="TimesNewRomanPSMT" w:cs="TimesNewRomanPSMT"/>
           <w:sz w:val="16"/>
           <w:szCs w:val="16"/>
+          <w:lang w:val="en-US"/>
         </w:rPr>
         <w:t xml:space="preserve"> </w:t>
       </w:r>
@@ -10314,6 +10703,7 @@
         <w:jc w:val="both"/>
         <w:rPr>
           <w:rFonts w:ascii="TimesNewRomanPSMT" w:hAnsi="TimesNewRomanPSMT" w:cs="TimesNewRomanPSMT"/>
+          <w:lang w:val="en-US"/>
         </w:rPr>
       </w:pPr>
       <w:r>
@@ -10321,6 +10711,7 @@
           <w:rFonts w:ascii="TimesNewRomanPSMT" w:hAnsi="TimesNewRomanPSMT" w:cs="TimesNewRomanPSMT"/>
           <w:sz w:val="16"/>
           <w:szCs w:val="16"/>
+          <w:lang w:val="en-US"/>
         </w:rPr>
         <w:t>{%</w:t>
       </w:r>
@@ -10338,6 +10729,7 @@
           <w:rFonts w:ascii="TimesNewRomanPSMT" w:hAnsi="TimesNewRomanPSMT" w:cs="TimesNewRomanPSMT"/>
           <w:sz w:val="16"/>
           <w:szCs w:val="16"/>
+          <w:lang w:val="en-US"/>
         </w:rPr>
         <w:t xml:space="preserve"> endif %} </w:t>
       </w:r>
@@ -10350,6 +10742,7 @@
           <w:rFonts w:ascii="TimesNewRomanPSMT" w:hAnsi="TimesNewRomanPSMT" w:cs="TimesNewRomanPSMT"/>
           <w:sz w:val="16"/>
           <w:szCs w:val="16"/>
+          <w:lang w:val="en-US"/>
         </w:rPr>
       </w:pPr>
       <w:r>
@@ -10357,6 +10750,7 @@
           <w:rFonts w:ascii="TimesNewRomanPSMT" w:hAnsi="TimesNewRomanPSMT" w:cs="TimesNewRomanPSMT"/>
           <w:sz w:val="16"/>
           <w:szCs w:val="16"/>
+          <w:lang w:val="en-US"/>
         </w:rPr>
         <w:t>{%</w:t>
       </w:r>
@@ -10374,9 +10768,11 @@
           <w:rFonts w:ascii="TimesNewRomanPSMT" w:hAnsi="TimesNewRomanPSMT" w:cs="TimesNewRomanPSMT"/>
           <w:sz w:val="16"/>
           <w:szCs w:val="16"/>
-        </w:rPr>
-        <w:t xml:space="preserve"> if lot.annexe</w:t>
-      </w:r>
+          <w:lang w:val="en-US"/>
+        </w:rPr>
+        <w:t xml:space="preserve"> if </w:t>
+      </w:r>
+      <w:proofErr w:type="gramStart"/>
       <w:r>
         <w:rPr>
           <w:rFonts w:ascii="TimesNewRomanPSMT" w:hAnsi="TimesNewRomanPSMT" w:cs="TimesNewRomanPSMT"/>
@@ -10384,8 +10780,9 @@
           <w:szCs w:val="16"/>
           <w:lang w:val="en-US"/>
         </w:rPr>
-        <w:t>_</w:t>
-      </w:r>
+        <w:t>lot.annexe</w:t>
+      </w:r>
+      <w:proofErr w:type="gramEnd"/>
       <w:r>
         <w:rPr>
           <w:rFonts w:ascii="TimesNewRomanPSMT" w:hAnsi="TimesNewRomanPSMT" w:cs="TimesNewRomanPSMT"/>
@@ -10393,13 +10790,23 @@
           <w:szCs w:val="16"/>
           <w:lang w:val="en-US"/>
         </w:rPr>
-        <w:t>combles</w:t>
+        <w:t>_</w:t>
       </w:r>
       <w:r>
         <w:rPr>
           <w:rFonts w:ascii="TimesNewRomanPSMT" w:hAnsi="TimesNewRomanPSMT" w:cs="TimesNewRomanPSMT"/>
           <w:sz w:val="16"/>
           <w:szCs w:val="16"/>
+          <w:lang w:val="en-US"/>
+        </w:rPr>
+        <w:t>combles</w:t>
+      </w:r>
+      <w:r>
+        <w:rPr>
+          <w:rFonts w:ascii="TimesNewRomanPSMT" w:hAnsi="TimesNewRomanPSMT" w:cs="TimesNewRomanPSMT"/>
+          <w:sz w:val="16"/>
+          <w:szCs w:val="16"/>
+          <w:lang w:val="en-US"/>
         </w:rPr>
         <w:t xml:space="preserve"> %}</w:t>
       </w:r>
@@ -10517,6 +10924,7 @@
           <w:rFonts w:ascii="TimesNewRomanPSMT" w:hAnsi="TimesNewRomanPSMT" w:cs="TimesNewRomanPSMT"/>
           <w:sz w:val="16"/>
           <w:szCs w:val="16"/>
+          <w:lang w:val="en-US"/>
         </w:rPr>
       </w:pPr>
       <w:r>
@@ -10524,6 +10932,7 @@
           <w:rFonts w:ascii="TimesNewRomanPSMT" w:hAnsi="TimesNewRomanPSMT" w:cs="TimesNewRomanPSMT"/>
           <w:sz w:val="16"/>
           <w:szCs w:val="16"/>
+          <w:lang w:val="en-US"/>
         </w:rPr>
         <w:t>{%</w:t>
       </w:r>
@@ -10541,6 +10950,7 @@
           <w:rFonts w:ascii="TimesNewRomanPSMT" w:hAnsi="TimesNewRomanPSMT" w:cs="TimesNewRomanPSMT"/>
           <w:sz w:val="16"/>
           <w:szCs w:val="16"/>
+          <w:lang w:val="en-US"/>
         </w:rPr>
         <w:t xml:space="preserve"> if lot.annexe_</w:t>
       </w:r>
@@ -10558,6 +10968,7 @@
           <w:rFonts w:ascii="TimesNewRomanPSMT" w:hAnsi="TimesNewRomanPSMT" w:cs="TimesNewRomanPSMT"/>
           <w:sz w:val="16"/>
           <w:szCs w:val="16"/>
+          <w:lang w:val="en-US"/>
         </w:rPr>
         <w:t xml:space="preserve"> %}</w:t>
       </w:r>
@@ -10568,6 +10979,7 @@
         <w:jc w:val="both"/>
         <w:rPr>
           <w:rFonts w:ascii="TimesNewRomanPSMT" w:hAnsi="TimesNewRomanPSMT" w:cs="TimesNewRomanPSMT"/>
+          <w:lang w:val="en-US"/>
         </w:rPr>
       </w:pPr>
       <w:r>
@@ -10593,6 +11005,7 @@
           <w:rFonts w:ascii="TimesNewRomanPSMT" w:hAnsi="TimesNewRomanPSMT" w:cs="TimesNewRomanPSMT"/>
           <w:sz w:val="16"/>
           <w:szCs w:val="16"/>
+          <w:lang w:val="en-US"/>
         </w:rPr>
         <w:instrText xml:space="preserve"> FORMCHECKBOX </w:instrText>
       </w:r>
@@ -10624,12 +11037,14 @@
           <w:rFonts w:ascii="TimesNewRomanPSMT" w:hAnsi="TimesNewRomanPSMT" w:cs="TimesNewRomanPSMT"/>
           <w:sz w:val="16"/>
           <w:szCs w:val="16"/>
+          <w:lang w:val="en-US"/>
         </w:rPr>
         <w:t xml:space="preserve"> </w:t>
       </w:r>
       <w:r>
         <w:rPr>
           <w:rFonts w:ascii="TimesNewRomanPSMT" w:hAnsi="TimesNewRomanPSMT" w:cs="TimesNewRomanPSMT"/>
+          <w:lang w:val="en-US"/>
         </w:rPr>
         <w:t>Balcons</w:t>
       </w:r>
@@ -10640,6 +11055,7 @@
         <w:jc w:val="both"/>
         <w:rPr>
           <w:rFonts w:ascii="TimesNewRomanPSMT" w:hAnsi="TimesNewRomanPSMT" w:cs="TimesNewRomanPSMT"/>
+          <w:lang w:val="en-US"/>
         </w:rPr>
       </w:pPr>
       <w:r>
@@ -10647,59 +11063,62 @@
           <w:rFonts w:ascii="TimesNewRomanPSMT" w:hAnsi="TimesNewRomanPSMT" w:cs="TimesNewRomanPSMT"/>
           <w:sz w:val="16"/>
           <w:szCs w:val="16"/>
-        </w:rPr>
-        <w:t>{%</w:t>
-      </w:r>
-      <w:r>
+          <w:lang w:val="en-US"/>
+        </w:rPr>
+        <w:t xml:space="preserve">{%- endif %} </w:t>
+      </w:r>
+    </w:p>
+    <w:p>
+      <w:pPr>
+        <w:ind w:firstLine="708"/>
+        <w:jc w:val="both"/>
         <w:rPr>
           <w:rFonts w:ascii="TimesNewRomanPSMT" w:hAnsi="TimesNewRomanPSMT" w:cs="TimesNewRomanPSMT"/>
           <w:sz w:val="16"/>
           <w:szCs w:val="16"/>
         </w:rPr>
-        <w:t>-</w:t>
-      </w:r>
+      </w:pPr>
       <w:r>
         <w:rPr>
           <w:rFonts w:ascii="TimesNewRomanPSMT" w:hAnsi="TimesNewRomanPSMT" w:cs="TimesNewRomanPSMT"/>
           <w:sz w:val="16"/>
           <w:szCs w:val="16"/>
         </w:rPr>
-        <w:t xml:space="preserve"> endif %} </w:t>
-      </w:r>
-    </w:p>
-    <w:p>
-      <w:pPr>
-        <w:ind w:firstLine="708"/>
-        <w:jc w:val="both"/>
+        <w:t>{%</w:t>
+      </w:r>
+      <w:r>
         <w:rPr>
           <w:rFonts w:ascii="TimesNewRomanPSMT" w:hAnsi="TimesNewRomanPSMT" w:cs="TimesNewRomanPSMT"/>
           <w:sz w:val="16"/>
           <w:szCs w:val="16"/>
         </w:rPr>
-      </w:pPr>
+        <w:t>-</w:t>
+      </w:r>
       <w:r>
         <w:rPr>
           <w:rFonts w:ascii="TimesNewRomanPSMT" w:hAnsi="TimesNewRomanPSMT" w:cs="TimesNewRomanPSMT"/>
           <w:sz w:val="16"/>
           <w:szCs w:val="16"/>
         </w:rPr>
-        <w:t>{%</w:t>
-      </w:r>
+        <w:t xml:space="preserve"> if </w:t>
+      </w:r>
+      <w:proofErr w:type="gramStart"/>
       <w:r>
         <w:rPr>
           <w:rFonts w:ascii="TimesNewRomanPSMT" w:hAnsi="TimesNewRomanPSMT" w:cs="TimesNewRomanPSMT"/>
           <w:sz w:val="16"/>
           <w:szCs w:val="16"/>
         </w:rPr>
-        <w:t>-</w:t>
-      </w:r>
+        <w:t>lot.annexe</w:t>
+      </w:r>
+      <w:proofErr w:type="gramEnd"/>
       <w:r>
         <w:rPr>
           <w:rFonts w:ascii="TimesNewRomanPSMT" w:hAnsi="TimesNewRomanPSMT" w:cs="TimesNewRomanPSMT"/>
           <w:sz w:val="16"/>
           <w:szCs w:val="16"/>
         </w:rPr>
-        <w:t xml:space="preserve"> if lot.annexe_</w:t>
+        <w:t>_</w:t>
       </w:r>
       <w:r>
         <w:rPr>
@@ -10855,7 +11274,25 @@
           <w:sz w:val="16"/>
           <w:szCs w:val="16"/>
         </w:rPr>
-        <w:t xml:space="preserve"> if lot.annexe_</w:t>
+        <w:t xml:space="preserve"> if </w:t>
+      </w:r>
+      <w:proofErr w:type="gramStart"/>
+      <w:r>
+        <w:rPr>
+          <w:rFonts w:ascii="TimesNewRomanPSMT" w:hAnsi="TimesNewRomanPSMT" w:cs="TimesNewRomanPSMT"/>
+          <w:sz w:val="16"/>
+          <w:szCs w:val="16"/>
+        </w:rPr>
+        <w:t>lot.annexe</w:t>
+      </w:r>
+      <w:proofErr w:type="gramEnd"/>
+      <w:r>
+        <w:rPr>
+          <w:rFonts w:ascii="TimesNewRomanPSMT" w:hAnsi="TimesNewRomanPSMT" w:cs="TimesNewRomanPSMT"/>
+          <w:sz w:val="16"/>
+          <w:szCs w:val="16"/>
+        </w:rPr>
+        <w:t>_</w:t>
       </w:r>
       <w:r>
         <w:rPr>
@@ -11033,6 +11470,7 @@
       </w:r>
       <w:bookmarkStart w:id="38" w:name="SU"/>
       <w:bookmarkEnd w:id="38"/>
+      <w:proofErr w:type="gramStart"/>
       <w:r>
         <w:rPr>
           <w:rFonts w:ascii="TimesNewRomanPSMT" w:hAnsi="TimesNewRomanPSMT" w:cs="TimesNewRomanPSMT"/>
@@ -11045,6 +11483,7 @@
         </w:rPr>
         <w:t>su</w:t>
       </w:r>
+      <w:proofErr w:type="gramEnd"/>
       <w:r>
         <w:rPr>
           <w:rFonts w:ascii="TimesNewRomanPSMT" w:hAnsi="TimesNewRomanPSMT" w:cs="TimesNewRomanPSMT"/>
@@ -11114,6 +11553,7 @@
         </w:rPr>
         <w:t xml:space="preserve">{% if </w:t>
       </w:r>
+      <w:proofErr w:type="gramStart"/>
       <w:r>
         <w:rPr>
           <w:rFonts w:ascii="TimesNewRomanPSMT" w:hAnsi="TimesNewRomanPSMT" w:cs="TimesNewRomanPSMT"/>
@@ -11128,7 +11568,16 @@
           <w:sz w:val="20"/>
           <w:lang w:val="en-US"/>
         </w:rPr>
-        <w:t>.count() %}</w:t>
+        <w:t>.count</w:t>
+      </w:r>
+      <w:proofErr w:type="gramEnd"/>
+      <w:r>
+        <w:rPr>
+          <w:rFonts w:ascii="TimesNewRomanPSMT" w:hAnsi="TimesNewRomanPSMT" w:cs="TimesNewRomanPSMT"/>
+          <w:sz w:val="20"/>
+          <w:lang w:val="en-US"/>
+        </w:rPr>
+        <w:t>() %}</w:t>
       </w:r>
     </w:p>
     <w:p>
@@ -11143,7 +11592,7 @@
     </w:p>
     <w:tbl>
       <w:tblPr>
-        <w:tblStyle w:val="Grilledutableau"/>
+        <w:tblStyle w:val="TableGrid"/>
         <w:tblW w:w="0" w:type="auto"/>
         <w:tblLayout w:type="fixed"/>
         <w:tblLook w:val="04A0" w:firstRow="1" w:lastRow="0" w:firstColumn="1" w:lastColumn="0" w:noHBand="0" w:noVBand="1"/>
@@ -11221,6 +11670,7 @@
                 <w:szCs w:val="14"/>
               </w:rPr>
             </w:pPr>
+            <w:proofErr w:type="gramStart"/>
             <w:r>
               <w:rPr>
                 <w:rFonts w:ascii="TimesNewRomanPSMT" w:hAnsi="TimesNewRomanPSMT" w:cs="TimesNewRomanPSMT"/>
@@ -11229,6 +11679,7 @@
               </w:rPr>
               <w:t>habitable</w:t>
             </w:r>
+            <w:proofErr w:type="gramEnd"/>
           </w:p>
           <w:p>
             <w:pPr>
@@ -11245,7 +11696,25 @@
                 <w:sz w:val="14"/>
                 <w:szCs w:val="14"/>
               </w:rPr>
-              <w:t>(art. R. 111-2)</w:t>
+              <w:t>(</w:t>
+            </w:r>
+            <w:proofErr w:type="gramStart"/>
+            <w:r>
+              <w:rPr>
+                <w:rFonts w:ascii="TimesNewRomanPSMT" w:hAnsi="TimesNewRomanPSMT" w:cs="TimesNewRomanPSMT"/>
+                <w:sz w:val="14"/>
+                <w:szCs w:val="14"/>
+              </w:rPr>
+              <w:t>art.</w:t>
+            </w:r>
+            <w:proofErr w:type="gramEnd"/>
+            <w:r>
+              <w:rPr>
+                <w:rFonts w:ascii="TimesNewRomanPSMT" w:hAnsi="TimesNewRomanPSMT" w:cs="TimesNewRomanPSMT"/>
+                <w:sz w:val="14"/>
+                <w:szCs w:val="14"/>
+              </w:rPr>
+              <w:t xml:space="preserve"> R. 111-2)</w:t>
             </w:r>
           </w:p>
         </w:tc>
@@ -11280,13 +11749,23 @@
                 <w:lang w:val="en-US"/>
               </w:rPr>
             </w:pPr>
+            <w:proofErr w:type="gramStart"/>
             <w:r>
               <w:rPr>
                 <w:rFonts w:ascii="TimesNewRomanPSMT" w:hAnsi="TimesNewRomanPSMT" w:cs="TimesNewRomanPSMT"/>
                 <w:sz w:val="14"/>
                 <w:szCs w:val="14"/>
               </w:rPr>
-              <w:t>réelle des annexes</w:t>
+              <w:t>réelle</w:t>
+            </w:r>
+            <w:proofErr w:type="gramEnd"/>
+            <w:r>
+              <w:rPr>
+                <w:rFonts w:ascii="TimesNewRomanPSMT" w:hAnsi="TimesNewRomanPSMT" w:cs="TimesNewRomanPSMT"/>
+                <w:sz w:val="14"/>
+                <w:szCs w:val="14"/>
+              </w:rPr>
+              <w:t xml:space="preserve"> des annexes</w:t>
             </w:r>
           </w:p>
         </w:tc>
@@ -11326,7 +11805,25 @@
                 <w:sz w:val="14"/>
                 <w:szCs w:val="14"/>
               </w:rPr>
-              <w:t>(surface habitable augmentée de 50% de la surface des annexes)</w:t>
+              <w:t>(</w:t>
+            </w:r>
+            <w:proofErr w:type="gramStart"/>
+            <w:r>
+              <w:rPr>
+                <w:rFonts w:ascii="TimesNewRomanPSMT" w:hAnsi="TimesNewRomanPSMT" w:cs="TimesNewRomanPSMT"/>
+                <w:sz w:val="14"/>
+                <w:szCs w:val="14"/>
+              </w:rPr>
+              <w:t>surface</w:t>
+            </w:r>
+            <w:proofErr w:type="gramEnd"/>
+            <w:r>
+              <w:rPr>
+                <w:rFonts w:ascii="TimesNewRomanPSMT" w:hAnsi="TimesNewRomanPSMT" w:cs="TimesNewRomanPSMT"/>
+                <w:sz w:val="14"/>
+                <w:szCs w:val="14"/>
+              </w:rPr>
+              <w:t xml:space="preserve"> habitable augmentée de 50% de la surface des annexes)</w:t>
             </w:r>
           </w:p>
         </w:tc>
@@ -11414,13 +11911,23 @@
                 <w:szCs w:val="14"/>
               </w:rPr>
             </w:pPr>
+            <w:proofErr w:type="gramStart"/>
             <w:r>
               <w:rPr>
                 <w:rFonts w:ascii="TimesNewRomanPSMT" w:hAnsi="TimesNewRomanPSMT" w:cs="TimesNewRomanPSMT"/>
                 <w:sz w:val="14"/>
                 <w:szCs w:val="14"/>
               </w:rPr>
-              <w:t>du logement</w:t>
+              <w:t>du</w:t>
+            </w:r>
+            <w:proofErr w:type="gramEnd"/>
+            <w:r>
+              <w:rPr>
+                <w:rFonts w:ascii="TimesNewRomanPSMT" w:hAnsi="TimesNewRomanPSMT" w:cs="TimesNewRomanPSMT"/>
+                <w:sz w:val="14"/>
+                <w:szCs w:val="14"/>
+              </w:rPr>
+              <w:t xml:space="preserve"> logement</w:t>
             </w:r>
           </w:p>
           <w:p>
@@ -11437,7 +11944,25 @@
                 <w:sz w:val="14"/>
                 <w:szCs w:val="14"/>
               </w:rPr>
-              <w:t xml:space="preserve">(col 4 </w:t>
+              <w:t>(</w:t>
+            </w:r>
+            <w:proofErr w:type="gramStart"/>
+            <w:r>
+              <w:rPr>
+                <w:rFonts w:ascii="TimesNewRomanPSMT" w:hAnsi="TimesNewRomanPSMT" w:cs="TimesNewRomanPSMT"/>
+                <w:sz w:val="14"/>
+                <w:szCs w:val="14"/>
+              </w:rPr>
+              <w:t>col</w:t>
+            </w:r>
+            <w:proofErr w:type="gramEnd"/>
+            <w:r>
+              <w:rPr>
+                <w:rFonts w:ascii="TimesNewRomanPSMT" w:hAnsi="TimesNewRomanPSMT" w:cs="TimesNewRomanPSMT"/>
+                <w:sz w:val="14"/>
+                <w:szCs w:val="14"/>
+              </w:rPr>
+              <w:t xml:space="preserve"> 4 </w:t>
             </w:r>
             <w:r>
               <w:rPr>
@@ -11938,7 +12463,27 @@
                 <w:szCs w:val="16"/>
                 <w:lang w:val="en-US"/>
               </w:rPr>
-              <w:t>{{l.lpmc|f }}</w:t>
+              <w:t>{{</w:t>
+            </w:r>
+            <w:proofErr w:type="gramStart"/>
+            <w:r>
+              <w:rPr>
+                <w:rFonts w:ascii="TimesNewRomanPSMT" w:hAnsi="TimesNewRomanPSMT" w:cs="TimesNewRomanPSMT"/>
+                <w:sz w:val="16"/>
+                <w:szCs w:val="16"/>
+                <w:lang w:val="en-US"/>
+              </w:rPr>
+              <w:t>l.lpmc</w:t>
+            </w:r>
+            <w:proofErr w:type="gramEnd"/>
+            <w:r>
+              <w:rPr>
+                <w:rFonts w:ascii="TimesNewRomanPSMT" w:hAnsi="TimesNewRomanPSMT" w:cs="TimesNewRomanPSMT"/>
+                <w:sz w:val="16"/>
+                <w:szCs w:val="16"/>
+                <w:lang w:val="en-US"/>
+              </w:rPr>
+              <w:t>|f }}</w:t>
             </w:r>
           </w:p>
         </w:tc>
@@ -12006,7 +12551,27 @@
                 <w:szCs w:val="16"/>
                 <w:lang w:val="en-US"/>
               </w:rPr>
-              <w:t>{{l.l|f}}</w:t>
+              <w:t>{{</w:t>
+            </w:r>
+            <w:proofErr w:type="gramStart"/>
+            <w:r>
+              <w:rPr>
+                <w:rFonts w:ascii="TimesNewRomanPSMT" w:hAnsi="TimesNewRomanPSMT" w:cs="TimesNewRomanPSMT"/>
+                <w:sz w:val="16"/>
+                <w:szCs w:val="16"/>
+                <w:lang w:val="en-US"/>
+              </w:rPr>
+              <w:t>l.l</w:t>
+            </w:r>
+            <w:proofErr w:type="gramEnd"/>
+            <w:r>
+              <w:rPr>
+                <w:rFonts w:ascii="TimesNewRomanPSMT" w:hAnsi="TimesNewRomanPSMT" w:cs="TimesNewRomanPSMT"/>
+                <w:sz w:val="16"/>
+                <w:szCs w:val="16"/>
+                <w:lang w:val="en-US"/>
+              </w:rPr>
+              <w:t>|f}}</w:t>
             </w:r>
           </w:p>
         </w:tc>
@@ -12426,7 +12991,21 @@
         <w:rPr>
           <w:rFonts w:ascii="TimesNewRomanPSMT" w:hAnsi="TimesNewRomanPSMT" w:cs="TimesNewRomanPSMT"/>
         </w:rPr>
-        <w:t xml:space="preserve"> {{ liste_des_annexes }}</w:t>
+        <w:t xml:space="preserve"> </w:t>
+      </w:r>
+      <w:proofErr w:type="gramStart"/>
+      <w:r>
+        <w:rPr>
+          <w:rFonts w:ascii="TimesNewRomanPSMT" w:hAnsi="TimesNewRomanPSMT" w:cs="TimesNewRomanPSMT"/>
+        </w:rPr>
+        <w:t>{{ liste</w:t>
+      </w:r>
+      <w:proofErr w:type="gramEnd"/>
+      <w:r>
+        <w:rPr>
+          <w:rFonts w:ascii="TimesNewRomanPSMT" w:hAnsi="TimesNewRomanPSMT" w:cs="TimesNewRomanPSMT"/>
+        </w:rPr>
+        <w:t>_des_annexes }}</w:t>
       </w:r>
     </w:p>
     <w:p>
@@ -12470,12 +13049,28 @@
           <w:rFonts w:ascii="TimesNewRomanPSMT" w:hAnsi="TimesNewRomanPSMT" w:cs="TimesNewRomanPSMT"/>
           <w:sz w:val="20"/>
         </w:rPr>
-        <w:t>{% if stationnements.count() %}</w:t>
+        <w:t xml:space="preserve">{% if </w:t>
+      </w:r>
+      <w:proofErr w:type="gramStart"/>
+      <w:r>
+        <w:rPr>
+          <w:rFonts w:ascii="TimesNewRomanPSMT" w:hAnsi="TimesNewRomanPSMT" w:cs="TimesNewRomanPSMT"/>
+          <w:sz w:val="20"/>
+        </w:rPr>
+        <w:t>stationnements.count</w:t>
+      </w:r>
+      <w:proofErr w:type="gramEnd"/>
+      <w:r>
+        <w:rPr>
+          <w:rFonts w:ascii="TimesNewRomanPSMT" w:hAnsi="TimesNewRomanPSMT" w:cs="TimesNewRomanPSMT"/>
+          <w:sz w:val="20"/>
+        </w:rPr>
+        <w:t>() %}</w:t>
       </w:r>
     </w:p>
     <w:tbl>
       <w:tblPr>
-        <w:tblStyle w:val="Grilledutableau"/>
+        <w:tblStyle w:val="TableGrid"/>
         <w:tblW w:w="0" w:type="auto"/>
         <w:tblLook w:val="04A0" w:firstRow="1" w:lastRow="0" w:firstColumn="1" w:lastColumn="0" w:noHBand="0" w:noVBand="1"/>
       </w:tblPr>
@@ -12657,21 +13252,26 @@
               <w:rPr>
                 <w:rFonts w:ascii="TimesNewRomanPSMT" w:hAnsi="TimesNewRomanPSMT" w:cs="TimesNewRomanPSMT"/>
                 <w:sz w:val="20"/>
+                <w:lang w:val="en-US"/>
               </w:rPr>
             </w:pPr>
+            <w:proofErr w:type="gramStart"/>
             <w:r>
               <w:rPr>
                 <w:rFonts w:ascii="TimesNewRomanPSMT" w:hAnsi="TimesNewRomanPSMT" w:cs="TimesNewRomanPSMT"/>
                 <w:sz w:val="16"/>
                 <w:szCs w:val="16"/>
+                <w:lang w:val="en-US"/>
               </w:rPr>
               <w:t>{{ s</w:t>
             </w:r>
+            <w:proofErr w:type="gramEnd"/>
             <w:r>
               <w:rPr>
                 <w:rFonts w:ascii="TimesNewRomanPSMT" w:hAnsi="TimesNewRomanPSMT" w:cs="TimesNewRomanPSMT"/>
                 <w:sz w:val="16"/>
                 <w:szCs w:val="16"/>
+                <w:lang w:val="en-US"/>
               </w:rPr>
               <w:t>.nb</w:t>
             </w:r>
@@ -12680,6 +13280,7 @@
                 <w:rFonts w:ascii="TimesNewRomanPSMT" w:hAnsi="TimesNewRomanPSMT" w:cs="TimesNewRomanPSMT"/>
                 <w:sz w:val="16"/>
                 <w:szCs w:val="16"/>
+                <w:lang w:val="en-US"/>
               </w:rPr>
               <w:t xml:space="preserve"> }}</w:t>
             </w:r>
@@ -12688,6 +13289,7 @@
                 <w:rFonts w:ascii="TimesNewRomanPSMT" w:hAnsi="TimesNewRomanPSMT" w:cs="TimesNewRomanPSMT"/>
                 <w:sz w:val="16"/>
                 <w:szCs w:val="16"/>
+                <w:lang w:val="en-US"/>
               </w:rPr>
               <w:t xml:space="preserve"> </w:t>
             </w:r>
@@ -12696,6 +13298,7 @@
                 <w:rFonts w:ascii="TimesNewRomanPSMT" w:hAnsi="TimesNewRomanPSMT" w:cs="TimesNewRomanPSMT"/>
                 <w:sz w:val="16"/>
                 <w:szCs w:val="16"/>
+                <w:lang w:val="en-US"/>
               </w:rPr>
               <w:t xml:space="preserve">stationnement{{s.nb|pl}} </w:t>
             </w:r>
@@ -12704,6 +13307,7 @@
                 <w:rFonts w:ascii="TimesNewRomanPSMT" w:hAnsi="TimesNewRomanPSMT" w:cs="TimesNewRomanPSMT"/>
                 <w:sz w:val="16"/>
                 <w:szCs w:val="16"/>
+                <w:lang w:val="en-US"/>
               </w:rPr>
               <w:t>de type {{ s.</w:t>
             </w:r>
@@ -12712,6 +13316,7 @@
                 <w:rFonts w:ascii="TimesNewRomanPSMT" w:hAnsi="TimesNewRomanPSMT" w:cs="TimesNewRomanPSMT"/>
                 <w:sz w:val="16"/>
                 <w:szCs w:val="16"/>
+                <w:lang w:val="en-US"/>
               </w:rPr>
               <w:t>t</w:t>
             </w:r>
@@ -12720,6 +13325,7 @@
                 <w:rFonts w:ascii="TimesNewRomanPSMT" w:hAnsi="TimesNewRomanPSMT" w:cs="TimesNewRomanPSMT"/>
                 <w:sz w:val="16"/>
                 <w:szCs w:val="16"/>
+                <w:lang w:val="en-US"/>
               </w:rPr>
               <w:t xml:space="preserve"> }}</w:t>
             </w:r>
@@ -12744,8 +13350,18 @@
                 <w:sz w:val="16"/>
                 <w:szCs w:val="16"/>
               </w:rPr>
-              <w:t>{{s.l</w:t>
+              <w:t>{{</w:t>
             </w:r>
+            <w:proofErr w:type="gramStart"/>
+            <w:r>
+              <w:rPr>
+                <w:rFonts w:ascii="TimesNewRomanPSMT" w:hAnsi="TimesNewRomanPSMT" w:cs="TimesNewRomanPSMT"/>
+                <w:sz w:val="16"/>
+                <w:szCs w:val="16"/>
+              </w:rPr>
+              <w:t>s.l</w:t>
+            </w:r>
+            <w:proofErr w:type="gramEnd"/>
             <w:r>
               <w:rPr>
                 <w:rFonts w:ascii="TimesNewRomanPSMT" w:hAnsi="TimesNewRomanPSMT" w:cs="TimesNewRomanPSMT"/>
@@ -12836,6 +13452,7 @@
         </w:rPr>
         <w:t xml:space="preserve">{% if </w:t>
       </w:r>
+      <w:proofErr w:type="gramStart"/>
       <w:r>
         <w:rPr>
           <w:rFonts w:ascii="TimesNewRomanPSMT" w:hAnsi="TimesNewRomanPSMT" w:cs="TimesNewRomanPSMT"/>
@@ -12850,12 +13467,21 @@
           <w:sz w:val="20"/>
           <w:lang w:val="en-US"/>
         </w:rPr>
-        <w:t>.count() %}</w:t>
+        <w:t>.count</w:t>
+      </w:r>
+      <w:proofErr w:type="gramEnd"/>
+      <w:r>
+        <w:rPr>
+          <w:rFonts w:ascii="TimesNewRomanPSMT" w:hAnsi="TimesNewRomanPSMT" w:cs="TimesNewRomanPSMT"/>
+          <w:sz w:val="20"/>
+          <w:lang w:val="en-US"/>
+        </w:rPr>
+        <w:t>() %}</w:t>
       </w:r>
     </w:p>
     <w:tbl>
       <w:tblPr>
-        <w:tblStyle w:val="Grilledutableau"/>
+        <w:tblStyle w:val="TableGrid"/>
         <w:tblW w:w="0" w:type="auto"/>
         <w:tblLook w:val="04A0" w:firstRow="1" w:lastRow="0" w:firstColumn="1" w:lastColumn="0" w:noHBand="0" w:noVBand="1"/>
       </w:tblPr>
@@ -13125,7 +13751,27 @@
                 <w:szCs w:val="16"/>
                 <w:lang w:val="en-US"/>
               </w:rPr>
-              <w:t>{{a.lgt.d}}</w:t>
+              <w:t>{{</w:t>
+            </w:r>
+            <w:proofErr w:type="gramStart"/>
+            <w:r>
+              <w:rPr>
+                <w:rFonts w:ascii="TimesNewRomanPSMT" w:hAnsi="TimesNewRomanPSMT" w:cs="TimesNewRomanPSMT"/>
+                <w:sz w:val="16"/>
+                <w:szCs w:val="16"/>
+                <w:lang w:val="en-US"/>
+              </w:rPr>
+              <w:t>a.lgt.d</w:t>
+            </w:r>
+            <w:proofErr w:type="gramEnd"/>
+            <w:r>
+              <w:rPr>
+                <w:rFonts w:ascii="TimesNewRomanPSMT" w:hAnsi="TimesNewRomanPSMT" w:cs="TimesNewRomanPSMT"/>
+                <w:sz w:val="16"/>
+                <w:szCs w:val="16"/>
+                <w:lang w:val="en-US"/>
+              </w:rPr>
+              <w:t>}}</w:t>
             </w:r>
           </w:p>
         </w:tc>
@@ -13202,8 +13848,19 @@
                 <w:szCs w:val="16"/>
                 <w:lang w:val="en-US"/>
               </w:rPr>
-              <w:t>{{a.shsr</w:t>
+              <w:t>{{</w:t>
             </w:r>
+            <w:proofErr w:type="gramStart"/>
+            <w:r>
+              <w:rPr>
+                <w:rFonts w:ascii="TimesNewRomanPSMT" w:hAnsi="TimesNewRomanPSMT" w:cs="TimesNewRomanPSMT"/>
+                <w:sz w:val="16"/>
+                <w:szCs w:val="16"/>
+                <w:lang w:val="en-US"/>
+              </w:rPr>
+              <w:t>a.shsr</w:t>
+            </w:r>
+            <w:proofErr w:type="gramEnd"/>
             <w:r>
               <w:rPr>
                 <w:rFonts w:ascii="TimesNewRomanPSMT" w:hAnsi="TimesNewRomanPSMT" w:cs="TimesNewRomanPSMT"/>
@@ -13245,8 +13902,19 @@
                 <w:szCs w:val="16"/>
                 <w:lang w:val="en-US"/>
               </w:rPr>
-              <w:t>{{a.lpmc</w:t>
+              <w:t>{{</w:t>
             </w:r>
+            <w:proofErr w:type="gramStart"/>
+            <w:r>
+              <w:rPr>
+                <w:rFonts w:ascii="TimesNewRomanPSMT" w:hAnsi="TimesNewRomanPSMT" w:cs="TimesNewRomanPSMT"/>
+                <w:sz w:val="16"/>
+                <w:szCs w:val="16"/>
+                <w:lang w:val="en-US"/>
+              </w:rPr>
+              <w:t>a.lpmc</w:t>
+            </w:r>
+            <w:proofErr w:type="gramEnd"/>
             <w:r>
               <w:rPr>
                 <w:rFonts w:ascii="TimesNewRomanPSMT" w:hAnsi="TimesNewRomanPSMT" w:cs="TimesNewRomanPSMT"/>
@@ -13297,8 +13965,19 @@
                 <w:szCs w:val="16"/>
                 <w:lang w:val="en-US"/>
               </w:rPr>
-              <w:t>{{a.l</w:t>
+              <w:t>{{</w:t>
             </w:r>
+            <w:proofErr w:type="gramStart"/>
+            <w:r>
+              <w:rPr>
+                <w:rFonts w:ascii="TimesNewRomanPSMT" w:hAnsi="TimesNewRomanPSMT" w:cs="TimesNewRomanPSMT"/>
+                <w:sz w:val="16"/>
+                <w:szCs w:val="16"/>
+                <w:lang w:val="en-US"/>
+              </w:rPr>
+              <w:t>a.l</w:t>
+            </w:r>
+            <w:proofErr w:type="gramEnd"/>
             <w:r>
               <w:rPr>
                 <w:rFonts w:ascii="TimesNewRomanPSMT" w:hAnsi="TimesNewRomanPSMT" w:cs="TimesNewRomanPSMT"/>
@@ -13447,7 +14126,14 @@
         <w:rPr>
           <w:rFonts w:ascii="TimesNewRomanPSMT" w:hAnsi="TimesNewRomanPSMT" w:cs="TimesNewRomanPSMT"/>
         </w:rPr>
-        <w:t xml:space="preserve">Locaux commerciaux (nombre) :  </w:t>
+        <w:t xml:space="preserve">Locaux commerciaux (nombre) </w:t>
+      </w:r>
+      <w:proofErr w:type="gramStart"/>
+      <w:r>
+        <w:rPr>
+          <w:rFonts w:ascii="TimesNewRomanPSMT" w:hAnsi="TimesNewRomanPSMT" w:cs="TimesNewRomanPSMT"/>
+        </w:rPr>
+        <w:t xml:space="preserve">:  </w:t>
       </w:r>
       <w:bookmarkStart w:id="43" w:name="Commerce"/>
       <w:bookmarkEnd w:id="43"/>
@@ -13455,7 +14141,14 @@
         <w:rPr>
           <w:rFonts w:ascii="TimesNewRomanPSMT" w:hAnsi="TimesNewRomanPSMT" w:cs="TimesNewRomanPSMT"/>
         </w:rPr>
-        <w:t xml:space="preserve">{{ programme.nb_locaux_commerciaux </w:t>
+        <w:t>{</w:t>
+      </w:r>
+      <w:proofErr w:type="gramEnd"/>
+      <w:r>
+        <w:rPr>
+          <w:rFonts w:ascii="TimesNewRomanPSMT" w:hAnsi="TimesNewRomanPSMT" w:cs="TimesNewRomanPSMT"/>
+        </w:rPr>
+        <w:t xml:space="preserve">{ programme.nb_locaux_commerciaux </w:t>
       </w:r>
       <w:r>
         <w:rPr>
@@ -13490,11 +14183,19 @@
       </w:r>
       <w:bookmarkStart w:id="44" w:name="Bureau"/>
       <w:bookmarkEnd w:id="44"/>
-      <w:r>
-        <w:rPr>
-          <w:rFonts w:ascii="TimesNewRomanPSMT" w:hAnsi="TimesNewRomanPSMT" w:cs="TimesNewRomanPSMT"/>
-        </w:rPr>
-        <w:t xml:space="preserve">{{ programme.nb_bureaux </w:t>
+      <w:proofErr w:type="gramStart"/>
+      <w:r>
+        <w:rPr>
+          <w:rFonts w:ascii="TimesNewRomanPSMT" w:hAnsi="TimesNewRomanPSMT" w:cs="TimesNewRomanPSMT"/>
+        </w:rPr>
+        <w:t>{{ programme</w:t>
+      </w:r>
+      <w:proofErr w:type="gramEnd"/>
+      <w:r>
+        <w:rPr>
+          <w:rFonts w:ascii="TimesNewRomanPSMT" w:hAnsi="TimesNewRomanPSMT" w:cs="TimesNewRomanPSMT"/>
+        </w:rPr>
+        <w:t xml:space="preserve">.nb_bureaux </w:t>
       </w:r>
       <w:r>
         <w:rPr>
@@ -13538,11 +14239,19 @@
       </w:r>
       <w:bookmarkStart w:id="45" w:name="Autre"/>
       <w:bookmarkEnd w:id="45"/>
-      <w:r>
-        <w:rPr>
-          <w:rFonts w:ascii="TimesNewRomanPSMT" w:hAnsi="TimesNewRomanPSMT" w:cs="TimesNewRomanPSMT"/>
-        </w:rPr>
-        <w:t>{{ programme.autre</w:t>
+      <w:proofErr w:type="gramStart"/>
+      <w:r>
+        <w:rPr>
+          <w:rFonts w:ascii="TimesNewRomanPSMT" w:hAnsi="TimesNewRomanPSMT" w:cs="TimesNewRomanPSMT"/>
+        </w:rPr>
+        <w:t>{{ programme</w:t>
+      </w:r>
+      <w:proofErr w:type="gramEnd"/>
+      <w:r>
+        <w:rPr>
+          <w:rFonts w:ascii="TimesNewRomanPSMT" w:hAnsi="TimesNewRomanPSMT" w:cs="TimesNewRomanPSMT"/>
+        </w:rPr>
+        <w:t>.autre</w:t>
       </w:r>
       <w:r>
         <w:rPr>
@@ -13632,11 +14341,19 @@
       </w:r>
       <w:bookmarkStart w:id="46" w:name="Vendeur"/>
       <w:bookmarkEnd w:id="46"/>
-      <w:r>
-        <w:rPr>
-          <w:rFonts w:ascii="TimesNewRomanPSMT" w:hAnsi="TimesNewRomanPSMT" w:cs="TimesNewRomanPSMT"/>
-        </w:rPr>
-        <w:t>{{ programme.vendeur_text()  }}</w:t>
+      <w:proofErr w:type="gramStart"/>
+      <w:r>
+        <w:rPr>
+          <w:rFonts w:ascii="TimesNewRomanPSMT" w:hAnsi="TimesNewRomanPSMT" w:cs="TimesNewRomanPSMT"/>
+        </w:rPr>
+        <w:t>{{ programme</w:t>
+      </w:r>
+      <w:proofErr w:type="gramEnd"/>
+      <w:r>
+        <w:rPr>
+          <w:rFonts w:ascii="TimesNewRomanPSMT" w:hAnsi="TimesNewRomanPSMT" w:cs="TimesNewRomanPSMT"/>
+        </w:rPr>
+        <w:t>.vendeur_text()  }}</w:t>
       </w:r>
     </w:p>
     <w:p>
@@ -13716,11 +14433,19 @@
       </w:r>
       <w:bookmarkStart w:id="47" w:name="Acquereur"/>
       <w:bookmarkEnd w:id="47"/>
-      <w:r>
-        <w:rPr>
-          <w:rFonts w:ascii="TimesNewRomanPSMT" w:hAnsi="TimesNewRomanPSMT" w:cs="TimesNewRomanPSMT"/>
-        </w:rPr>
-        <w:t>{{ programme.acquereu</w:t>
+      <w:proofErr w:type="gramStart"/>
+      <w:r>
+        <w:rPr>
+          <w:rFonts w:ascii="TimesNewRomanPSMT" w:hAnsi="TimesNewRomanPSMT" w:cs="TimesNewRomanPSMT"/>
+        </w:rPr>
+        <w:t>{{ programme</w:t>
+      </w:r>
+      <w:proofErr w:type="gramEnd"/>
+      <w:r>
+        <w:rPr>
+          <w:rFonts w:ascii="TimesNewRomanPSMT" w:hAnsi="TimesNewRomanPSMT" w:cs="TimesNewRomanPSMT"/>
+        </w:rPr>
+        <w:t>.acquereu</w:t>
       </w:r>
       <w:r>
         <w:rPr>
@@ -13806,6 +14531,7 @@
       </w:r>
       <w:bookmarkStart w:id="48" w:name="ActeNotaire"/>
       <w:bookmarkEnd w:id="48"/>
+      <w:proofErr w:type="gramStart"/>
       <w:r>
         <w:rPr>
           <w:rFonts w:ascii="TimesNewRomanPSMT" w:hAnsi="TimesNewRomanPSMT" w:cs="TimesNewRomanPSMT"/>
@@ -13816,7 +14542,14 @@
         <w:rPr>
           <w:rFonts w:ascii="TimesNewRomanPSMT" w:hAnsi="TimesNewRomanPSMT" w:cs="TimesNewRomanPSMT"/>
         </w:rPr>
-        <w:t>programme.date_</w:t>
+        <w:t>programme</w:t>
+      </w:r>
+      <w:proofErr w:type="gramEnd"/>
+      <w:r>
+        <w:rPr>
+          <w:rFonts w:ascii="TimesNewRomanPSMT" w:hAnsi="TimesNewRomanPSMT" w:cs="TimesNewRomanPSMT"/>
+        </w:rPr>
+        <w:t>.date_</w:t>
       </w:r>
       <w:r>
         <w:rPr>
@@ -13851,11 +14584,19 @@
       </w:r>
       <w:bookmarkStart w:id="49" w:name="Notaire"/>
       <w:bookmarkEnd w:id="49"/>
-      <w:r>
-        <w:rPr>
-          <w:rFonts w:ascii="TimesNewRomanPSMT" w:hAnsi="TimesNewRomanPSMT" w:cs="TimesNewRomanPSMT"/>
-        </w:rPr>
-        <w:t>{{ programme.reference_notaire</w:t>
+      <w:proofErr w:type="gramStart"/>
+      <w:r>
+        <w:rPr>
+          <w:rFonts w:ascii="TimesNewRomanPSMT" w:hAnsi="TimesNewRomanPSMT" w:cs="TimesNewRomanPSMT"/>
+        </w:rPr>
+        <w:t>{{ programme</w:t>
+      </w:r>
+      <w:proofErr w:type="gramEnd"/>
+      <w:r>
+        <w:rPr>
+          <w:rFonts w:ascii="TimesNewRomanPSMT" w:hAnsi="TimesNewRomanPSMT" w:cs="TimesNewRomanPSMT"/>
+        </w:rPr>
+        <w:t>.reference_notaire</w:t>
       </w:r>
       <w:r>
         <w:rPr>
@@ -13953,11 +14694,19 @@
       </w:r>
       <w:bookmarkStart w:id="50" w:name="Refpublic"/>
       <w:bookmarkEnd w:id="50"/>
-      <w:r>
-        <w:rPr>
-          <w:rFonts w:ascii="TimesNewRomanPSMT" w:hAnsi="TimesNewRomanPSMT" w:cs="TimesNewRomanPSMT"/>
-        </w:rPr>
-        <w:t>{{ programme.reference_publication_acte</w:t>
+      <w:proofErr w:type="gramStart"/>
+      <w:r>
+        <w:rPr>
+          <w:rFonts w:ascii="TimesNewRomanPSMT" w:hAnsi="TimesNewRomanPSMT" w:cs="TimesNewRomanPSMT"/>
+        </w:rPr>
+        <w:t>{{ programme</w:t>
+      </w:r>
+      <w:proofErr w:type="gramEnd"/>
+      <w:r>
+        <w:rPr>
+          <w:rFonts w:ascii="TimesNewRomanPSMT" w:hAnsi="TimesNewRomanPSMT" w:cs="TimesNewRomanPSMT"/>
+        </w:rPr>
+        <w:t>.reference_publication_acte</w:t>
       </w:r>
       <w:r>
         <w:rPr>
@@ -13983,19 +14732,15 @@
         <w:jc w:val="both"/>
         <w:rPr>
           <w:rFonts w:ascii="TimesNewRomanPSMT" w:hAnsi="TimesNewRomanPSMT" w:cs="TimesNewRomanPSMT"/>
-        </w:rPr>
-      </w:pPr>
-      <w:r>
-        <w:rPr>
-          <w:rFonts w:ascii="TimesNewRomanPSMT" w:hAnsi="TimesNewRomanPSMT" w:cs="TimesNewRomanPSMT"/>
-        </w:rPr>
-        <w:t xml:space="preserve">{% for image in </w:t>
-      </w:r>
-      <w:r>
-        <w:rPr>
-          <w:rFonts w:ascii="TimesNewRomanPSMT" w:hAnsi="TimesNewRomanPSMT" w:cs="TimesNewRomanPSMT"/>
-        </w:rPr>
-        <w:t>reference_publication</w:t>
+          <w:lang w:val="en-US"/>
+        </w:rPr>
+      </w:pPr>
+      <w:r>
+        <w:rPr>
+          <w:rFonts w:ascii="TimesNewRomanPSMT" w:hAnsi="TimesNewRomanPSMT" w:cs="TimesNewRomanPSMT"/>
+          <w:lang w:val="en-US"/>
+        </w:rPr>
+        <w:t>{% for image in reference_publication</w:t>
       </w:r>
       <w:r>
         <w:rPr>
@@ -14007,6 +14752,7 @@
       <w:r>
         <w:rPr>
           <w:rFonts w:ascii="TimesNewRomanPSMT" w:hAnsi="TimesNewRomanPSMT" w:cs="TimesNewRomanPSMT"/>
+          <w:lang w:val="en-US"/>
         </w:rPr>
         <w:t>_images %}</w:t>
       </w:r>
@@ -14108,7 +14854,21 @@
         <w:rPr>
           <w:rFonts w:ascii="TimesNewRomanPSMT" w:hAnsi="TimesNewRomanPSMT" w:cs="TimesNewRomanPSMT"/>
         </w:rPr>
-        <w:t xml:space="preserve">{% if  convention.type2_lgts_concernes_option1 </w:t>
+        <w:t xml:space="preserve">{% </w:t>
+      </w:r>
+      <w:proofErr w:type="gramStart"/>
+      <w:r>
+        <w:rPr>
+          <w:rFonts w:ascii="TimesNewRomanPSMT" w:hAnsi="TimesNewRomanPSMT" w:cs="TimesNewRomanPSMT"/>
+        </w:rPr>
+        <w:t>if  convention</w:t>
+      </w:r>
+      <w:proofErr w:type="gramEnd"/>
+      <w:r>
+        <w:rPr>
+          <w:rFonts w:ascii="TimesNewRomanPSMT" w:hAnsi="TimesNewRomanPSMT" w:cs="TimesNewRomanPSMT"/>
+        </w:rPr>
+        <w:t xml:space="preserve">.type2_lgts_concernes_option1 </w:t>
       </w:r>
       <w:r>
         <w:rPr>
@@ -14137,31 +14897,41 @@
         <w:lastRenderedPageBreak/>
         <w:t xml:space="preserve">1 - Date d’achèvement des travaux ou certificat de conformité : </w:t>
       </w:r>
-      <w:r>
-        <w:rPr>
-          <w:rFonts w:ascii="TimesNewRomanPSMT" w:hAnsi="TimesNewRomanPSMT" w:cs="TimesNewRomanPSMT"/>
-        </w:rPr>
-        <w:t>{{ programme.date_achevement|d }}</w:t>
-      </w:r>
-    </w:p>
-    <w:p>
-      <w:pPr>
-        <w:jc w:val="both"/>
-        <w:rPr>
-          <w:rFonts w:ascii="TimesNewRomanPSMT" w:hAnsi="TimesNewRomanPSMT" w:cs="TimesNewRomanPSMT"/>
-        </w:rPr>
-      </w:pPr>
-    </w:p>
-    <w:p>
-      <w:pPr>
-        <w:jc w:val="both"/>
-        <w:rPr>
-          <w:rFonts w:ascii="TimesNewRomanPSMT" w:hAnsi="TimesNewRomanPSMT" w:cs="TimesNewRomanPSMT"/>
-        </w:rPr>
-      </w:pPr>
-      <w:r>
-        <w:rPr>
-          <w:rFonts w:ascii="TimesNewRomanPSMT" w:hAnsi="TimesNewRomanPSMT" w:cs="TimesNewRomanPSMT"/>
+      <w:proofErr w:type="gramStart"/>
+      <w:r>
+        <w:rPr>
+          <w:rFonts w:ascii="TimesNewRomanPSMT" w:hAnsi="TimesNewRomanPSMT" w:cs="TimesNewRomanPSMT"/>
+        </w:rPr>
+        <w:t>{{ programme</w:t>
+      </w:r>
+      <w:proofErr w:type="gramEnd"/>
+      <w:r>
+        <w:rPr>
+          <w:rFonts w:ascii="TimesNewRomanPSMT" w:hAnsi="TimesNewRomanPSMT" w:cs="TimesNewRomanPSMT"/>
+        </w:rPr>
+        <w:t>.date_achevement|d }}</w:t>
+      </w:r>
+    </w:p>
+    <w:p>
+      <w:pPr>
+        <w:jc w:val="both"/>
+        <w:rPr>
+          <w:rFonts w:ascii="TimesNewRomanPSMT" w:hAnsi="TimesNewRomanPSMT" w:cs="TimesNewRomanPSMT"/>
+        </w:rPr>
+      </w:pPr>
+    </w:p>
+    <w:p>
+      <w:pPr>
+        <w:jc w:val="both"/>
+        <w:rPr>
+          <w:rFonts w:ascii="TimesNewRomanPSMT" w:hAnsi="TimesNewRomanPSMT" w:cs="TimesNewRomanPSMT"/>
+          <w:lang w:val="en-US"/>
+        </w:rPr>
+      </w:pPr>
+      <w:r>
+        <w:rPr>
+          <w:rFonts w:ascii="TimesNewRomanPSMT" w:hAnsi="TimesNewRomanPSMT" w:cs="TimesNewRomanPSMT"/>
+          <w:lang w:val="en-US"/>
         </w:rPr>
         <w:t>2 - Modalités de financement :</w:t>
       </w:r>
@@ -14171,31 +14941,29 @@
         <w:jc w:val="both"/>
         <w:rPr>
           <w:rFonts w:ascii="TimesNewRomanPSMT" w:hAnsi="TimesNewRomanPSMT" w:cs="TimesNewRomanPSMT"/>
-        </w:rPr>
-      </w:pPr>
-      <w:r>
-        <w:rPr>
-          <w:rFonts w:ascii="TimesNewRomanPSMT" w:hAnsi="TimesNewRomanPSMT" w:cs="TimesNewRomanPSMT"/>
-        </w:rPr>
-        <w:t>{% if prets_cdc.count() %}</w:t>
-      </w:r>
-      <w:r>
-        <w:rPr>
-          <w:rFonts w:ascii="TimesNewRomanPSMT" w:hAnsi="TimesNewRomanPSMT" w:cs="TimesNewRomanPSMT"/>
-        </w:rPr>
-        <w:t>{% for p in prets_cdc %}</w:t>
-      </w:r>
-    </w:p>
-    <w:p>
-      <w:pPr>
-        <w:jc w:val="both"/>
-        <w:rPr>
-          <w:rFonts w:ascii="TimesNewRomanPSMT" w:hAnsi="TimesNewRomanPSMT" w:cs="TimesNewRomanPSMT"/>
-        </w:rPr>
-      </w:pPr>
-      <w:r>
-        <w:rPr>
-          <w:rFonts w:ascii="TimesNewRomanPSMT" w:hAnsi="TimesNewRomanPSMT" w:cs="TimesNewRomanPSMT"/>
+          <w:lang w:val="en-US"/>
+        </w:rPr>
+      </w:pPr>
+      <w:r>
+        <w:rPr>
+          <w:rFonts w:ascii="TimesNewRomanPSMT" w:hAnsi="TimesNewRomanPSMT" w:cs="TimesNewRomanPSMT"/>
+          <w:lang w:val="en-US"/>
+        </w:rPr>
+        <w:t>{% if prets_cdc.count() %}{% for p in prets_cdc %}</w:t>
+      </w:r>
+    </w:p>
+    <w:p>
+      <w:pPr>
+        <w:jc w:val="both"/>
+        <w:rPr>
+          <w:rFonts w:ascii="TimesNewRomanPSMT" w:hAnsi="TimesNewRomanPSMT" w:cs="TimesNewRomanPSMT"/>
+          <w:lang w:val="en-US"/>
+        </w:rPr>
+      </w:pPr>
+      <w:r>
+        <w:rPr>
+          <w:rFonts w:ascii="TimesNewRomanPSMT" w:hAnsi="TimesNewRomanPSMT" w:cs="TimesNewRomanPSMT"/>
+          <w:lang w:val="en-US"/>
         </w:rPr>
         <w:t>Numéro : {{ p.n }}</w:t>
       </w:r>
@@ -14205,39 +14973,77 @@
         <w:jc w:val="both"/>
         <w:rPr>
           <w:rFonts w:ascii="TimesNewRomanPSMT" w:hAnsi="TimesNewRomanPSMT" w:cs="TimesNewRomanPSMT"/>
-        </w:rPr>
-      </w:pPr>
-      <w:r>
-        <w:rPr>
-          <w:rFonts w:ascii="TimesNewRomanPSMT" w:hAnsi="TimesNewRomanPSMT" w:cs="TimesNewRomanPSMT"/>
-        </w:rPr>
-        <w:t>Date d’octroi : {{ p.do|sd }}</w:t>
-      </w:r>
-    </w:p>
-    <w:p>
-      <w:pPr>
-        <w:jc w:val="both"/>
-        <w:rPr>
-          <w:rFonts w:ascii="TimesNewRomanPSMT" w:hAnsi="TimesNewRomanPSMT" w:cs="TimesNewRomanPSMT"/>
-        </w:rPr>
-      </w:pPr>
-      <w:r>
-        <w:rPr>
-          <w:rFonts w:ascii="TimesNewRomanPSMT" w:hAnsi="TimesNewRomanPSMT" w:cs="TimesNewRomanPSMT"/>
-        </w:rPr>
-        <w:t>Durée: {{ p.d }} an{{ p.d|pl }}</w:t>
-      </w:r>
-    </w:p>
-    <w:p>
-      <w:pPr>
-        <w:jc w:val="both"/>
-        <w:rPr>
-          <w:rFonts w:ascii="TimesNewRomanPSMT" w:hAnsi="TimesNewRomanPSMT" w:cs="TimesNewRomanPSMT"/>
-        </w:rPr>
-      </w:pPr>
-      <w:r>
-        <w:rPr>
-          <w:rFonts w:ascii="TimesNewRomanPSMT" w:hAnsi="TimesNewRomanPSMT" w:cs="TimesNewRomanPSMT"/>
+          <w:lang w:val="en-US"/>
+        </w:rPr>
+      </w:pPr>
+      <w:r>
+        <w:rPr>
+          <w:rFonts w:ascii="TimesNewRomanPSMT" w:hAnsi="TimesNewRomanPSMT" w:cs="TimesNewRomanPSMT"/>
+          <w:lang w:val="en-US"/>
+        </w:rPr>
+        <w:t xml:space="preserve">Date </w:t>
+      </w:r>
+      <w:proofErr w:type="gramStart"/>
+      <w:r>
+        <w:rPr>
+          <w:rFonts w:ascii="TimesNewRomanPSMT" w:hAnsi="TimesNewRomanPSMT" w:cs="TimesNewRomanPSMT"/>
+          <w:lang w:val="en-US"/>
+        </w:rPr>
+        <w:t>d’octroi :</w:t>
+      </w:r>
+      <w:proofErr w:type="gramEnd"/>
+      <w:r>
+        <w:rPr>
+          <w:rFonts w:ascii="TimesNewRomanPSMT" w:hAnsi="TimesNewRomanPSMT" w:cs="TimesNewRomanPSMT"/>
+          <w:lang w:val="en-US"/>
+        </w:rPr>
+        <w:t xml:space="preserve"> {{ p.do|sd }}</w:t>
+      </w:r>
+    </w:p>
+    <w:p>
+      <w:pPr>
+        <w:jc w:val="both"/>
+        <w:rPr>
+          <w:rFonts w:ascii="TimesNewRomanPSMT" w:hAnsi="TimesNewRomanPSMT" w:cs="TimesNewRomanPSMT"/>
+          <w:lang w:val="en-US"/>
+        </w:rPr>
+      </w:pPr>
+      <w:r>
+        <w:rPr>
+          <w:rFonts w:ascii="TimesNewRomanPSMT" w:hAnsi="TimesNewRomanPSMT" w:cs="TimesNewRomanPSMT"/>
+          <w:lang w:val="en-US"/>
+        </w:rPr>
+        <w:t xml:space="preserve">Durée: </w:t>
+      </w:r>
+      <w:proofErr w:type="gramStart"/>
+      <w:r>
+        <w:rPr>
+          <w:rFonts w:ascii="TimesNewRomanPSMT" w:hAnsi="TimesNewRomanPSMT" w:cs="TimesNewRomanPSMT"/>
+          <w:lang w:val="en-US"/>
+        </w:rPr>
+        <w:t>{{ p.d</w:t>
+      </w:r>
+      <w:proofErr w:type="gramEnd"/>
+      <w:r>
+        <w:rPr>
+          <w:rFonts w:ascii="TimesNewRomanPSMT" w:hAnsi="TimesNewRomanPSMT" w:cs="TimesNewRomanPSMT"/>
+          <w:lang w:val="en-US"/>
+        </w:rPr>
+        <w:t xml:space="preserve"> }} an{{ p.d|pl }}</w:t>
+      </w:r>
+    </w:p>
+    <w:p>
+      <w:pPr>
+        <w:jc w:val="both"/>
+        <w:rPr>
+          <w:rFonts w:ascii="TimesNewRomanPSMT" w:hAnsi="TimesNewRomanPSMT" w:cs="TimesNewRomanPSMT"/>
+          <w:lang w:val="en-US"/>
+        </w:rPr>
+      </w:pPr>
+      <w:r>
+        <w:rPr>
+          <w:rFonts w:ascii="TimesNewRomanPSMT" w:hAnsi="TimesNewRomanPSMT" w:cs="TimesNewRomanPSMT"/>
+          <w:lang w:val="en-US"/>
         </w:rPr>
         <w:t>Montant : {{ p.m|f }} €</w:t>
       </w:r>
@@ -14247,41 +15053,80 @@
         <w:jc w:val="both"/>
         <w:rPr>
           <w:rFonts w:ascii="TimesNewRomanPSMT" w:hAnsi="TimesNewRomanPSMT" w:cs="TimesNewRomanPSMT"/>
-        </w:rPr>
-      </w:pPr>
-      <w:r>
-        <w:rPr>
-          <w:rFonts w:ascii="TimesNewRomanPSMT" w:hAnsi="TimesNewRomanPSMT" w:cs="TimesNewRomanPSMT"/>
-        </w:rPr>
-        <w:t>Prêteur : {{ p.p_full() }}</w:t>
-      </w:r>
-    </w:p>
-    <w:p>
-      <w:pPr>
-        <w:jc w:val="both"/>
-        <w:rPr>
-          <w:rFonts w:ascii="TimesNewRomanPSMT" w:hAnsi="TimesNewRomanPSMT" w:cs="TimesNewRomanPSMT"/>
-        </w:rPr>
-      </w:pPr>
-      <w:r>
-        <w:rPr>
-          <w:rFonts w:ascii="TimesNewRomanPSMT" w:hAnsi="TimesNewRomanPSMT" w:cs="TimesNewRomanPSMT"/>
-        </w:rPr>
-        <w:t>{% endfor %}{% endif %}</w:t>
-      </w:r>
-    </w:p>
-    <w:p>
-      <w:pPr>
-        <w:jc w:val="both"/>
-        <w:rPr>
-          <w:rFonts w:ascii="TimesNewRomanPSMT" w:hAnsi="TimesNewRomanPSMT" w:cs="TimesNewRomanPSMT"/>
-        </w:rPr>
-      </w:pPr>
-      <w:r>
-        <w:rPr>
-          <w:rFonts w:ascii="TimesNewRomanPSMT" w:hAnsi="TimesNewRomanPSMT" w:cs="TimesNewRomanPSMT"/>
-        </w:rPr>
-        <w:t>{% if autres_prets.count() %}</w:t>
+          <w:lang w:val="en-US"/>
+        </w:rPr>
+      </w:pPr>
+      <w:proofErr w:type="gramStart"/>
+      <w:r>
+        <w:rPr>
+          <w:rFonts w:ascii="TimesNewRomanPSMT" w:hAnsi="TimesNewRomanPSMT" w:cs="TimesNewRomanPSMT"/>
+          <w:lang w:val="en-US"/>
+        </w:rPr>
+        <w:t>Prêteur :</w:t>
+      </w:r>
+      <w:proofErr w:type="gramEnd"/>
+      <w:r>
+        <w:rPr>
+          <w:rFonts w:ascii="TimesNewRomanPSMT" w:hAnsi="TimesNewRomanPSMT" w:cs="TimesNewRomanPSMT"/>
+          <w:lang w:val="en-US"/>
+        </w:rPr>
+        <w:t xml:space="preserve"> {{ p.p_full() }}</w:t>
+      </w:r>
+    </w:p>
+    <w:p>
+      <w:pPr>
+        <w:jc w:val="both"/>
+        <w:rPr>
+          <w:rFonts w:ascii="TimesNewRomanPSMT" w:hAnsi="TimesNewRomanPSMT" w:cs="TimesNewRomanPSMT"/>
+        </w:rPr>
+      </w:pPr>
+      <w:r>
+        <w:rPr>
+          <w:rFonts w:ascii="TimesNewRomanPSMT" w:hAnsi="TimesNewRomanPSMT" w:cs="TimesNewRomanPSMT"/>
+        </w:rPr>
+        <w:t xml:space="preserve">{% endfor </w:t>
+      </w:r>
+      <w:proofErr w:type="gramStart"/>
+      <w:r>
+        <w:rPr>
+          <w:rFonts w:ascii="TimesNewRomanPSMT" w:hAnsi="TimesNewRomanPSMT" w:cs="TimesNewRomanPSMT"/>
+        </w:rPr>
+        <w:t>%}{</w:t>
+      </w:r>
+      <w:proofErr w:type="gramEnd"/>
+      <w:r>
+        <w:rPr>
+          <w:rFonts w:ascii="TimesNewRomanPSMT" w:hAnsi="TimesNewRomanPSMT" w:cs="TimesNewRomanPSMT"/>
+        </w:rPr>
+        <w:t>% endif %}</w:t>
+      </w:r>
+    </w:p>
+    <w:p>
+      <w:pPr>
+        <w:jc w:val="both"/>
+        <w:rPr>
+          <w:rFonts w:ascii="TimesNewRomanPSMT" w:hAnsi="TimesNewRomanPSMT" w:cs="TimesNewRomanPSMT"/>
+        </w:rPr>
+      </w:pPr>
+      <w:r>
+        <w:rPr>
+          <w:rFonts w:ascii="TimesNewRomanPSMT" w:hAnsi="TimesNewRomanPSMT" w:cs="TimesNewRomanPSMT"/>
+        </w:rPr>
+        <w:t>{% if autres_</w:t>
+      </w:r>
+      <w:proofErr w:type="gramStart"/>
+      <w:r>
+        <w:rPr>
+          <w:rFonts w:ascii="TimesNewRomanPSMT" w:hAnsi="TimesNewRomanPSMT" w:cs="TimesNewRomanPSMT"/>
+        </w:rPr>
+        <w:t>prets.count</w:t>
+      </w:r>
+      <w:proofErr w:type="gramEnd"/>
+      <w:r>
+        <w:rPr>
+          <w:rFonts w:ascii="TimesNewRomanPSMT" w:hAnsi="TimesNewRomanPSMT" w:cs="TimesNewRomanPSMT"/>
+        </w:rPr>
+        <w:t>() %}</w:t>
       </w:r>
       <w:r>
         <w:rPr>
@@ -14301,43 +15146,775 @@
         <w:jc w:val="both"/>
         <w:rPr>
           <w:rFonts w:ascii="TimesNewRomanPSMT" w:hAnsi="TimesNewRomanPSMT" w:cs="TimesNewRomanPSMT"/>
-        </w:rPr>
-      </w:pPr>
-      <w:r>
-        <w:rPr>
-          <w:rFonts w:ascii="TimesNewRomanPSMT" w:hAnsi="TimesNewRomanPSMT" w:cs="TimesNewRomanPSMT"/>
-        </w:rPr>
-        <w:t xml:space="preserve">{% for p in </w:t>
-      </w:r>
-      <w:r>
-        <w:rPr>
-          <w:rFonts w:ascii="TimesNewRomanPSMT" w:hAnsi="TimesNewRomanPSMT" w:cs="TimesNewRomanPSMT"/>
-        </w:rPr>
-        <w:t>autres_</w:t>
-      </w:r>
-      <w:r>
-        <w:rPr>
-          <w:rFonts w:ascii="TimesNewRomanPSMT" w:hAnsi="TimesNewRomanPSMT" w:cs="TimesNewRomanPSMT"/>
-        </w:rPr>
-        <w:t>prets %}</w:t>
-      </w:r>
-      <w:r>
-        <w:rPr>
-          <w:rFonts w:ascii="TimesNewRomanPSMT" w:hAnsi="TimesNewRomanPSMT" w:cs="TimesNewRomanPSMT"/>
-        </w:rPr>
-        <w:t>{% if p.n %}</w:t>
-      </w:r>
-    </w:p>
-    <w:p>
-      <w:pPr>
-        <w:jc w:val="both"/>
-        <w:rPr>
-          <w:rFonts w:ascii="TimesNewRomanPSMT" w:hAnsi="TimesNewRomanPSMT" w:cs="TimesNewRomanPSMT"/>
-        </w:rPr>
-      </w:pPr>
-      <w:r>
-        <w:rPr>
-          <w:rFonts w:ascii="TimesNewRomanPSMT" w:hAnsi="TimesNewRomanPSMT" w:cs="TimesNewRomanPSMT"/>
+          <w:lang w:val="en-US"/>
+        </w:rPr>
+      </w:pPr>
+      <w:r>
+        <w:rPr>
+          <w:rFonts w:ascii="TimesNewRomanPSMT" w:hAnsi="TimesNewRomanPSMT" w:cs="TimesNewRomanPSMT"/>
+          <w:lang w:val="en-US"/>
+        </w:rPr>
+        <w:t xml:space="preserve">{% for p in autres_prets </w:t>
+      </w:r>
+      <w:proofErr w:type="gramStart"/>
+      <w:r>
+        <w:rPr>
+          <w:rFonts w:ascii="TimesNewRomanPSMT" w:hAnsi="TimesNewRomanPSMT" w:cs="TimesNewRomanPSMT"/>
+          <w:lang w:val="en-US"/>
+        </w:rPr>
+        <w:t>%}{</w:t>
+      </w:r>
+      <w:proofErr w:type="gramEnd"/>
+      <w:r>
+        <w:rPr>
+          <w:rFonts w:ascii="TimesNewRomanPSMT" w:hAnsi="TimesNewRomanPSMT" w:cs="TimesNewRomanPSMT"/>
+          <w:lang w:val="en-US"/>
+        </w:rPr>
+        <w:t>% if p.n %}</w:t>
+      </w:r>
+    </w:p>
+    <w:p>
+      <w:pPr>
+        <w:jc w:val="both"/>
+        <w:rPr>
+          <w:rFonts w:ascii="TimesNewRomanPSMT" w:hAnsi="TimesNewRomanPSMT" w:cs="TimesNewRomanPSMT"/>
+          <w:lang w:val="en-US"/>
+        </w:rPr>
+      </w:pPr>
+      <w:proofErr w:type="gramStart"/>
+      <w:r>
+        <w:rPr>
+          <w:rFonts w:ascii="TimesNewRomanPSMT" w:hAnsi="TimesNewRomanPSMT" w:cs="TimesNewRomanPSMT"/>
+          <w:lang w:val="en-US"/>
+        </w:rPr>
+        <w:t>Numéro :</w:t>
+      </w:r>
+      <w:proofErr w:type="gramEnd"/>
+      <w:r>
+        <w:rPr>
+          <w:rFonts w:ascii="TimesNewRomanPSMT" w:hAnsi="TimesNewRomanPSMT" w:cs="TimesNewRomanPSMT"/>
+          <w:lang w:val="en-US"/>
+        </w:rPr>
+        <w:t xml:space="preserve"> {{ p.n }}{% endif %}{% if p.do %}</w:t>
+      </w:r>
+    </w:p>
+    <w:p>
+      <w:pPr>
+        <w:jc w:val="both"/>
+        <w:rPr>
+          <w:rFonts w:ascii="TimesNewRomanPSMT" w:hAnsi="TimesNewRomanPSMT" w:cs="TimesNewRomanPSMT"/>
+          <w:lang w:val="en-US"/>
+        </w:rPr>
+      </w:pPr>
+      <w:r>
+        <w:rPr>
+          <w:rFonts w:ascii="TimesNewRomanPSMT" w:hAnsi="TimesNewRomanPSMT" w:cs="TimesNewRomanPSMT"/>
+          <w:lang w:val="en-US"/>
+        </w:rPr>
+        <w:t xml:space="preserve">Date </w:t>
+      </w:r>
+      <w:proofErr w:type="gramStart"/>
+      <w:r>
+        <w:rPr>
+          <w:rFonts w:ascii="TimesNewRomanPSMT" w:hAnsi="TimesNewRomanPSMT" w:cs="TimesNewRomanPSMT"/>
+          <w:lang w:val="en-US"/>
+        </w:rPr>
+        <w:t>d’octroi :</w:t>
+      </w:r>
+      <w:proofErr w:type="gramEnd"/>
+      <w:r>
+        <w:rPr>
+          <w:rFonts w:ascii="TimesNewRomanPSMT" w:hAnsi="TimesNewRomanPSMT" w:cs="TimesNewRomanPSMT"/>
+          <w:lang w:val="en-US"/>
+        </w:rPr>
+        <w:t xml:space="preserve"> {{ p.do|sd }}{% endif %}{% if p.d %}</w:t>
+      </w:r>
+    </w:p>
+    <w:p>
+      <w:pPr>
+        <w:jc w:val="both"/>
+        <w:rPr>
+          <w:rFonts w:ascii="TimesNewRomanPSMT" w:hAnsi="TimesNewRomanPSMT" w:cs="TimesNewRomanPSMT"/>
+          <w:lang w:val="en-US"/>
+        </w:rPr>
+      </w:pPr>
+      <w:proofErr w:type="gramStart"/>
+      <w:r>
+        <w:rPr>
+          <w:rFonts w:ascii="TimesNewRomanPSMT" w:hAnsi="TimesNewRomanPSMT" w:cs="TimesNewRomanPSMT"/>
+          <w:lang w:val="en-US"/>
+        </w:rPr>
+        <w:t>Durée :</w:t>
+      </w:r>
+      <w:proofErr w:type="gramEnd"/>
+      <w:r>
+        <w:rPr>
+          <w:rFonts w:ascii="TimesNewRomanPSMT" w:hAnsi="TimesNewRomanPSMT" w:cs="TimesNewRomanPSMT"/>
+          <w:lang w:val="en-US"/>
+        </w:rPr>
+        <w:t xml:space="preserve"> {{ p.d }} an{{ p.d|pl }}{% endif %}{% if p.m %}</w:t>
+      </w:r>
+    </w:p>
+    <w:p>
+      <w:pPr>
+        <w:jc w:val="both"/>
+        <w:rPr>
+          <w:rFonts w:ascii="TimesNewRomanPSMT" w:hAnsi="TimesNewRomanPSMT" w:cs="TimesNewRomanPSMT"/>
+          <w:lang w:val="en-US"/>
+        </w:rPr>
+      </w:pPr>
+      <w:proofErr w:type="gramStart"/>
+      <w:r>
+        <w:rPr>
+          <w:rFonts w:ascii="TimesNewRomanPSMT" w:hAnsi="TimesNewRomanPSMT" w:cs="TimesNewRomanPSMT"/>
+          <w:lang w:val="en-US"/>
+        </w:rPr>
+        <w:t>Montant :</w:t>
+      </w:r>
+      <w:proofErr w:type="gramEnd"/>
+      <w:r>
+        <w:rPr>
+          <w:rFonts w:ascii="TimesNewRomanPSMT" w:hAnsi="TimesNewRomanPSMT" w:cs="TimesNewRomanPSMT"/>
+          <w:lang w:val="en-US"/>
+        </w:rPr>
+        <w:t xml:space="preserve"> {{ p.m|f }} €{% endif %}{% if p.preteur_display() %}</w:t>
+      </w:r>
+    </w:p>
+    <w:p>
+      <w:pPr>
+        <w:jc w:val="both"/>
+        <w:rPr>
+          <w:rFonts w:ascii="TimesNewRomanPSMT" w:hAnsi="TimesNewRomanPSMT" w:cs="TimesNewRomanPSMT"/>
+        </w:rPr>
+      </w:pPr>
+      <w:r>
+        <w:rPr>
+          <w:rFonts w:ascii="TimesNewRomanPSMT" w:hAnsi="TimesNewRomanPSMT" w:cs="TimesNewRomanPSMT"/>
+        </w:rPr>
+        <w:t xml:space="preserve">Prêteur : </w:t>
+      </w:r>
+      <w:proofErr w:type="gramStart"/>
+      <w:r>
+        <w:rPr>
+          <w:rFonts w:ascii="TimesNewRomanPSMT" w:hAnsi="TimesNewRomanPSMT" w:cs="TimesNewRomanPSMT"/>
+        </w:rPr>
+        <w:t>{{ p</w:t>
+      </w:r>
+      <w:proofErr w:type="gramEnd"/>
+      <w:r>
+        <w:rPr>
+          <w:rFonts w:ascii="TimesNewRomanPSMT" w:hAnsi="TimesNewRomanPSMT" w:cs="TimesNewRomanPSMT"/>
+        </w:rPr>
+        <w:t>.preteur_display() }}{% endif %}</w:t>
+      </w:r>
+    </w:p>
+    <w:p>
+      <w:pPr>
+        <w:jc w:val="both"/>
+        <w:rPr>
+          <w:rFonts w:ascii="TimesNewRomanPSMT" w:hAnsi="TimesNewRomanPSMT" w:cs="TimesNewRomanPSMT"/>
+        </w:rPr>
+      </w:pPr>
+      <w:r>
+        <w:rPr>
+          <w:rFonts w:ascii="TimesNewRomanPSMT" w:hAnsi="TimesNewRomanPSMT" w:cs="TimesNewRomanPSMT"/>
+        </w:rPr>
+        <w:t xml:space="preserve">{% endfor </w:t>
+      </w:r>
+      <w:proofErr w:type="gramStart"/>
+      <w:r>
+        <w:rPr>
+          <w:rFonts w:ascii="TimesNewRomanPSMT" w:hAnsi="TimesNewRomanPSMT" w:cs="TimesNewRomanPSMT"/>
+        </w:rPr>
+        <w:t>%}{</w:t>
+      </w:r>
+      <w:proofErr w:type="gramEnd"/>
+      <w:r>
+        <w:rPr>
+          <w:rFonts w:ascii="TimesNewRomanPSMT" w:hAnsi="TimesNewRomanPSMT" w:cs="TimesNewRomanPSMT"/>
+        </w:rPr>
+        <w:t>% endif %}</w:t>
+      </w:r>
+    </w:p>
+    <w:p>
+      <w:pPr>
+        <w:jc w:val="both"/>
+        <w:rPr>
+          <w:rFonts w:ascii="TimesNewRomanPSMT" w:hAnsi="TimesNewRomanPSMT" w:cs="TimesNewRomanPSMT"/>
+        </w:rPr>
+      </w:pPr>
+      <w:r>
+        <w:rPr>
+          <w:rFonts w:ascii="TimesNewRomanPSMT" w:hAnsi="TimesNewRomanPSMT" w:cs="TimesNewRomanPSMT"/>
+        </w:rPr>
+        <w:t>{%</w:t>
+      </w:r>
+      <w:r>
+        <w:rPr>
+          <w:rFonts w:ascii="TimesNewRomanPSMT" w:hAnsi="TimesNewRomanPSMT" w:cs="TimesNewRomanPSMT"/>
+        </w:rPr>
+        <w:t>-</w:t>
+      </w:r>
+      <w:r>
+        <w:rPr>
+          <w:rFonts w:ascii="TimesNewRomanPSMT" w:hAnsi="TimesNewRomanPSMT" w:cs="TimesNewRomanPSMT"/>
+        </w:rPr>
+        <w:t xml:space="preserve"> if </w:t>
+      </w:r>
+      <w:proofErr w:type="gramStart"/>
+      <w:r>
+        <w:rPr>
+          <w:rFonts w:ascii="TimesNewRomanPSMT" w:hAnsi="TimesNewRomanPSMT" w:cs="TimesNewRomanPSMT"/>
+        </w:rPr>
+        <w:t>convention.fond</w:t>
+      </w:r>
+      <w:proofErr w:type="gramEnd"/>
+      <w:r>
+        <w:rPr>
+          <w:rFonts w:ascii="TimesNewRomanPSMT" w:hAnsi="TimesNewRomanPSMT" w:cs="TimesNewRomanPSMT"/>
+        </w:rPr>
+        <w:t>_propre %}</w:t>
+      </w:r>
+    </w:p>
+    <w:p>
+      <w:pPr>
+        <w:jc w:val="both"/>
+        <w:rPr>
+          <w:rFonts w:ascii="TimesNewRomanPSMT" w:hAnsi="TimesNewRomanPSMT" w:cs="TimesNewRomanPSMT"/>
+        </w:rPr>
+      </w:pPr>
+      <w:r>
+        <w:rPr>
+          <w:rFonts w:ascii="TimesNewRomanPSMT" w:hAnsi="TimesNewRomanPSMT" w:cs="TimesNewRomanPSMT"/>
+        </w:rPr>
+        <w:t xml:space="preserve">Fond propre : </w:t>
+      </w:r>
+      <w:proofErr w:type="gramStart"/>
+      <w:r>
+        <w:rPr>
+          <w:rFonts w:ascii="TimesNewRomanPSMT" w:hAnsi="TimesNewRomanPSMT" w:cs="TimesNewRomanPSMT"/>
+        </w:rPr>
+        <w:t>{{ convention</w:t>
+      </w:r>
+      <w:proofErr w:type="gramEnd"/>
+      <w:r>
+        <w:rPr>
+          <w:rFonts w:ascii="TimesNewRomanPSMT" w:hAnsi="TimesNewRomanPSMT" w:cs="TimesNewRomanPSMT"/>
+        </w:rPr>
+        <w:t>.fond_propre|f }} €</w:t>
+      </w:r>
+    </w:p>
+    <w:p>
+      <w:pPr>
+        <w:jc w:val="both"/>
+        <w:rPr>
+          <w:rFonts w:ascii="TimesNewRomanPSMT" w:hAnsi="TimesNewRomanPSMT" w:cs="TimesNewRomanPSMT"/>
+        </w:rPr>
+      </w:pPr>
+      <w:r>
+        <w:rPr>
+          <w:rFonts w:ascii="TimesNewRomanPSMT" w:hAnsi="TimesNewRomanPSMT" w:cs="TimesNewRomanPSMT"/>
+        </w:rPr>
+        <w:t xml:space="preserve">{% endif </w:t>
+      </w:r>
+      <w:proofErr w:type="gramStart"/>
+      <w:r>
+        <w:rPr>
+          <w:rFonts w:ascii="TimesNewRomanPSMT" w:hAnsi="TimesNewRomanPSMT" w:cs="TimesNewRomanPSMT"/>
+        </w:rPr>
+        <w:t>%}</w:t>
+      </w:r>
+      <w:r>
+        <w:rPr>
+          <w:rFonts w:ascii="TimesNewRomanPSMT" w:hAnsi="TimesNewRomanPSMT" w:cs="TimesNewRomanPSMT"/>
+        </w:rPr>
+        <w:t>{</w:t>
+      </w:r>
+      <w:proofErr w:type="gramEnd"/>
+      <w:r>
+        <w:rPr>
+          <w:rFonts w:ascii="TimesNewRomanPSMT" w:hAnsi="TimesNewRomanPSMT" w:cs="TimesNewRomanPSMT"/>
+        </w:rPr>
+        <w:t>% else -%}</w:t>
+      </w:r>
+    </w:p>
+    <w:p>
+      <w:pPr>
+        <w:jc w:val="both"/>
+        <w:rPr>
+          <w:rFonts w:ascii="TimesNewRomanPSMT" w:hAnsi="TimesNewRomanPSMT" w:cs="TimesNewRomanPSMT"/>
+        </w:rPr>
+      </w:pPr>
+      <w:r>
+        <w:rPr>
+          <w:rFonts w:ascii="TimesNewRomanPSMT" w:hAnsi="TimesNewRomanPSMT" w:cs="TimesNewRomanPSMT"/>
+        </w:rPr>
+        <w:t>1 - Date d’achèvement des travaux ou certificat de conformité :</w:t>
+      </w:r>
+    </w:p>
+    <w:p>
+      <w:pPr>
+        <w:jc w:val="both"/>
+        <w:rPr>
+          <w:rFonts w:ascii="TimesNewRomanPSMT" w:hAnsi="TimesNewRomanPSMT" w:cs="TimesNewRomanPSMT"/>
+        </w:rPr>
+      </w:pPr>
+    </w:p>
+    <w:p>
+      <w:pPr>
+        <w:jc w:val="both"/>
+        <w:rPr>
+          <w:rFonts w:ascii="TimesNewRomanPSMT" w:hAnsi="TimesNewRomanPSMT" w:cs="TimesNewRomanPSMT"/>
+        </w:rPr>
+      </w:pPr>
+      <w:r>
+        <w:rPr>
+          <w:rFonts w:ascii="TimesNewRomanPSMT" w:hAnsi="TimesNewRomanPSMT" w:cs="TimesNewRomanPSMT"/>
+        </w:rPr>
+        <w:t>2 - Modalités de financement :</w:t>
+      </w:r>
+    </w:p>
+    <w:p>
+      <w:pPr>
+        <w:jc w:val="both"/>
+        <w:rPr>
+          <w:rFonts w:ascii="TimesNewRomanPSMT" w:hAnsi="TimesNewRomanPSMT" w:cs="TimesNewRomanPSMT"/>
+        </w:rPr>
+      </w:pPr>
+      <w:r>
+        <w:rPr>
+          <w:rFonts w:ascii="TimesNewRomanPSMT" w:hAnsi="TimesNewRomanPSMT" w:cs="TimesNewRomanPSMT"/>
+        </w:rPr>
+        <w:t>{%- endif %}</w:t>
+      </w:r>
+    </w:p>
+    <w:p>
+      <w:pPr>
+        <w:jc w:val="both"/>
+        <w:rPr>
+          <w:rFonts w:ascii="TimesNewRomanPSMT" w:hAnsi="TimesNewRomanPSMT" w:cs="TimesNewRomanPSMT"/>
+        </w:rPr>
+      </w:pPr>
+    </w:p>
+    <w:p>
+      <w:pPr>
+        <w:jc w:val="both"/>
+        <w:rPr>
+          <w:rFonts w:ascii="TimesNewRomanPSMT" w:hAnsi="TimesNewRomanPSMT" w:cs="TimesNewRomanPSMT"/>
+        </w:rPr>
+      </w:pPr>
+      <w:r>
+        <w:rPr>
+          <w:rFonts w:ascii="TimesNewRomanPSMT" w:hAnsi="TimesNewRomanPSMT" w:cs="TimesNewRomanPSMT"/>
+        </w:rPr>
+        <w:t>2° - Logements financés dans les conditions prévues à l’article 1, 2°, 3° ou 5° de la présente convention :</w:t>
+      </w:r>
+    </w:p>
+    <w:p>
+      <w:pPr>
+        <w:jc w:val="both"/>
+        <w:rPr>
+          <w:rFonts w:ascii="TimesNewRomanPSMT" w:hAnsi="TimesNewRomanPSMT" w:cs="TimesNewRomanPSMT"/>
+        </w:rPr>
+      </w:pPr>
+    </w:p>
+    <w:p>
+      <w:pPr>
+        <w:jc w:val="both"/>
+        <w:rPr>
+          <w:rFonts w:ascii="TimesNewRomanPSMT" w:hAnsi="TimesNewRomanPSMT" w:cs="TimesNewRomanPSMT"/>
+        </w:rPr>
+      </w:pPr>
+      <w:r>
+        <w:rPr>
+          <w:rFonts w:ascii="TimesNewRomanPSMT" w:hAnsi="TimesNewRomanPSMT" w:cs="TimesNewRomanPSMT"/>
+        </w:rPr>
+        <w:t xml:space="preserve">{% </w:t>
+      </w:r>
+      <w:proofErr w:type="gramStart"/>
+      <w:r>
+        <w:rPr>
+          <w:rFonts w:ascii="TimesNewRomanPSMT" w:hAnsi="TimesNewRomanPSMT" w:cs="TimesNewRomanPSMT"/>
+        </w:rPr>
+        <w:t xml:space="preserve">if  </w:t>
+      </w:r>
+      <w:r>
+        <w:rPr>
+          <w:rFonts w:ascii="TimesNewRomanPSMT" w:hAnsi="TimesNewRomanPSMT" w:cs="TimesNewRomanPSMT"/>
+        </w:rPr>
+        <w:t>convention</w:t>
+      </w:r>
+      <w:proofErr w:type="gramEnd"/>
+      <w:r>
+        <w:rPr>
+          <w:rFonts w:ascii="TimesNewRomanPSMT" w:hAnsi="TimesNewRomanPSMT" w:cs="TimesNewRomanPSMT"/>
+        </w:rPr>
+        <w:t>.type2_lgts_concernes_option</w:t>
+      </w:r>
+      <w:r>
+        <w:rPr>
+          <w:rFonts w:ascii="TimesNewRomanPSMT" w:hAnsi="TimesNewRomanPSMT" w:cs="TimesNewRomanPSMT"/>
+        </w:rPr>
+        <w:t>2</w:t>
+      </w:r>
+      <w:r>
+        <w:rPr>
+          <w:rFonts w:ascii="TimesNewRomanPSMT" w:hAnsi="TimesNewRomanPSMT" w:cs="TimesNewRomanPSMT"/>
+        </w:rPr>
+        <w:t xml:space="preserve"> or convention.type2_lgts_concernes_option3</w:t>
+      </w:r>
+      <w:r>
+        <w:rPr>
+          <w:rFonts w:ascii="TimesNewRomanPSMT" w:hAnsi="TimesNewRomanPSMT" w:cs="TimesNewRomanPSMT"/>
+        </w:rPr>
+        <w:t xml:space="preserve"> or convention.type2_lgts_concernes_option5</w:t>
+      </w:r>
+      <w:r>
+        <w:rPr>
+          <w:rFonts w:ascii="TimesNewRomanPSMT" w:hAnsi="TimesNewRomanPSMT" w:cs="TimesNewRomanPSMT"/>
+        </w:rPr>
+        <w:t xml:space="preserve"> </w:t>
+      </w:r>
+      <w:r>
+        <w:rPr>
+          <w:rFonts w:ascii="TimesNewRomanPSMT" w:hAnsi="TimesNewRomanPSMT" w:cs="TimesNewRomanPSMT"/>
+        </w:rPr>
+        <w:t>-%}</w:t>
+      </w:r>
+    </w:p>
+    <w:p>
+      <w:pPr>
+        <w:jc w:val="both"/>
+        <w:rPr>
+          <w:rFonts w:ascii="TimesNewRomanPSMT" w:hAnsi="TimesNewRomanPSMT" w:cs="TimesNewRomanPSMT"/>
+        </w:rPr>
+      </w:pPr>
+      <w:r>
+        <w:rPr>
+          <w:rFonts w:ascii="TimesNewRomanPSMT" w:hAnsi="TimesNewRomanPSMT" w:cs="TimesNewRomanPSMT"/>
+        </w:rPr>
+        <w:t>1 - Date d’acquisition :</w:t>
+      </w:r>
+      <w:r>
+        <w:rPr>
+          <w:rFonts w:ascii="TimesNewRomanPSMT" w:hAnsi="TimesNewRomanPSMT" w:cs="TimesNewRomanPSMT"/>
+        </w:rPr>
+        <w:t xml:space="preserve"> </w:t>
+      </w:r>
+      <w:proofErr w:type="gramStart"/>
+      <w:r>
+        <w:rPr>
+          <w:rFonts w:ascii="TimesNewRomanPSMT" w:hAnsi="TimesNewRomanPSMT" w:cs="TimesNewRomanPSMT"/>
+        </w:rPr>
+        <w:t>{{ programme</w:t>
+      </w:r>
+      <w:proofErr w:type="gramEnd"/>
+      <w:r>
+        <w:rPr>
+          <w:rFonts w:ascii="TimesNewRomanPSMT" w:hAnsi="TimesNewRomanPSMT" w:cs="TimesNewRomanPSMT"/>
+        </w:rPr>
+        <w:t>.date_achat|d }}</w:t>
+      </w:r>
+    </w:p>
+    <w:p>
+      <w:pPr>
+        <w:jc w:val="both"/>
+        <w:rPr>
+          <w:rFonts w:ascii="TimesNewRomanPSMT" w:hAnsi="TimesNewRomanPSMT" w:cs="TimesNewRomanPSMT"/>
+        </w:rPr>
+      </w:pPr>
+    </w:p>
+    <w:p>
+      <w:pPr>
+        <w:jc w:val="both"/>
+        <w:rPr>
+          <w:rFonts w:ascii="TimesNewRomanPSMT" w:hAnsi="TimesNewRomanPSMT" w:cs="TimesNewRomanPSMT"/>
+        </w:rPr>
+      </w:pPr>
+      <w:r>
+        <w:rPr>
+          <w:rFonts w:ascii="TimesNewRomanPSMT" w:hAnsi="TimesNewRomanPSMT" w:cs="TimesNewRomanPSMT"/>
+        </w:rPr>
+        <w:t>2 - Date prévisible d’achèvement des travaux :</w:t>
+      </w:r>
+      <w:r>
+        <w:rPr>
+          <w:rFonts w:ascii="TimesNewRomanPSMT" w:hAnsi="TimesNewRomanPSMT" w:cs="TimesNewRomanPSMT"/>
+        </w:rPr>
+        <w:t xml:space="preserve"> </w:t>
+      </w:r>
+      <w:proofErr w:type="gramStart"/>
+      <w:r>
+        <w:rPr>
+          <w:rFonts w:ascii="TimesNewRomanPSMT" w:hAnsi="TimesNewRomanPSMT" w:cs="TimesNewRomanPSMT"/>
+        </w:rPr>
+        <w:t>{{ programme</w:t>
+      </w:r>
+      <w:proofErr w:type="gramEnd"/>
+      <w:r>
+        <w:rPr>
+          <w:rFonts w:ascii="TimesNewRomanPSMT" w:hAnsi="TimesNewRomanPSMT" w:cs="TimesNewRomanPSMT"/>
+        </w:rPr>
+        <w:t>.date_achevement_compile|d }}</w:t>
+      </w:r>
+    </w:p>
+    <w:p>
+      <w:pPr>
+        <w:jc w:val="both"/>
+        <w:rPr>
+          <w:rFonts w:ascii="TimesNewRomanPSMT" w:hAnsi="TimesNewRomanPSMT" w:cs="TimesNewRomanPSMT"/>
+        </w:rPr>
+      </w:pPr>
+    </w:p>
+    <w:p>
+      <w:pPr>
+        <w:jc w:val="both"/>
+        <w:rPr>
+          <w:rFonts w:ascii="TimesNewRomanPSMT" w:hAnsi="TimesNewRomanPSMT" w:cs="TimesNewRomanPSMT"/>
+          <w:lang w:val="en-US"/>
+        </w:rPr>
+      </w:pPr>
+      <w:r>
+        <w:rPr>
+          <w:rFonts w:ascii="TimesNewRomanPSMT" w:hAnsi="TimesNewRomanPSMT" w:cs="TimesNewRomanPSMT"/>
+          <w:lang w:val="en-US"/>
+        </w:rPr>
+        <w:t>3 - Modalités de financement :</w:t>
+      </w:r>
+    </w:p>
+    <w:p>
+      <w:pPr>
+        <w:jc w:val="both"/>
+        <w:rPr>
+          <w:rFonts w:ascii="TimesNewRomanPSMT" w:hAnsi="TimesNewRomanPSMT" w:cs="TimesNewRomanPSMT"/>
+          <w:lang w:val="en-US"/>
+        </w:rPr>
+      </w:pPr>
+      <w:r>
+        <w:rPr>
+          <w:rFonts w:ascii="TimesNewRomanPSMT" w:hAnsi="TimesNewRomanPSMT" w:cs="TimesNewRomanPSMT"/>
+          <w:lang w:val="en-US"/>
+        </w:rPr>
+        <w:t>{% if prets_cdc.count() %}{% for p in prets_cdc %}</w:t>
+      </w:r>
+    </w:p>
+    <w:p>
+      <w:pPr>
+        <w:jc w:val="both"/>
+        <w:rPr>
+          <w:rFonts w:ascii="TimesNewRomanPSMT" w:hAnsi="TimesNewRomanPSMT" w:cs="TimesNewRomanPSMT"/>
+          <w:lang w:val="en-US"/>
+        </w:rPr>
+      </w:pPr>
+      <w:r>
+        <w:rPr>
+          <w:rFonts w:ascii="TimesNewRomanPSMT" w:hAnsi="TimesNewRomanPSMT" w:cs="TimesNewRomanPSMT"/>
+          <w:lang w:val="en-US"/>
+        </w:rPr>
+        <w:t>Numéro : {{ p.n }}</w:t>
+      </w:r>
+    </w:p>
+    <w:p>
+      <w:pPr>
+        <w:jc w:val="both"/>
+        <w:rPr>
+          <w:rFonts w:ascii="TimesNewRomanPSMT" w:hAnsi="TimesNewRomanPSMT" w:cs="TimesNewRomanPSMT"/>
+          <w:lang w:val="en-US"/>
+        </w:rPr>
+      </w:pPr>
+      <w:r>
+        <w:rPr>
+          <w:rFonts w:ascii="TimesNewRomanPSMT" w:hAnsi="TimesNewRomanPSMT" w:cs="TimesNewRomanPSMT"/>
+          <w:lang w:val="en-US"/>
+        </w:rPr>
+        <w:t xml:space="preserve">Date </w:t>
+      </w:r>
+      <w:proofErr w:type="gramStart"/>
+      <w:r>
+        <w:rPr>
+          <w:rFonts w:ascii="TimesNewRomanPSMT" w:hAnsi="TimesNewRomanPSMT" w:cs="TimesNewRomanPSMT"/>
+          <w:lang w:val="en-US"/>
+        </w:rPr>
+        <w:t>d’octroi :</w:t>
+      </w:r>
+      <w:proofErr w:type="gramEnd"/>
+      <w:r>
+        <w:rPr>
+          <w:rFonts w:ascii="TimesNewRomanPSMT" w:hAnsi="TimesNewRomanPSMT" w:cs="TimesNewRomanPSMT"/>
+          <w:lang w:val="en-US"/>
+        </w:rPr>
+        <w:t xml:space="preserve"> {{ p.do|sd }}</w:t>
+      </w:r>
+    </w:p>
+    <w:p>
+      <w:pPr>
+        <w:jc w:val="both"/>
+        <w:rPr>
+          <w:rFonts w:ascii="TimesNewRomanPSMT" w:hAnsi="TimesNewRomanPSMT" w:cs="TimesNewRomanPSMT"/>
+          <w:lang w:val="en-US"/>
+        </w:rPr>
+      </w:pPr>
+      <w:r>
+        <w:rPr>
+          <w:rFonts w:ascii="TimesNewRomanPSMT" w:hAnsi="TimesNewRomanPSMT" w:cs="TimesNewRomanPSMT"/>
+          <w:lang w:val="en-US"/>
+        </w:rPr>
+        <w:t xml:space="preserve">Durée: </w:t>
+      </w:r>
+      <w:proofErr w:type="gramStart"/>
+      <w:r>
+        <w:rPr>
+          <w:rFonts w:ascii="TimesNewRomanPSMT" w:hAnsi="TimesNewRomanPSMT" w:cs="TimesNewRomanPSMT"/>
+          <w:lang w:val="en-US"/>
+        </w:rPr>
+        <w:t>{{ p.d</w:t>
+      </w:r>
+      <w:proofErr w:type="gramEnd"/>
+      <w:r>
+        <w:rPr>
+          <w:rFonts w:ascii="TimesNewRomanPSMT" w:hAnsi="TimesNewRomanPSMT" w:cs="TimesNewRomanPSMT"/>
+          <w:lang w:val="en-US"/>
+        </w:rPr>
+        <w:t xml:space="preserve"> }} an{{ p.d|pl }}</w:t>
+      </w:r>
+    </w:p>
+    <w:p>
+      <w:pPr>
+        <w:jc w:val="both"/>
+        <w:rPr>
+          <w:rFonts w:ascii="TimesNewRomanPSMT" w:hAnsi="TimesNewRomanPSMT" w:cs="TimesNewRomanPSMT"/>
+          <w:lang w:val="en-US"/>
+        </w:rPr>
+      </w:pPr>
+      <w:r>
+        <w:rPr>
+          <w:rFonts w:ascii="TimesNewRomanPSMT" w:hAnsi="TimesNewRomanPSMT" w:cs="TimesNewRomanPSMT"/>
+          <w:lang w:val="en-US"/>
+        </w:rPr>
+        <w:t>Montant : {{ p.m|f }} €</w:t>
+      </w:r>
+    </w:p>
+    <w:p>
+      <w:pPr>
+        <w:jc w:val="both"/>
+        <w:rPr>
+          <w:rFonts w:ascii="TimesNewRomanPSMT" w:hAnsi="TimesNewRomanPSMT" w:cs="TimesNewRomanPSMT"/>
+          <w:lang w:val="en-US"/>
+        </w:rPr>
+      </w:pPr>
+      <w:proofErr w:type="gramStart"/>
+      <w:r>
+        <w:rPr>
+          <w:rFonts w:ascii="TimesNewRomanPSMT" w:hAnsi="TimesNewRomanPSMT" w:cs="TimesNewRomanPSMT"/>
+          <w:lang w:val="en-US"/>
+        </w:rPr>
+        <w:t>Prêteur :</w:t>
+      </w:r>
+      <w:proofErr w:type="gramEnd"/>
+      <w:r>
+        <w:rPr>
+          <w:rFonts w:ascii="TimesNewRomanPSMT" w:hAnsi="TimesNewRomanPSMT" w:cs="TimesNewRomanPSMT"/>
+          <w:lang w:val="en-US"/>
+        </w:rPr>
+        <w:t xml:space="preserve"> {{ p.p_full() }}</w:t>
+      </w:r>
+    </w:p>
+    <w:p>
+      <w:pPr>
+        <w:jc w:val="both"/>
+        <w:rPr>
+          <w:rFonts w:ascii="TimesNewRomanPSMT" w:hAnsi="TimesNewRomanPSMT" w:cs="TimesNewRomanPSMT"/>
+        </w:rPr>
+      </w:pPr>
+      <w:r>
+        <w:rPr>
+          <w:rFonts w:ascii="TimesNewRomanPSMT" w:hAnsi="TimesNewRomanPSMT" w:cs="TimesNewRomanPSMT"/>
+        </w:rPr>
+        <w:t xml:space="preserve">{% endfor </w:t>
+      </w:r>
+      <w:proofErr w:type="gramStart"/>
+      <w:r>
+        <w:rPr>
+          <w:rFonts w:ascii="TimesNewRomanPSMT" w:hAnsi="TimesNewRomanPSMT" w:cs="TimesNewRomanPSMT"/>
+        </w:rPr>
+        <w:t>%}{</w:t>
+      </w:r>
+      <w:proofErr w:type="gramEnd"/>
+      <w:r>
+        <w:rPr>
+          <w:rFonts w:ascii="TimesNewRomanPSMT" w:hAnsi="TimesNewRomanPSMT" w:cs="TimesNewRomanPSMT"/>
+        </w:rPr>
+        <w:t>% endif %}</w:t>
+      </w:r>
+    </w:p>
+    <w:p>
+      <w:pPr>
+        <w:jc w:val="both"/>
+        <w:rPr>
+          <w:rFonts w:ascii="TimesNewRomanPSMT" w:hAnsi="TimesNewRomanPSMT" w:cs="TimesNewRomanPSMT"/>
+        </w:rPr>
+      </w:pPr>
+      <w:r>
+        <w:rPr>
+          <w:rFonts w:ascii="TimesNewRomanPSMT" w:hAnsi="TimesNewRomanPSMT" w:cs="TimesNewRomanPSMT"/>
+        </w:rPr>
+        <w:t>{% if autres_</w:t>
+      </w:r>
+      <w:proofErr w:type="gramStart"/>
+      <w:r>
+        <w:rPr>
+          <w:rFonts w:ascii="TimesNewRomanPSMT" w:hAnsi="TimesNewRomanPSMT" w:cs="TimesNewRomanPSMT"/>
+        </w:rPr>
+        <w:t>prets.count</w:t>
+      </w:r>
+      <w:proofErr w:type="gramEnd"/>
+      <w:r>
+        <w:rPr>
+          <w:rFonts w:ascii="TimesNewRomanPSMT" w:hAnsi="TimesNewRomanPSMT" w:cs="TimesNewRomanPSMT"/>
+        </w:rPr>
+        <w:t>() %}</w:t>
+      </w:r>
+      <w:r>
+        <w:rPr>
+          <w:rFonts w:ascii="TimesNewRomanPSMT" w:hAnsi="TimesNewRomanPSMT" w:cs="TimesNewRomanPSMT"/>
+        </w:rPr>
+        <w:t xml:space="preserve"> </w:t>
+      </w:r>
+      <w:r>
+        <w:rPr>
+          <w:rFonts w:ascii="TimesNewRomanPSMT" w:hAnsi="TimesNewRomanPSMT" w:cs="TimesNewRomanPSMT"/>
+        </w:rPr>
+        <w:t>Financement complémentaire :</w:t>
+      </w:r>
+    </w:p>
+    <w:p>
+      <w:pPr>
+        <w:jc w:val="both"/>
+        <w:rPr>
+          <w:rFonts w:ascii="TimesNewRomanPSMT" w:hAnsi="TimesNewRomanPSMT" w:cs="TimesNewRomanPSMT"/>
+          <w:lang w:val="en-US"/>
+        </w:rPr>
+      </w:pPr>
+      <w:r>
+        <w:rPr>
+          <w:rFonts w:ascii="TimesNewRomanPSMT" w:hAnsi="TimesNewRomanPSMT" w:cs="TimesNewRomanPSMT"/>
+          <w:lang w:val="en-US"/>
+        </w:rPr>
+        <w:t>{% for p in autres_prets %}{% if p.n %}</w:t>
+      </w:r>
+    </w:p>
+    <w:p>
+      <w:pPr>
+        <w:jc w:val="both"/>
+        <w:rPr>
+          <w:rFonts w:ascii="TimesNewRomanPSMT" w:hAnsi="TimesNewRomanPSMT" w:cs="TimesNewRomanPSMT"/>
+          <w:lang w:val="en-US"/>
+        </w:rPr>
+      </w:pPr>
+      <w:r>
+        <w:rPr>
+          <w:rFonts w:ascii="TimesNewRomanPSMT" w:hAnsi="TimesNewRomanPSMT" w:cs="TimesNewRomanPSMT"/>
+          <w:lang w:val="en-US"/>
         </w:rPr>
         <w:t>Numéro : {{ p.n }}{% endif %}{% if p.do %}</w:t>
       </w:r>
@@ -14347,11 +15924,13 @@
         <w:jc w:val="both"/>
         <w:rPr>
           <w:rFonts w:ascii="TimesNewRomanPSMT" w:hAnsi="TimesNewRomanPSMT" w:cs="TimesNewRomanPSMT"/>
-        </w:rPr>
-      </w:pPr>
-      <w:r>
-        <w:rPr>
-          <w:rFonts w:ascii="TimesNewRomanPSMT" w:hAnsi="TimesNewRomanPSMT" w:cs="TimesNewRomanPSMT"/>
+          <w:lang w:val="en-US"/>
+        </w:rPr>
+      </w:pPr>
+      <w:r>
+        <w:rPr>
+          <w:rFonts w:ascii="TimesNewRomanPSMT" w:hAnsi="TimesNewRomanPSMT" w:cs="TimesNewRomanPSMT"/>
+          <w:lang w:val="en-US"/>
         </w:rPr>
         <w:t>Date d’octroi : {{ p.do|sd }}{% endif %}{% if p.d %}</w:t>
       </w:r>
@@ -14361,517 +15940,13 @@
         <w:jc w:val="both"/>
         <w:rPr>
           <w:rFonts w:ascii="TimesNewRomanPSMT" w:hAnsi="TimesNewRomanPSMT" w:cs="TimesNewRomanPSMT"/>
-        </w:rPr>
-      </w:pPr>
-      <w:r>
-        <w:rPr>
-          <w:rFonts w:ascii="TimesNewRomanPSMT" w:hAnsi="TimesNewRomanPSMT" w:cs="TimesNewRomanPSMT"/>
-        </w:rPr>
-        <w:t>Durée : {{ p.d }} an{{ p.d|pl }}{% endif %}{% if p.m %}</w:t>
-      </w:r>
-    </w:p>
-    <w:p>
-      <w:pPr>
-        <w:jc w:val="both"/>
-        <w:rPr>
-          <w:rFonts w:ascii="TimesNewRomanPSMT" w:hAnsi="TimesNewRomanPSMT" w:cs="TimesNewRomanPSMT"/>
-        </w:rPr>
-      </w:pPr>
-      <w:r>
-        <w:rPr>
-          <w:rFonts w:ascii="TimesNewRomanPSMT" w:hAnsi="TimesNewRomanPSMT" w:cs="TimesNewRomanPSMT"/>
-        </w:rPr>
-        <w:t>Montant : {{ p.m|f }} €{% endif %}{% if p.preteur_display() %}</w:t>
-      </w:r>
-    </w:p>
-    <w:p>
-      <w:pPr>
-        <w:jc w:val="both"/>
-        <w:rPr>
-          <w:rFonts w:ascii="TimesNewRomanPSMT" w:hAnsi="TimesNewRomanPSMT" w:cs="TimesNewRomanPSMT"/>
-        </w:rPr>
-      </w:pPr>
-      <w:r>
-        <w:rPr>
-          <w:rFonts w:ascii="TimesNewRomanPSMT" w:hAnsi="TimesNewRomanPSMT" w:cs="TimesNewRomanPSMT"/>
-        </w:rPr>
-        <w:t>Prêteur : {{ p.preteur_display() }}{% endif %}</w:t>
-      </w:r>
-    </w:p>
-    <w:p>
-      <w:pPr>
-        <w:jc w:val="both"/>
-        <w:rPr>
-          <w:rFonts w:ascii="TimesNewRomanPSMT" w:hAnsi="TimesNewRomanPSMT" w:cs="TimesNewRomanPSMT"/>
-        </w:rPr>
-      </w:pPr>
-      <w:r>
-        <w:rPr>
-          <w:rFonts w:ascii="TimesNewRomanPSMT" w:hAnsi="TimesNewRomanPSMT" w:cs="TimesNewRomanPSMT"/>
-        </w:rPr>
-        <w:t>{% endfor %}{% endif %}</w:t>
-      </w:r>
-    </w:p>
-    <w:p>
-      <w:pPr>
-        <w:jc w:val="both"/>
-        <w:rPr>
-          <w:rFonts w:ascii="TimesNewRomanPSMT" w:hAnsi="TimesNewRomanPSMT" w:cs="TimesNewRomanPSMT"/>
-        </w:rPr>
-      </w:pPr>
-      <w:r>
-        <w:rPr>
-          <w:rFonts w:ascii="TimesNewRomanPSMT" w:hAnsi="TimesNewRomanPSMT" w:cs="TimesNewRomanPSMT"/>
-        </w:rPr>
-        <w:t>{%</w:t>
-      </w:r>
-      <w:r>
-        <w:rPr>
-          <w:rFonts w:ascii="TimesNewRomanPSMT" w:hAnsi="TimesNewRomanPSMT" w:cs="TimesNewRomanPSMT"/>
-        </w:rPr>
-        <w:t>-</w:t>
-      </w:r>
-      <w:r>
-        <w:rPr>
-          <w:rFonts w:ascii="TimesNewRomanPSMT" w:hAnsi="TimesNewRomanPSMT" w:cs="TimesNewRomanPSMT"/>
-        </w:rPr>
-        <w:t xml:space="preserve"> if convention.fond_propre %}</w:t>
-      </w:r>
-    </w:p>
-    <w:p>
-      <w:pPr>
-        <w:jc w:val="both"/>
-        <w:rPr>
-          <w:rFonts w:ascii="TimesNewRomanPSMT" w:hAnsi="TimesNewRomanPSMT" w:cs="TimesNewRomanPSMT"/>
-        </w:rPr>
-      </w:pPr>
-      <w:r>
-        <w:rPr>
-          <w:rFonts w:ascii="TimesNewRomanPSMT" w:hAnsi="TimesNewRomanPSMT" w:cs="TimesNewRomanPSMT"/>
-        </w:rPr>
-        <w:t>Fond propre : {{ convention.fond_propre|f }} €</w:t>
-      </w:r>
-    </w:p>
-    <w:p>
-      <w:pPr>
-        <w:jc w:val="both"/>
-        <w:rPr>
-          <w:rFonts w:ascii="TimesNewRomanPSMT" w:hAnsi="TimesNewRomanPSMT" w:cs="TimesNewRomanPSMT"/>
-        </w:rPr>
-      </w:pPr>
-      <w:r>
-        <w:rPr>
-          <w:rFonts w:ascii="TimesNewRomanPSMT" w:hAnsi="TimesNewRomanPSMT" w:cs="TimesNewRomanPSMT"/>
-        </w:rPr>
-        <w:t>{% endif %}</w:t>
-      </w:r>
-      <w:r>
-        <w:rPr>
-          <w:rFonts w:ascii="TimesNewRomanPSMT" w:hAnsi="TimesNewRomanPSMT" w:cs="TimesNewRomanPSMT"/>
-        </w:rPr>
-        <w:t>{% else -%}</w:t>
-      </w:r>
-    </w:p>
-    <w:p>
-      <w:pPr>
-        <w:jc w:val="both"/>
-        <w:rPr>
-          <w:rFonts w:ascii="TimesNewRomanPSMT" w:hAnsi="TimesNewRomanPSMT" w:cs="TimesNewRomanPSMT"/>
-        </w:rPr>
-      </w:pPr>
-      <w:r>
-        <w:rPr>
-          <w:rFonts w:ascii="TimesNewRomanPSMT" w:hAnsi="TimesNewRomanPSMT" w:cs="TimesNewRomanPSMT"/>
-        </w:rPr>
-        <w:t>1 - Date d’achèvement des travaux ou certificat de conformité :</w:t>
-      </w:r>
-    </w:p>
-    <w:p>
-      <w:pPr>
-        <w:jc w:val="both"/>
-        <w:rPr>
-          <w:rFonts w:ascii="TimesNewRomanPSMT" w:hAnsi="TimesNewRomanPSMT" w:cs="TimesNewRomanPSMT"/>
-        </w:rPr>
-      </w:pPr>
-    </w:p>
-    <w:p>
-      <w:pPr>
-        <w:jc w:val="both"/>
-        <w:rPr>
-          <w:rFonts w:ascii="TimesNewRomanPSMT" w:hAnsi="TimesNewRomanPSMT" w:cs="TimesNewRomanPSMT"/>
-        </w:rPr>
-      </w:pPr>
-      <w:r>
-        <w:rPr>
-          <w:rFonts w:ascii="TimesNewRomanPSMT" w:hAnsi="TimesNewRomanPSMT" w:cs="TimesNewRomanPSMT"/>
-        </w:rPr>
-        <w:t>2 - Modalités de financement :</w:t>
-      </w:r>
-    </w:p>
-    <w:p>
-      <w:pPr>
-        <w:jc w:val="both"/>
-        <w:rPr>
-          <w:rFonts w:ascii="TimesNewRomanPSMT" w:hAnsi="TimesNewRomanPSMT" w:cs="TimesNewRomanPSMT"/>
-        </w:rPr>
-      </w:pPr>
-      <w:r>
-        <w:rPr>
-          <w:rFonts w:ascii="TimesNewRomanPSMT" w:hAnsi="TimesNewRomanPSMT" w:cs="TimesNewRomanPSMT"/>
-        </w:rPr>
-        <w:t>{%- endif %}</w:t>
-      </w:r>
-    </w:p>
-    <w:p>
-      <w:pPr>
-        <w:jc w:val="both"/>
-        <w:rPr>
-          <w:rFonts w:ascii="TimesNewRomanPSMT" w:hAnsi="TimesNewRomanPSMT" w:cs="TimesNewRomanPSMT"/>
-        </w:rPr>
-      </w:pPr>
-    </w:p>
-    <w:p>
-      <w:pPr>
-        <w:jc w:val="both"/>
-        <w:rPr>
-          <w:rFonts w:ascii="TimesNewRomanPSMT" w:hAnsi="TimesNewRomanPSMT" w:cs="TimesNewRomanPSMT"/>
-        </w:rPr>
-      </w:pPr>
-      <w:r>
-        <w:rPr>
-          <w:rFonts w:ascii="TimesNewRomanPSMT" w:hAnsi="TimesNewRomanPSMT" w:cs="TimesNewRomanPSMT"/>
-        </w:rPr>
-        <w:t>2° - Logements financés dans les conditions prévues à l’article 1, 2°, 3° ou 5° de la présente convention :</w:t>
-      </w:r>
-    </w:p>
-    <w:p>
-      <w:pPr>
-        <w:jc w:val="both"/>
-        <w:rPr>
-          <w:rFonts w:ascii="TimesNewRomanPSMT" w:hAnsi="TimesNewRomanPSMT" w:cs="TimesNewRomanPSMT"/>
-        </w:rPr>
-      </w:pPr>
-    </w:p>
-    <w:p>
-      <w:pPr>
-        <w:jc w:val="both"/>
-        <w:rPr>
-          <w:rFonts w:ascii="TimesNewRomanPSMT" w:hAnsi="TimesNewRomanPSMT" w:cs="TimesNewRomanPSMT"/>
-        </w:rPr>
-      </w:pPr>
-      <w:r>
-        <w:rPr>
-          <w:rFonts w:ascii="TimesNewRomanPSMT" w:hAnsi="TimesNewRomanPSMT" w:cs="TimesNewRomanPSMT"/>
-        </w:rPr>
-        <w:t xml:space="preserve">{% if  </w:t>
-      </w:r>
-      <w:r>
-        <w:rPr>
-          <w:rFonts w:ascii="TimesNewRomanPSMT" w:hAnsi="TimesNewRomanPSMT" w:cs="TimesNewRomanPSMT"/>
-        </w:rPr>
-        <w:t>convention.type2_lgts_concernes_option</w:t>
-      </w:r>
-      <w:r>
-        <w:rPr>
-          <w:rFonts w:ascii="TimesNewRomanPSMT" w:hAnsi="TimesNewRomanPSMT" w:cs="TimesNewRomanPSMT"/>
-        </w:rPr>
-        <w:t>2</w:t>
-      </w:r>
-      <w:r>
-        <w:rPr>
-          <w:rFonts w:ascii="TimesNewRomanPSMT" w:hAnsi="TimesNewRomanPSMT" w:cs="TimesNewRomanPSMT"/>
-        </w:rPr>
-        <w:t xml:space="preserve"> or convention.type2_lgts_concernes_option3</w:t>
-      </w:r>
-      <w:r>
-        <w:rPr>
-          <w:rFonts w:ascii="TimesNewRomanPSMT" w:hAnsi="TimesNewRomanPSMT" w:cs="TimesNewRomanPSMT"/>
-        </w:rPr>
-        <w:t xml:space="preserve"> or convention.type2_lgts_concernes_option5</w:t>
-      </w:r>
-      <w:r>
-        <w:rPr>
-          <w:rFonts w:ascii="TimesNewRomanPSMT" w:hAnsi="TimesNewRomanPSMT" w:cs="TimesNewRomanPSMT"/>
-        </w:rPr>
-        <w:t xml:space="preserve"> </w:t>
-      </w:r>
-      <w:r>
-        <w:rPr>
-          <w:rFonts w:ascii="TimesNewRomanPSMT" w:hAnsi="TimesNewRomanPSMT" w:cs="TimesNewRomanPSMT"/>
-        </w:rPr>
-        <w:t>-%}</w:t>
-      </w:r>
-    </w:p>
-    <w:p>
-      <w:pPr>
-        <w:jc w:val="both"/>
-        <w:rPr>
-          <w:rFonts w:ascii="TimesNewRomanPSMT" w:hAnsi="TimesNewRomanPSMT" w:cs="TimesNewRomanPSMT"/>
-        </w:rPr>
-      </w:pPr>
-      <w:r>
-        <w:rPr>
-          <w:rFonts w:ascii="TimesNewRomanPSMT" w:hAnsi="TimesNewRomanPSMT" w:cs="TimesNewRomanPSMT"/>
-        </w:rPr>
-        <w:t>1 - Date d’acquisition :</w:t>
-      </w:r>
-      <w:r>
-        <w:rPr>
-          <w:rFonts w:ascii="TimesNewRomanPSMT" w:hAnsi="TimesNewRomanPSMT" w:cs="TimesNewRomanPSMT"/>
-        </w:rPr>
-        <w:t xml:space="preserve"> {{ programme.date_achat|d }}</w:t>
-      </w:r>
-    </w:p>
-    <w:p>
-      <w:pPr>
-        <w:jc w:val="both"/>
-        <w:rPr>
-          <w:rFonts w:ascii="TimesNewRomanPSMT" w:hAnsi="TimesNewRomanPSMT" w:cs="TimesNewRomanPSMT"/>
-        </w:rPr>
-      </w:pPr>
-    </w:p>
-    <w:p>
-      <w:pPr>
-        <w:jc w:val="both"/>
-        <w:rPr>
-          <w:rFonts w:ascii="TimesNewRomanPSMT" w:hAnsi="TimesNewRomanPSMT" w:cs="TimesNewRomanPSMT"/>
-        </w:rPr>
-      </w:pPr>
-      <w:r>
-        <w:rPr>
-          <w:rFonts w:ascii="TimesNewRomanPSMT" w:hAnsi="TimesNewRomanPSMT" w:cs="TimesNewRomanPSMT"/>
-        </w:rPr>
-        <w:t>2 - Date prévisible d’achèvement des travaux :</w:t>
-      </w:r>
-      <w:r>
-        <w:rPr>
-          <w:rFonts w:ascii="TimesNewRomanPSMT" w:hAnsi="TimesNewRomanPSMT" w:cs="TimesNewRomanPSMT"/>
-        </w:rPr>
-        <w:t xml:space="preserve"> {{ programme.date_achevement_compile|d }}</w:t>
-      </w:r>
-    </w:p>
-    <w:p>
-      <w:pPr>
-        <w:jc w:val="both"/>
-        <w:rPr>
-          <w:rFonts w:ascii="TimesNewRomanPSMT" w:hAnsi="TimesNewRomanPSMT" w:cs="TimesNewRomanPSMT"/>
-        </w:rPr>
-      </w:pPr>
-    </w:p>
-    <w:p>
-      <w:pPr>
-        <w:jc w:val="both"/>
-        <w:rPr>
-          <w:rFonts w:ascii="TimesNewRomanPSMT" w:hAnsi="TimesNewRomanPSMT" w:cs="TimesNewRomanPSMT"/>
-        </w:rPr>
-      </w:pPr>
-      <w:r>
-        <w:rPr>
-          <w:rFonts w:ascii="TimesNewRomanPSMT" w:hAnsi="TimesNewRomanPSMT" w:cs="TimesNewRomanPSMT"/>
-        </w:rPr>
-        <w:t>3 - Modalités de financement :</w:t>
-      </w:r>
-    </w:p>
-    <w:p>
-      <w:pPr>
-        <w:jc w:val="both"/>
-        <w:rPr>
-          <w:rFonts w:ascii="TimesNewRomanPSMT" w:hAnsi="TimesNewRomanPSMT" w:cs="TimesNewRomanPSMT"/>
-        </w:rPr>
-      </w:pPr>
-      <w:r>
-        <w:rPr>
-          <w:rFonts w:ascii="TimesNewRomanPSMT" w:hAnsi="TimesNewRomanPSMT" w:cs="TimesNewRomanPSMT"/>
-        </w:rPr>
-        <w:t>{% if prets_cdc.count() %}</w:t>
-      </w:r>
-      <w:r>
-        <w:rPr>
-          <w:rFonts w:ascii="TimesNewRomanPSMT" w:hAnsi="TimesNewRomanPSMT" w:cs="TimesNewRomanPSMT"/>
-        </w:rPr>
-        <w:t>{% for p in prets_cdc %}</w:t>
-      </w:r>
-    </w:p>
-    <w:p>
-      <w:pPr>
-        <w:jc w:val="both"/>
-        <w:rPr>
-          <w:rFonts w:ascii="TimesNewRomanPSMT" w:hAnsi="TimesNewRomanPSMT" w:cs="TimesNewRomanPSMT"/>
-        </w:rPr>
-      </w:pPr>
-      <w:r>
-        <w:rPr>
-          <w:rFonts w:ascii="TimesNewRomanPSMT" w:hAnsi="TimesNewRomanPSMT" w:cs="TimesNewRomanPSMT"/>
-        </w:rPr>
-        <w:t>Numéro : {{ p.n }}</w:t>
-      </w:r>
-    </w:p>
-    <w:p>
-      <w:pPr>
-        <w:jc w:val="both"/>
-        <w:rPr>
-          <w:rFonts w:ascii="TimesNewRomanPSMT" w:hAnsi="TimesNewRomanPSMT" w:cs="TimesNewRomanPSMT"/>
-        </w:rPr>
-      </w:pPr>
-      <w:r>
-        <w:rPr>
-          <w:rFonts w:ascii="TimesNewRomanPSMT" w:hAnsi="TimesNewRomanPSMT" w:cs="TimesNewRomanPSMT"/>
-        </w:rPr>
-        <w:t>Date d’octroi : {{ p.do|sd }}</w:t>
-      </w:r>
-    </w:p>
-    <w:p>
-      <w:pPr>
-        <w:jc w:val="both"/>
-        <w:rPr>
-          <w:rFonts w:ascii="TimesNewRomanPSMT" w:hAnsi="TimesNewRomanPSMT" w:cs="TimesNewRomanPSMT"/>
-        </w:rPr>
-      </w:pPr>
-      <w:r>
-        <w:rPr>
-          <w:rFonts w:ascii="TimesNewRomanPSMT" w:hAnsi="TimesNewRomanPSMT" w:cs="TimesNewRomanPSMT"/>
-        </w:rPr>
-        <w:t>Durée: {{ p.d }} an{{ p.d|pl }}</w:t>
-      </w:r>
-    </w:p>
-    <w:p>
-      <w:pPr>
-        <w:jc w:val="both"/>
-        <w:rPr>
-          <w:rFonts w:ascii="TimesNewRomanPSMT" w:hAnsi="TimesNewRomanPSMT" w:cs="TimesNewRomanPSMT"/>
-        </w:rPr>
-      </w:pPr>
-      <w:r>
-        <w:rPr>
-          <w:rFonts w:ascii="TimesNewRomanPSMT" w:hAnsi="TimesNewRomanPSMT" w:cs="TimesNewRomanPSMT"/>
-        </w:rPr>
-        <w:t>Montant : {{ p.m|f }} €</w:t>
-      </w:r>
-    </w:p>
-    <w:p>
-      <w:pPr>
-        <w:jc w:val="both"/>
-        <w:rPr>
-          <w:rFonts w:ascii="TimesNewRomanPSMT" w:hAnsi="TimesNewRomanPSMT" w:cs="TimesNewRomanPSMT"/>
-        </w:rPr>
-      </w:pPr>
-      <w:r>
-        <w:rPr>
-          <w:rFonts w:ascii="TimesNewRomanPSMT" w:hAnsi="TimesNewRomanPSMT" w:cs="TimesNewRomanPSMT"/>
-        </w:rPr>
-        <w:t>Prêteur : {{ p.p_full() }}</w:t>
-      </w:r>
-    </w:p>
-    <w:p>
-      <w:pPr>
-        <w:jc w:val="both"/>
-        <w:rPr>
-          <w:rFonts w:ascii="TimesNewRomanPSMT" w:hAnsi="TimesNewRomanPSMT" w:cs="TimesNewRomanPSMT"/>
-        </w:rPr>
-      </w:pPr>
-      <w:r>
-        <w:rPr>
-          <w:rFonts w:ascii="TimesNewRomanPSMT" w:hAnsi="TimesNewRomanPSMT" w:cs="TimesNewRomanPSMT"/>
-        </w:rPr>
-        <w:t>{% endfor %}{% endif %}</w:t>
-      </w:r>
-    </w:p>
-    <w:p>
-      <w:pPr>
-        <w:jc w:val="both"/>
-        <w:rPr>
-          <w:rFonts w:ascii="TimesNewRomanPSMT" w:hAnsi="TimesNewRomanPSMT" w:cs="TimesNewRomanPSMT"/>
-        </w:rPr>
-      </w:pPr>
-      <w:r>
-        <w:rPr>
-          <w:rFonts w:ascii="TimesNewRomanPSMT" w:hAnsi="TimesNewRomanPSMT" w:cs="TimesNewRomanPSMT"/>
-        </w:rPr>
-        <w:t>{% if autres_prets.count() %}</w:t>
-      </w:r>
-      <w:r>
-        <w:rPr>
-          <w:rFonts w:ascii="TimesNewRomanPSMT" w:hAnsi="TimesNewRomanPSMT" w:cs="TimesNewRomanPSMT"/>
-        </w:rPr>
-        <w:t xml:space="preserve"> </w:t>
-      </w:r>
-      <w:r>
-        <w:rPr>
-          <w:rFonts w:ascii="TimesNewRomanPSMT" w:hAnsi="TimesNewRomanPSMT" w:cs="TimesNewRomanPSMT"/>
-        </w:rPr>
-        <w:t>Financement complémentaire :</w:t>
-      </w:r>
-    </w:p>
-    <w:p>
-      <w:pPr>
-        <w:jc w:val="both"/>
-        <w:rPr>
-          <w:rFonts w:ascii="TimesNewRomanPSMT" w:hAnsi="TimesNewRomanPSMT" w:cs="TimesNewRomanPSMT"/>
-        </w:rPr>
-      </w:pPr>
-      <w:r>
-        <w:rPr>
-          <w:rFonts w:ascii="TimesNewRomanPSMT" w:hAnsi="TimesNewRomanPSMT" w:cs="TimesNewRomanPSMT"/>
-        </w:rPr>
-        <w:t xml:space="preserve">{% for p in </w:t>
-      </w:r>
-      <w:r>
-        <w:rPr>
-          <w:rFonts w:ascii="TimesNewRomanPSMT" w:hAnsi="TimesNewRomanPSMT" w:cs="TimesNewRomanPSMT"/>
-        </w:rPr>
-        <w:t>autres_</w:t>
-      </w:r>
-      <w:r>
-        <w:rPr>
-          <w:rFonts w:ascii="TimesNewRomanPSMT" w:hAnsi="TimesNewRomanPSMT" w:cs="TimesNewRomanPSMT"/>
-        </w:rPr>
-        <w:t>prets %}</w:t>
-      </w:r>
-      <w:r>
-        <w:rPr>
-          <w:rFonts w:ascii="TimesNewRomanPSMT" w:hAnsi="TimesNewRomanPSMT" w:cs="TimesNewRomanPSMT"/>
-        </w:rPr>
-        <w:t>{% if p.n %}</w:t>
-      </w:r>
-    </w:p>
-    <w:p>
-      <w:pPr>
-        <w:jc w:val="both"/>
-        <w:rPr>
-          <w:rFonts w:ascii="TimesNewRomanPSMT" w:hAnsi="TimesNewRomanPSMT" w:cs="TimesNewRomanPSMT"/>
-        </w:rPr>
-      </w:pPr>
-      <w:r>
-        <w:rPr>
-          <w:rFonts w:ascii="TimesNewRomanPSMT" w:hAnsi="TimesNewRomanPSMT" w:cs="TimesNewRomanPSMT"/>
-        </w:rPr>
-        <w:t>Numéro : {{ p.n }}{% endif %}{% if p.do %}</w:t>
-      </w:r>
-    </w:p>
-    <w:p>
-      <w:pPr>
-        <w:jc w:val="both"/>
-        <w:rPr>
-          <w:rFonts w:ascii="TimesNewRomanPSMT" w:hAnsi="TimesNewRomanPSMT" w:cs="TimesNewRomanPSMT"/>
-        </w:rPr>
-      </w:pPr>
-      <w:r>
-        <w:rPr>
-          <w:rFonts w:ascii="TimesNewRomanPSMT" w:hAnsi="TimesNewRomanPSMT" w:cs="TimesNewRomanPSMT"/>
-        </w:rPr>
-        <w:t>Date d’octroi : {{ p.do|sd }}{% endif %}{% if p.d %}</w:t>
-      </w:r>
-    </w:p>
-    <w:p>
-      <w:pPr>
-        <w:jc w:val="both"/>
-        <w:rPr>
-          <w:rFonts w:ascii="TimesNewRomanPSMT" w:hAnsi="TimesNewRomanPSMT" w:cs="TimesNewRomanPSMT"/>
-        </w:rPr>
-      </w:pPr>
-      <w:r>
-        <w:rPr>
-          <w:rFonts w:ascii="TimesNewRomanPSMT" w:hAnsi="TimesNewRomanPSMT" w:cs="TimesNewRomanPSMT"/>
+          <w:lang w:val="en-US"/>
+        </w:rPr>
+      </w:pPr>
+      <w:r>
+        <w:rPr>
+          <w:rFonts w:ascii="TimesNewRomanPSMT" w:hAnsi="TimesNewRomanPSMT" w:cs="TimesNewRomanPSMT"/>
+          <w:lang w:val="en-US"/>
         </w:rPr>
         <w:lastRenderedPageBreak/>
         <w:t>Durée : {{ p.d }} an{{ p.d|pl }}{% endif %}{% if p.m %}</w:t>
@@ -14882,11 +15957,13 @@
         <w:jc w:val="both"/>
         <w:rPr>
           <w:rFonts w:ascii="TimesNewRomanPSMT" w:hAnsi="TimesNewRomanPSMT" w:cs="TimesNewRomanPSMT"/>
-        </w:rPr>
-      </w:pPr>
-      <w:r>
-        <w:rPr>
-          <w:rFonts w:ascii="TimesNewRomanPSMT" w:hAnsi="TimesNewRomanPSMT" w:cs="TimesNewRomanPSMT"/>
+          <w:lang w:val="en-US"/>
+        </w:rPr>
+      </w:pPr>
+      <w:r>
+        <w:rPr>
+          <w:rFonts w:ascii="TimesNewRomanPSMT" w:hAnsi="TimesNewRomanPSMT" w:cs="TimesNewRomanPSMT"/>
+          <w:lang w:val="en-US"/>
         </w:rPr>
         <w:t>Montant : {{ p.m|f }} €{% endif %}{% if p.preteur_display() %}</w:t>
       </w:r>
@@ -14902,55 +15979,111 @@
         <w:rPr>
           <w:rFonts w:ascii="TimesNewRomanPSMT" w:hAnsi="TimesNewRomanPSMT" w:cs="TimesNewRomanPSMT"/>
         </w:rPr>
-        <w:t>Prêteur : {{ p.preteur_display() }}{% endif %}</w:t>
-      </w:r>
-    </w:p>
-    <w:p>
-      <w:pPr>
-        <w:jc w:val="both"/>
-        <w:rPr>
-          <w:rFonts w:ascii="TimesNewRomanPSMT" w:hAnsi="TimesNewRomanPSMT" w:cs="TimesNewRomanPSMT"/>
-        </w:rPr>
-      </w:pPr>
-      <w:r>
-        <w:rPr>
-          <w:rFonts w:ascii="TimesNewRomanPSMT" w:hAnsi="TimesNewRomanPSMT" w:cs="TimesNewRomanPSMT"/>
-        </w:rPr>
-        <w:t>{% endfor %}{% endif %}</w:t>
-      </w:r>
-    </w:p>
-    <w:p>
-      <w:pPr>
-        <w:jc w:val="both"/>
-        <w:rPr>
-          <w:rFonts w:ascii="TimesNewRomanPSMT" w:hAnsi="TimesNewRomanPSMT" w:cs="TimesNewRomanPSMT"/>
-        </w:rPr>
-      </w:pPr>
-      <w:r>
-        <w:rPr>
-          <w:rFonts w:ascii="TimesNewRomanPSMT" w:hAnsi="TimesNewRomanPSMT" w:cs="TimesNewRomanPSMT"/>
-        </w:rPr>
-        <w:t>{% if convention.fond_propre %}Fond propre : {{ convention.fond_propre|f }} €</w:t>
-      </w:r>
-    </w:p>
-    <w:p>
-      <w:pPr>
-        <w:jc w:val="both"/>
-        <w:rPr>
-          <w:rFonts w:ascii="TimesNewRomanPSMT" w:hAnsi="TimesNewRomanPSMT" w:cs="TimesNewRomanPSMT"/>
-        </w:rPr>
-      </w:pPr>
-      <w:r>
-        <w:rPr>
-          <w:rFonts w:ascii="TimesNewRomanPSMT" w:hAnsi="TimesNewRomanPSMT" w:cs="TimesNewRomanPSMT"/>
-        </w:rPr>
-        <w:t>{% endif %}</w:t>
-      </w:r>
-      <w:r>
-        <w:rPr>
-          <w:rFonts w:ascii="TimesNewRomanPSMT" w:hAnsi="TimesNewRomanPSMT" w:cs="TimesNewRomanPSMT"/>
-        </w:rPr>
-        <w:t>{% else -%}</w:t>
+        <w:t xml:space="preserve">Prêteur : </w:t>
+      </w:r>
+      <w:proofErr w:type="gramStart"/>
+      <w:r>
+        <w:rPr>
+          <w:rFonts w:ascii="TimesNewRomanPSMT" w:hAnsi="TimesNewRomanPSMT" w:cs="TimesNewRomanPSMT"/>
+        </w:rPr>
+        <w:t>{{ p</w:t>
+      </w:r>
+      <w:proofErr w:type="gramEnd"/>
+      <w:r>
+        <w:rPr>
+          <w:rFonts w:ascii="TimesNewRomanPSMT" w:hAnsi="TimesNewRomanPSMT" w:cs="TimesNewRomanPSMT"/>
+        </w:rPr>
+        <w:t>.preteur_display() }}{% endif %}</w:t>
+      </w:r>
+    </w:p>
+    <w:p>
+      <w:pPr>
+        <w:jc w:val="both"/>
+        <w:rPr>
+          <w:rFonts w:ascii="TimesNewRomanPSMT" w:hAnsi="TimesNewRomanPSMT" w:cs="TimesNewRomanPSMT"/>
+        </w:rPr>
+      </w:pPr>
+      <w:r>
+        <w:rPr>
+          <w:rFonts w:ascii="TimesNewRomanPSMT" w:hAnsi="TimesNewRomanPSMT" w:cs="TimesNewRomanPSMT"/>
+        </w:rPr>
+        <w:t xml:space="preserve">{% endfor </w:t>
+      </w:r>
+      <w:proofErr w:type="gramStart"/>
+      <w:r>
+        <w:rPr>
+          <w:rFonts w:ascii="TimesNewRomanPSMT" w:hAnsi="TimesNewRomanPSMT" w:cs="TimesNewRomanPSMT"/>
+        </w:rPr>
+        <w:t>%}{</w:t>
+      </w:r>
+      <w:proofErr w:type="gramEnd"/>
+      <w:r>
+        <w:rPr>
+          <w:rFonts w:ascii="TimesNewRomanPSMT" w:hAnsi="TimesNewRomanPSMT" w:cs="TimesNewRomanPSMT"/>
+        </w:rPr>
+        <w:t>% endif %}</w:t>
+      </w:r>
+    </w:p>
+    <w:p>
+      <w:pPr>
+        <w:jc w:val="both"/>
+        <w:rPr>
+          <w:rFonts w:ascii="TimesNewRomanPSMT" w:hAnsi="TimesNewRomanPSMT" w:cs="TimesNewRomanPSMT"/>
+        </w:rPr>
+      </w:pPr>
+      <w:r>
+        <w:rPr>
+          <w:rFonts w:ascii="TimesNewRomanPSMT" w:hAnsi="TimesNewRomanPSMT" w:cs="TimesNewRomanPSMT"/>
+        </w:rPr>
+        <w:t xml:space="preserve">{% if </w:t>
+      </w:r>
+      <w:proofErr w:type="gramStart"/>
+      <w:r>
+        <w:rPr>
+          <w:rFonts w:ascii="TimesNewRomanPSMT" w:hAnsi="TimesNewRomanPSMT" w:cs="TimesNewRomanPSMT"/>
+        </w:rPr>
+        <w:t>convention.fond</w:t>
+      </w:r>
+      <w:proofErr w:type="gramEnd"/>
+      <w:r>
+        <w:rPr>
+          <w:rFonts w:ascii="TimesNewRomanPSMT" w:hAnsi="TimesNewRomanPSMT" w:cs="TimesNewRomanPSMT"/>
+        </w:rPr>
+        <w:t>_propre %}Fond propre : {{ convention.fond_propre|f }} €</w:t>
+      </w:r>
+    </w:p>
+    <w:p>
+      <w:pPr>
+        <w:jc w:val="both"/>
+        <w:rPr>
+          <w:rFonts w:ascii="TimesNewRomanPSMT" w:hAnsi="TimesNewRomanPSMT" w:cs="TimesNewRomanPSMT"/>
+        </w:rPr>
+      </w:pPr>
+      <w:r>
+        <w:rPr>
+          <w:rFonts w:ascii="TimesNewRomanPSMT" w:hAnsi="TimesNewRomanPSMT" w:cs="TimesNewRomanPSMT"/>
+        </w:rPr>
+        <w:t xml:space="preserve">{% endif </w:t>
+      </w:r>
+      <w:proofErr w:type="gramStart"/>
+      <w:r>
+        <w:rPr>
+          <w:rFonts w:ascii="TimesNewRomanPSMT" w:hAnsi="TimesNewRomanPSMT" w:cs="TimesNewRomanPSMT"/>
+        </w:rPr>
+        <w:t>%}</w:t>
+      </w:r>
+      <w:r>
+        <w:rPr>
+          <w:rFonts w:ascii="TimesNewRomanPSMT" w:hAnsi="TimesNewRomanPSMT" w:cs="TimesNewRomanPSMT"/>
+        </w:rPr>
+        <w:t>{</w:t>
+      </w:r>
+      <w:proofErr w:type="gramEnd"/>
+      <w:r>
+        <w:rPr>
+          <w:rFonts w:ascii="TimesNewRomanPSMT" w:hAnsi="TimesNewRomanPSMT" w:cs="TimesNewRomanPSMT"/>
+        </w:rPr>
+        <w:t>% else -%}</w:t>
       </w:r>
     </w:p>
     <w:p>
@@ -15072,7 +16205,21 @@
         <w:rPr>
           <w:rFonts w:ascii="TimesNewRomanPSMT" w:hAnsi="TimesNewRomanPSMT" w:cs="TimesNewRomanPSMT"/>
         </w:rPr>
-        <w:t>{% if  convention.type2_lgts_concernes_option4 -%}</w:t>
+        <w:t xml:space="preserve">{% </w:t>
+      </w:r>
+      <w:proofErr w:type="gramStart"/>
+      <w:r>
+        <w:rPr>
+          <w:rFonts w:ascii="TimesNewRomanPSMT" w:hAnsi="TimesNewRomanPSMT" w:cs="TimesNewRomanPSMT"/>
+        </w:rPr>
+        <w:t>if  convention</w:t>
+      </w:r>
+      <w:proofErr w:type="gramEnd"/>
+      <w:r>
+        <w:rPr>
+          <w:rFonts w:ascii="TimesNewRomanPSMT" w:hAnsi="TimesNewRomanPSMT" w:cs="TimesNewRomanPSMT"/>
+        </w:rPr>
+        <w:t>.type2_lgts_concernes_option4 -%}</w:t>
       </w:r>
     </w:p>
     <w:p>
@@ -15146,27 +16293,43 @@
         <w:rPr>
           <w:rFonts w:ascii="TimesNewRomanPSMT" w:hAnsi="TimesNewRomanPSMT" w:cs="TimesNewRomanPSMT"/>
         </w:rPr>
-        <w:t xml:space="preserve"> {{ programme.date_achevement_compile|d }}</w:t>
-      </w:r>
-    </w:p>
-    <w:p>
-      <w:pPr>
-        <w:jc w:val="both"/>
-        <w:rPr>
-          <w:rFonts w:ascii="TimesNewRomanPSMT" w:hAnsi="TimesNewRomanPSMT" w:cs="TimesNewRomanPSMT"/>
-        </w:rPr>
-      </w:pPr>
-    </w:p>
-    <w:p>
-      <w:pPr>
-        <w:jc w:val="both"/>
-        <w:rPr>
-          <w:rFonts w:ascii="TimesNewRomanPSMT" w:hAnsi="TimesNewRomanPSMT" w:cs="TimesNewRomanPSMT"/>
-        </w:rPr>
-      </w:pPr>
-      <w:r>
-        <w:rPr>
-          <w:rFonts w:ascii="TimesNewRomanPSMT" w:hAnsi="TimesNewRomanPSMT" w:cs="TimesNewRomanPSMT"/>
+        <w:t xml:space="preserve"> </w:t>
+      </w:r>
+      <w:proofErr w:type="gramStart"/>
+      <w:r>
+        <w:rPr>
+          <w:rFonts w:ascii="TimesNewRomanPSMT" w:hAnsi="TimesNewRomanPSMT" w:cs="TimesNewRomanPSMT"/>
+        </w:rPr>
+        <w:t>{{ programme</w:t>
+      </w:r>
+      <w:proofErr w:type="gramEnd"/>
+      <w:r>
+        <w:rPr>
+          <w:rFonts w:ascii="TimesNewRomanPSMT" w:hAnsi="TimesNewRomanPSMT" w:cs="TimesNewRomanPSMT"/>
+        </w:rPr>
+        <w:t>.date_achevement_compile|d }}</w:t>
+      </w:r>
+    </w:p>
+    <w:p>
+      <w:pPr>
+        <w:jc w:val="both"/>
+        <w:rPr>
+          <w:rFonts w:ascii="TimesNewRomanPSMT" w:hAnsi="TimesNewRomanPSMT" w:cs="TimesNewRomanPSMT"/>
+        </w:rPr>
+      </w:pPr>
+    </w:p>
+    <w:p>
+      <w:pPr>
+        <w:jc w:val="both"/>
+        <w:rPr>
+          <w:rFonts w:ascii="TimesNewRomanPSMT" w:hAnsi="TimesNewRomanPSMT" w:cs="TimesNewRomanPSMT"/>
+          <w:lang w:val="en-US"/>
+        </w:rPr>
+      </w:pPr>
+      <w:r>
+        <w:rPr>
+          <w:rFonts w:ascii="TimesNewRomanPSMT" w:hAnsi="TimesNewRomanPSMT" w:cs="TimesNewRomanPSMT"/>
+          <w:lang w:val="en-US"/>
         </w:rPr>
         <w:t xml:space="preserve">3 </w:t>
       </w:r>
@@ -15180,40 +16343,48 @@
       <w:r>
         <w:rPr>
           <w:rFonts w:ascii="TimesNewRomanPSMT" w:hAnsi="TimesNewRomanPSMT" w:cs="TimesNewRomanPSMT"/>
-        </w:rPr>
-        <w:t xml:space="preserve"> Modalités de financement :</w:t>
-      </w:r>
-    </w:p>
-    <w:p>
-      <w:pPr>
-        <w:jc w:val="both"/>
-        <w:rPr>
-          <w:rFonts w:ascii="TimesNewRomanPSMT" w:hAnsi="TimesNewRomanPSMT" w:cs="TimesNewRomanPSMT"/>
-        </w:rPr>
-      </w:pPr>
-      <w:r>
-        <w:rPr>
-          <w:rFonts w:ascii="TimesNewRomanPSMT" w:hAnsi="TimesNewRomanPSMT" w:cs="TimesNewRomanPSMT"/>
-        </w:rPr>
-        <w:t>{% if prets_cdc.count() %}</w:t>
-      </w:r>
-      <w:r>
-        <w:rPr>
-          <w:rFonts w:ascii="TimesNewRomanPSMT" w:hAnsi="TimesNewRomanPSMT" w:cs="TimesNewRomanPSMT"/>
-        </w:rPr>
-        <w:t>{% for p in prets_cdc %}</w:t>
-      </w:r>
-    </w:p>
-    <w:p>
-      <w:pPr>
-        <w:jc w:val="both"/>
-        <w:rPr>
-          <w:rFonts w:ascii="TimesNewRomanPSMT" w:hAnsi="TimesNewRomanPSMT" w:cs="TimesNewRomanPSMT"/>
-        </w:rPr>
-      </w:pPr>
-      <w:r>
-        <w:rPr>
-          <w:rFonts w:ascii="TimesNewRomanPSMT" w:hAnsi="TimesNewRomanPSMT" w:cs="TimesNewRomanPSMT"/>
+          <w:lang w:val="en-US"/>
+        </w:rPr>
+        <w:t xml:space="preserve"> Modalités de </w:t>
+      </w:r>
+      <w:proofErr w:type="gramStart"/>
+      <w:r>
+        <w:rPr>
+          <w:rFonts w:ascii="TimesNewRomanPSMT" w:hAnsi="TimesNewRomanPSMT" w:cs="TimesNewRomanPSMT"/>
+          <w:lang w:val="en-US"/>
+        </w:rPr>
+        <w:t>financement :</w:t>
+      </w:r>
+      <w:proofErr w:type="gramEnd"/>
+    </w:p>
+    <w:p>
+      <w:pPr>
+        <w:jc w:val="both"/>
+        <w:rPr>
+          <w:rFonts w:ascii="TimesNewRomanPSMT" w:hAnsi="TimesNewRomanPSMT" w:cs="TimesNewRomanPSMT"/>
+          <w:lang w:val="en-US"/>
+        </w:rPr>
+      </w:pPr>
+      <w:r>
+        <w:rPr>
+          <w:rFonts w:ascii="TimesNewRomanPSMT" w:hAnsi="TimesNewRomanPSMT" w:cs="TimesNewRomanPSMT"/>
+          <w:lang w:val="en-US"/>
+        </w:rPr>
+        <w:t>{% if prets_cdc.count() %}{% for p in prets_cdc %}</w:t>
+      </w:r>
+    </w:p>
+    <w:p>
+      <w:pPr>
+        <w:jc w:val="both"/>
+        <w:rPr>
+          <w:rFonts w:ascii="TimesNewRomanPSMT" w:hAnsi="TimesNewRomanPSMT" w:cs="TimesNewRomanPSMT"/>
+          <w:lang w:val="en-US"/>
+        </w:rPr>
+      </w:pPr>
+      <w:r>
+        <w:rPr>
+          <w:rFonts w:ascii="TimesNewRomanPSMT" w:hAnsi="TimesNewRomanPSMT" w:cs="TimesNewRomanPSMT"/>
+          <w:lang w:val="en-US"/>
         </w:rPr>
         <w:t>Numéro : {{ p.n }}</w:t>
       </w:r>
@@ -15223,11 +16394,13 @@
         <w:jc w:val="both"/>
         <w:rPr>
           <w:rFonts w:ascii="TimesNewRomanPSMT" w:hAnsi="TimesNewRomanPSMT" w:cs="TimesNewRomanPSMT"/>
-        </w:rPr>
-      </w:pPr>
-      <w:r>
-        <w:rPr>
-          <w:rFonts w:ascii="TimesNewRomanPSMT" w:hAnsi="TimesNewRomanPSMT" w:cs="TimesNewRomanPSMT"/>
+          <w:lang w:val="en-US"/>
+        </w:rPr>
+      </w:pPr>
+      <w:r>
+        <w:rPr>
+          <w:rFonts w:ascii="TimesNewRomanPSMT" w:hAnsi="TimesNewRomanPSMT" w:cs="TimesNewRomanPSMT"/>
+          <w:lang w:val="en-US"/>
         </w:rPr>
         <w:t>Date d’octroi : {{ p.do|sd }}</w:t>
       </w:r>
@@ -15237,11 +16410,13 @@
         <w:jc w:val="both"/>
         <w:rPr>
           <w:rFonts w:ascii="TimesNewRomanPSMT" w:hAnsi="TimesNewRomanPSMT" w:cs="TimesNewRomanPSMT"/>
-        </w:rPr>
-      </w:pPr>
-      <w:r>
-        <w:rPr>
-          <w:rFonts w:ascii="TimesNewRomanPSMT" w:hAnsi="TimesNewRomanPSMT" w:cs="TimesNewRomanPSMT"/>
+          <w:lang w:val="en-US"/>
+        </w:rPr>
+      </w:pPr>
+      <w:r>
+        <w:rPr>
+          <w:rFonts w:ascii="TimesNewRomanPSMT" w:hAnsi="TimesNewRomanPSMT" w:cs="TimesNewRomanPSMT"/>
+          <w:lang w:val="en-US"/>
         </w:rPr>
         <w:t>Durée: {{ p.d }} an{{ p.d|pl }}</w:t>
       </w:r>
@@ -15251,11 +16426,13 @@
         <w:jc w:val="both"/>
         <w:rPr>
           <w:rFonts w:ascii="TimesNewRomanPSMT" w:hAnsi="TimesNewRomanPSMT" w:cs="TimesNewRomanPSMT"/>
-        </w:rPr>
-      </w:pPr>
-      <w:r>
-        <w:rPr>
-          <w:rFonts w:ascii="TimesNewRomanPSMT" w:hAnsi="TimesNewRomanPSMT" w:cs="TimesNewRomanPSMT"/>
+          <w:lang w:val="en-US"/>
+        </w:rPr>
+      </w:pPr>
+      <w:r>
+        <w:rPr>
+          <w:rFonts w:ascii="TimesNewRomanPSMT" w:hAnsi="TimesNewRomanPSMT" w:cs="TimesNewRomanPSMT"/>
+          <w:lang w:val="en-US"/>
         </w:rPr>
         <w:t>Montant : {{ p.m|f }} €</w:t>
       </w:r>
@@ -15265,11 +16442,13 @@
         <w:jc w:val="both"/>
         <w:rPr>
           <w:rFonts w:ascii="TimesNewRomanPSMT" w:hAnsi="TimesNewRomanPSMT" w:cs="TimesNewRomanPSMT"/>
-        </w:rPr>
-      </w:pPr>
-      <w:r>
-        <w:rPr>
-          <w:rFonts w:ascii="TimesNewRomanPSMT" w:hAnsi="TimesNewRomanPSMT" w:cs="TimesNewRomanPSMT"/>
+          <w:lang w:val="en-US"/>
+        </w:rPr>
+      </w:pPr>
+      <w:r>
+        <w:rPr>
+          <w:rFonts w:ascii="TimesNewRomanPSMT" w:hAnsi="TimesNewRomanPSMT" w:cs="TimesNewRomanPSMT"/>
+          <w:lang w:val="en-US"/>
         </w:rPr>
         <w:t>Prêteur : {{ p.p_full() }}</w:t>
       </w:r>
@@ -15285,21 +16464,49 @@
         <w:rPr>
           <w:rFonts w:ascii="TimesNewRomanPSMT" w:hAnsi="TimesNewRomanPSMT" w:cs="TimesNewRomanPSMT"/>
         </w:rPr>
-        <w:t>{% endfor %}{% endif %}</w:t>
-      </w:r>
-    </w:p>
-    <w:p>
-      <w:pPr>
-        <w:jc w:val="both"/>
-        <w:rPr>
-          <w:rFonts w:ascii="TimesNewRomanPSMT" w:hAnsi="TimesNewRomanPSMT" w:cs="TimesNewRomanPSMT"/>
-        </w:rPr>
-      </w:pPr>
-      <w:r>
-        <w:rPr>
-          <w:rFonts w:ascii="TimesNewRomanPSMT" w:hAnsi="TimesNewRomanPSMT" w:cs="TimesNewRomanPSMT"/>
-        </w:rPr>
-        <w:t>{% if autres_prets.count() %}</w:t>
+        <w:t xml:space="preserve">{% endfor </w:t>
+      </w:r>
+      <w:proofErr w:type="gramStart"/>
+      <w:r>
+        <w:rPr>
+          <w:rFonts w:ascii="TimesNewRomanPSMT" w:hAnsi="TimesNewRomanPSMT" w:cs="TimesNewRomanPSMT"/>
+        </w:rPr>
+        <w:t>%}{</w:t>
+      </w:r>
+      <w:proofErr w:type="gramEnd"/>
+      <w:r>
+        <w:rPr>
+          <w:rFonts w:ascii="TimesNewRomanPSMT" w:hAnsi="TimesNewRomanPSMT" w:cs="TimesNewRomanPSMT"/>
+        </w:rPr>
+        <w:t>% endif %}</w:t>
+      </w:r>
+    </w:p>
+    <w:p>
+      <w:pPr>
+        <w:jc w:val="both"/>
+        <w:rPr>
+          <w:rFonts w:ascii="TimesNewRomanPSMT" w:hAnsi="TimesNewRomanPSMT" w:cs="TimesNewRomanPSMT"/>
+        </w:rPr>
+      </w:pPr>
+      <w:r>
+        <w:rPr>
+          <w:rFonts w:ascii="TimesNewRomanPSMT" w:hAnsi="TimesNewRomanPSMT" w:cs="TimesNewRomanPSMT"/>
+        </w:rPr>
+        <w:t>{% if autres_</w:t>
+      </w:r>
+      <w:proofErr w:type="gramStart"/>
+      <w:r>
+        <w:rPr>
+          <w:rFonts w:ascii="TimesNewRomanPSMT" w:hAnsi="TimesNewRomanPSMT" w:cs="TimesNewRomanPSMT"/>
+        </w:rPr>
+        <w:t>prets.count</w:t>
+      </w:r>
+      <w:proofErr w:type="gramEnd"/>
+      <w:r>
+        <w:rPr>
+          <w:rFonts w:ascii="TimesNewRomanPSMT" w:hAnsi="TimesNewRomanPSMT" w:cs="TimesNewRomanPSMT"/>
+        </w:rPr>
+        <w:t>() %}</w:t>
       </w:r>
       <w:r>
         <w:rPr>
@@ -15319,43 +16526,29 @@
         <w:jc w:val="both"/>
         <w:rPr>
           <w:rFonts w:ascii="TimesNewRomanPSMT" w:hAnsi="TimesNewRomanPSMT" w:cs="TimesNewRomanPSMT"/>
-        </w:rPr>
-      </w:pPr>
-      <w:r>
-        <w:rPr>
-          <w:rFonts w:ascii="TimesNewRomanPSMT" w:hAnsi="TimesNewRomanPSMT" w:cs="TimesNewRomanPSMT"/>
-        </w:rPr>
-        <w:t xml:space="preserve">{% for p in </w:t>
-      </w:r>
-      <w:r>
-        <w:rPr>
-          <w:rFonts w:ascii="TimesNewRomanPSMT" w:hAnsi="TimesNewRomanPSMT" w:cs="TimesNewRomanPSMT"/>
-        </w:rPr>
-        <w:t>autres_</w:t>
-      </w:r>
-      <w:r>
-        <w:rPr>
-          <w:rFonts w:ascii="TimesNewRomanPSMT" w:hAnsi="TimesNewRomanPSMT" w:cs="TimesNewRomanPSMT"/>
-        </w:rPr>
-        <w:t>prets %}</w:t>
-      </w:r>
-      <w:r>
-        <w:rPr>
-          <w:rFonts w:ascii="TimesNewRomanPSMT" w:hAnsi="TimesNewRomanPSMT" w:cs="TimesNewRomanPSMT"/>
-        </w:rPr>
-        <w:t>{% if p.n %}</w:t>
-      </w:r>
-    </w:p>
-    <w:p>
-      <w:pPr>
-        <w:jc w:val="both"/>
-        <w:rPr>
-          <w:rFonts w:ascii="TimesNewRomanPSMT" w:hAnsi="TimesNewRomanPSMT" w:cs="TimesNewRomanPSMT"/>
-        </w:rPr>
-      </w:pPr>
-      <w:r>
-        <w:rPr>
-          <w:rFonts w:ascii="TimesNewRomanPSMT" w:hAnsi="TimesNewRomanPSMT" w:cs="TimesNewRomanPSMT"/>
+          <w:lang w:val="en-US"/>
+        </w:rPr>
+      </w:pPr>
+      <w:r>
+        <w:rPr>
+          <w:rFonts w:ascii="TimesNewRomanPSMT" w:hAnsi="TimesNewRomanPSMT" w:cs="TimesNewRomanPSMT"/>
+          <w:lang w:val="en-US"/>
+        </w:rPr>
+        <w:t>{% for p in autres_prets %}{% if p.n %}</w:t>
+      </w:r>
+    </w:p>
+    <w:p>
+      <w:pPr>
+        <w:jc w:val="both"/>
+        <w:rPr>
+          <w:rFonts w:ascii="TimesNewRomanPSMT" w:hAnsi="TimesNewRomanPSMT" w:cs="TimesNewRomanPSMT"/>
+          <w:lang w:val="en-US"/>
+        </w:rPr>
+      </w:pPr>
+      <w:r>
+        <w:rPr>
+          <w:rFonts w:ascii="TimesNewRomanPSMT" w:hAnsi="TimesNewRomanPSMT" w:cs="TimesNewRomanPSMT"/>
+          <w:lang w:val="en-US"/>
         </w:rPr>
         <w:t>Numéro : {{ p.n }}{% endif %}{% if p.do %}</w:t>
       </w:r>
@@ -15365,11 +16558,13 @@
         <w:jc w:val="both"/>
         <w:rPr>
           <w:rFonts w:ascii="TimesNewRomanPSMT" w:hAnsi="TimesNewRomanPSMT" w:cs="TimesNewRomanPSMT"/>
-        </w:rPr>
-      </w:pPr>
-      <w:r>
-        <w:rPr>
-          <w:rFonts w:ascii="TimesNewRomanPSMT" w:hAnsi="TimesNewRomanPSMT" w:cs="TimesNewRomanPSMT"/>
+          <w:lang w:val="en-US"/>
+        </w:rPr>
+      </w:pPr>
+      <w:r>
+        <w:rPr>
+          <w:rFonts w:ascii="TimesNewRomanPSMT" w:hAnsi="TimesNewRomanPSMT" w:cs="TimesNewRomanPSMT"/>
+          <w:lang w:val="en-US"/>
         </w:rPr>
         <w:t>Date d’octroi : {{ p.do|sd }}{% endif %}{% if p.d %}</w:t>
       </w:r>
@@ -15379,11 +16574,13 @@
         <w:jc w:val="both"/>
         <w:rPr>
           <w:rFonts w:ascii="TimesNewRomanPSMT" w:hAnsi="TimesNewRomanPSMT" w:cs="TimesNewRomanPSMT"/>
-        </w:rPr>
-      </w:pPr>
-      <w:r>
-        <w:rPr>
-          <w:rFonts w:ascii="TimesNewRomanPSMT" w:hAnsi="TimesNewRomanPSMT" w:cs="TimesNewRomanPSMT"/>
+          <w:lang w:val="en-US"/>
+        </w:rPr>
+      </w:pPr>
+      <w:r>
+        <w:rPr>
+          <w:rFonts w:ascii="TimesNewRomanPSMT" w:hAnsi="TimesNewRomanPSMT" w:cs="TimesNewRomanPSMT"/>
+          <w:lang w:val="en-US"/>
         </w:rPr>
         <w:t>Durée : {{ p.d }} an{{ p.d|pl }}{% endif %}{% if p.m %}</w:t>
       </w:r>
@@ -15393,11 +16590,13 @@
         <w:jc w:val="both"/>
         <w:rPr>
           <w:rFonts w:ascii="TimesNewRomanPSMT" w:hAnsi="TimesNewRomanPSMT" w:cs="TimesNewRomanPSMT"/>
-        </w:rPr>
-      </w:pPr>
-      <w:r>
-        <w:rPr>
-          <w:rFonts w:ascii="TimesNewRomanPSMT" w:hAnsi="TimesNewRomanPSMT" w:cs="TimesNewRomanPSMT"/>
+          <w:lang w:val="en-US"/>
+        </w:rPr>
+      </w:pPr>
+      <w:r>
+        <w:rPr>
+          <w:rFonts w:ascii="TimesNewRomanPSMT" w:hAnsi="TimesNewRomanPSMT" w:cs="TimesNewRomanPSMT"/>
+          <w:lang w:val="en-US"/>
         </w:rPr>
         <w:t>Montant : {{ p.m|f }} €{% endif %}{% if p.preteur_display() %}</w:t>
       </w:r>
@@ -15413,55 +16612,111 @@
         <w:rPr>
           <w:rFonts w:ascii="TimesNewRomanPSMT" w:hAnsi="TimesNewRomanPSMT" w:cs="TimesNewRomanPSMT"/>
         </w:rPr>
-        <w:t>Prêteur : {{ p.preteur_display() }}{% endif %}</w:t>
-      </w:r>
-    </w:p>
-    <w:p>
-      <w:pPr>
-        <w:jc w:val="both"/>
-        <w:rPr>
-          <w:rFonts w:ascii="TimesNewRomanPSMT" w:hAnsi="TimesNewRomanPSMT" w:cs="TimesNewRomanPSMT"/>
-        </w:rPr>
-      </w:pPr>
-      <w:r>
-        <w:rPr>
-          <w:rFonts w:ascii="TimesNewRomanPSMT" w:hAnsi="TimesNewRomanPSMT" w:cs="TimesNewRomanPSMT"/>
-        </w:rPr>
-        <w:t>{% endfor %}{% endif %}</w:t>
-      </w:r>
-    </w:p>
-    <w:p>
-      <w:pPr>
-        <w:jc w:val="both"/>
-        <w:rPr>
-          <w:rFonts w:ascii="TimesNewRomanPSMT" w:hAnsi="TimesNewRomanPSMT" w:cs="TimesNewRomanPSMT"/>
-        </w:rPr>
-      </w:pPr>
-      <w:r>
-        <w:rPr>
-          <w:rFonts w:ascii="TimesNewRomanPSMT" w:hAnsi="TimesNewRomanPSMT" w:cs="TimesNewRomanPSMT"/>
-        </w:rPr>
-        <w:t>{% if convention.fond_propre %}Fond propre : {{ convention.fond_propre|f }} €</w:t>
-      </w:r>
-    </w:p>
-    <w:p>
-      <w:pPr>
-        <w:jc w:val="both"/>
-        <w:rPr>
-          <w:rFonts w:ascii="TimesNewRomanPSMT" w:hAnsi="TimesNewRomanPSMT" w:cs="TimesNewRomanPSMT"/>
-        </w:rPr>
-      </w:pPr>
-      <w:r>
-        <w:rPr>
-          <w:rFonts w:ascii="TimesNewRomanPSMT" w:hAnsi="TimesNewRomanPSMT" w:cs="TimesNewRomanPSMT"/>
-        </w:rPr>
-        <w:t>{% endif %}</w:t>
-      </w:r>
-      <w:r>
-        <w:rPr>
-          <w:rFonts w:ascii="TimesNewRomanPSMT" w:hAnsi="TimesNewRomanPSMT" w:cs="TimesNewRomanPSMT"/>
-        </w:rPr>
-        <w:t>{% else -%}</w:t>
+        <w:t xml:space="preserve">Prêteur : </w:t>
+      </w:r>
+      <w:proofErr w:type="gramStart"/>
+      <w:r>
+        <w:rPr>
+          <w:rFonts w:ascii="TimesNewRomanPSMT" w:hAnsi="TimesNewRomanPSMT" w:cs="TimesNewRomanPSMT"/>
+        </w:rPr>
+        <w:t>{{ p</w:t>
+      </w:r>
+      <w:proofErr w:type="gramEnd"/>
+      <w:r>
+        <w:rPr>
+          <w:rFonts w:ascii="TimesNewRomanPSMT" w:hAnsi="TimesNewRomanPSMT" w:cs="TimesNewRomanPSMT"/>
+        </w:rPr>
+        <w:t>.preteur_display() }}{% endif %}</w:t>
+      </w:r>
+    </w:p>
+    <w:p>
+      <w:pPr>
+        <w:jc w:val="both"/>
+        <w:rPr>
+          <w:rFonts w:ascii="TimesNewRomanPSMT" w:hAnsi="TimesNewRomanPSMT" w:cs="TimesNewRomanPSMT"/>
+        </w:rPr>
+      </w:pPr>
+      <w:r>
+        <w:rPr>
+          <w:rFonts w:ascii="TimesNewRomanPSMT" w:hAnsi="TimesNewRomanPSMT" w:cs="TimesNewRomanPSMT"/>
+        </w:rPr>
+        <w:t xml:space="preserve">{% endfor </w:t>
+      </w:r>
+      <w:proofErr w:type="gramStart"/>
+      <w:r>
+        <w:rPr>
+          <w:rFonts w:ascii="TimesNewRomanPSMT" w:hAnsi="TimesNewRomanPSMT" w:cs="TimesNewRomanPSMT"/>
+        </w:rPr>
+        <w:t>%}{</w:t>
+      </w:r>
+      <w:proofErr w:type="gramEnd"/>
+      <w:r>
+        <w:rPr>
+          <w:rFonts w:ascii="TimesNewRomanPSMT" w:hAnsi="TimesNewRomanPSMT" w:cs="TimesNewRomanPSMT"/>
+        </w:rPr>
+        <w:t>% endif %}</w:t>
+      </w:r>
+    </w:p>
+    <w:p>
+      <w:pPr>
+        <w:jc w:val="both"/>
+        <w:rPr>
+          <w:rFonts w:ascii="TimesNewRomanPSMT" w:hAnsi="TimesNewRomanPSMT" w:cs="TimesNewRomanPSMT"/>
+        </w:rPr>
+      </w:pPr>
+      <w:r>
+        <w:rPr>
+          <w:rFonts w:ascii="TimesNewRomanPSMT" w:hAnsi="TimesNewRomanPSMT" w:cs="TimesNewRomanPSMT"/>
+        </w:rPr>
+        <w:t xml:space="preserve">{% if </w:t>
+      </w:r>
+      <w:proofErr w:type="gramStart"/>
+      <w:r>
+        <w:rPr>
+          <w:rFonts w:ascii="TimesNewRomanPSMT" w:hAnsi="TimesNewRomanPSMT" w:cs="TimesNewRomanPSMT"/>
+        </w:rPr>
+        <w:t>convention.fond</w:t>
+      </w:r>
+      <w:proofErr w:type="gramEnd"/>
+      <w:r>
+        <w:rPr>
+          <w:rFonts w:ascii="TimesNewRomanPSMT" w:hAnsi="TimesNewRomanPSMT" w:cs="TimesNewRomanPSMT"/>
+        </w:rPr>
+        <w:t>_propre %}Fond propre : {{ convention.fond_propre|f }} €</w:t>
+      </w:r>
+    </w:p>
+    <w:p>
+      <w:pPr>
+        <w:jc w:val="both"/>
+        <w:rPr>
+          <w:rFonts w:ascii="TimesNewRomanPSMT" w:hAnsi="TimesNewRomanPSMT" w:cs="TimesNewRomanPSMT"/>
+        </w:rPr>
+      </w:pPr>
+      <w:r>
+        <w:rPr>
+          <w:rFonts w:ascii="TimesNewRomanPSMT" w:hAnsi="TimesNewRomanPSMT" w:cs="TimesNewRomanPSMT"/>
+        </w:rPr>
+        <w:t xml:space="preserve">{% endif </w:t>
+      </w:r>
+      <w:proofErr w:type="gramStart"/>
+      <w:r>
+        <w:rPr>
+          <w:rFonts w:ascii="TimesNewRomanPSMT" w:hAnsi="TimesNewRomanPSMT" w:cs="TimesNewRomanPSMT"/>
+        </w:rPr>
+        <w:t>%}</w:t>
+      </w:r>
+      <w:r>
+        <w:rPr>
+          <w:rFonts w:ascii="TimesNewRomanPSMT" w:hAnsi="TimesNewRomanPSMT" w:cs="TimesNewRomanPSMT"/>
+        </w:rPr>
+        <w:t>{</w:t>
+      </w:r>
+      <w:proofErr w:type="gramEnd"/>
+      <w:r>
+        <w:rPr>
+          <w:rFonts w:ascii="TimesNewRomanPSMT" w:hAnsi="TimesNewRomanPSMT" w:cs="TimesNewRomanPSMT"/>
+        </w:rPr>
+        <w:t>% else -%}</w:t>
       </w:r>
     </w:p>
     <w:p>
@@ -15627,7 +16882,33 @@
                               <w:rPr>
                                 <w:rFonts w:ascii="TimesNewRomanPSMT" w:hAnsi="TimesNewRomanPSMT" w:cs="TimesNewRomanPSMT"/>
                               </w:rPr>
-                              <w:t>Fait en trois originaux à {{administration.get_ville_signature_or_empty() }}, le</w:t>
+                              <w:t xml:space="preserve">Fait en </w:t>
+                            </w:r>
+                            <w:proofErr w:type="gramStart"/>
+                            <w:r>
+                              <w:rPr>
+                                <w:rFonts w:ascii="TimesNewRomanPSMT" w:hAnsi="TimesNewRomanPSMT" w:cs="TimesNewRomanPSMT"/>
+                              </w:rPr>
+                              <w:t>{{ administration</w:t>
+                            </w:r>
+                            <w:proofErr w:type="gramEnd"/>
+                            <w:r>
+                              <w:rPr>
+                                <w:rFonts w:ascii="TimesNewRomanPSMT" w:hAnsi="TimesNewRomanPSMT" w:cs="TimesNewRomanPSMT"/>
+                              </w:rPr>
+                              <w:t>.nb_convention_exemplaires }}</w:t>
+                            </w:r>
+                            <w:r>
+                              <w:rPr>
+                                <w:rFonts w:ascii="TimesNewRomanPSMT" w:hAnsi="TimesNewRomanPSMT" w:cs="TimesNewRomanPSMT"/>
+                              </w:rPr>
+                              <w:t xml:space="preserve"> </w:t>
+                            </w:r>
+                            <w:r>
+                              <w:rPr>
+                                <w:rFonts w:ascii="TimesNewRomanPSMT" w:hAnsi="TimesNewRomanPSMT" w:cs="TimesNewRomanPSMT"/>
+                              </w:rPr>
+                              <w:t>originaux à {{administration.get_ville_signature_or_empty() }}, le</w:t>
                             </w:r>
                           </w:p>
                           <w:p>
@@ -15732,7 +17013,7 @@
           </mc:Choice>
           <mc:Fallback>
             <w:pict>
-              <v:shape w14:anchorId="146E7DB9" id="Text Box 51" o:spid="_x0000_s1027" type="#_x0000_t202" style="width:411.95pt;height:213.85pt;visibility:visible;mso-wrap-style:square;mso-left-percent:-10001;mso-top-percent:-10001;mso-position-horizontal:absolute;mso-position-horizontal-relative:char;mso-position-vertical:absolute;mso-position-vertical-relative:line;mso-left-percent:-10001;mso-top-percent:-10001;v-text-anchor:top" o:gfxdata="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" fillcolor="white [3201]" stroked="f" strokeweight=".5pt">
+              <v:shape w14:anchorId="146E7DB9" id="Text Box 51" o:spid="_x0000_s1027" type="#_x0000_t202" style="width:411.95pt;height:213.85pt;visibility:visible;mso-wrap-style:square;mso-left-percent:-10001;mso-top-percent:-10001;mso-position-horizontal:absolute;mso-position-horizontal-relative:char;mso-position-vertical:absolute;mso-position-vertical-relative:line;mso-left-percent:-10001;mso-top-percent:-10001;v-text-anchor:top" o:gfxdata="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" fillcolor="white [3201]" stroked="f" strokeweight=".5pt">
                 <v:textbox inset="0,0,0,0">
                   <w:txbxContent>
                     <w:p>
@@ -15743,35 +17024,33 @@
                         <w:rPr>
                           <w:rFonts w:ascii="TimesNewRomanPSMT" w:hAnsi="TimesNewRomanPSMT" w:cs="TimesNewRomanPSMT"/>
                         </w:rPr>
-                        <w:t>Fait en trois originaux à {{</w:t>
-                      </w:r>
-                      <w:proofErr w:type="spellStart"/>
-                      <w:r>
-                        <w:rPr>
-                          <w:rFonts w:ascii="TimesNewRomanPSMT" w:hAnsi="TimesNewRomanPSMT" w:cs="TimesNewRomanPSMT"/>
-                        </w:rPr>
-                        <w:t>administration.get_ville_signature_or_</w:t>
+                        <w:t xml:space="preserve">Fait en </w:t>
                       </w:r>
                       <w:proofErr w:type="gramStart"/>
                       <w:r>
                         <w:rPr>
                           <w:rFonts w:ascii="TimesNewRomanPSMT" w:hAnsi="TimesNewRomanPSMT" w:cs="TimesNewRomanPSMT"/>
                         </w:rPr>
-                        <w:t>empty</w:t>
-                      </w:r>
-                      <w:proofErr w:type="spellEnd"/>
-                      <w:r>
-                        <w:rPr>
-                          <w:rFonts w:ascii="TimesNewRomanPSMT" w:hAnsi="TimesNewRomanPSMT" w:cs="TimesNewRomanPSMT"/>
-                        </w:rPr>
-                        <w:t>(</w:t>
+                        <w:t>{{ administration</w:t>
                       </w:r>
                       <w:proofErr w:type="gramEnd"/>
                       <w:r>
                         <w:rPr>
                           <w:rFonts w:ascii="TimesNewRomanPSMT" w:hAnsi="TimesNewRomanPSMT" w:cs="TimesNewRomanPSMT"/>
                         </w:rPr>
-                        <w:t>) }}, le</w:t>
+                        <w:t>.nb_convention_exemplaires }}</w:t>
+                      </w:r>
+                      <w:r>
+                        <w:rPr>
+                          <w:rFonts w:ascii="TimesNewRomanPSMT" w:hAnsi="TimesNewRomanPSMT" w:cs="TimesNewRomanPSMT"/>
+                        </w:rPr>
+                        <w:t xml:space="preserve"> </w:t>
+                      </w:r>
+                      <w:r>
+                        <w:rPr>
+                          <w:rFonts w:ascii="TimesNewRomanPSMT" w:hAnsi="TimesNewRomanPSMT" w:cs="TimesNewRomanPSMT"/>
+                        </w:rPr>
+                        <w:t>originaux à {{administration.get_ville_signature_or_empty() }}, le</w:t>
                       </w:r>
                     </w:p>
                     <w:p>
@@ -15892,7 +17171,25 @@
           <w:sz w:val="16"/>
           <w:szCs w:val="16"/>
         </w:rPr>
-        <w:t>1) Nom de la personne physique ou morale identifiée conformément aux dispositions, selon le cas,des articles 5 ou 6 du décret n° 55-22 du 4 janvier 1955 modifié portant réforme de la publicité foncière.</w:t>
+        <w:t xml:space="preserve">1) Nom de la personne physique ou morale identifiée conformément aux dispositions, selon le </w:t>
+      </w:r>
+      <w:proofErr w:type="gramStart"/>
+      <w:r>
+        <w:rPr>
+          <w:rFonts w:ascii="TimesNewRomanPSMT" w:hAnsi="TimesNewRomanPSMT" w:cs="TimesNewRomanPSMT"/>
+          <w:sz w:val="16"/>
+          <w:szCs w:val="16"/>
+        </w:rPr>
+        <w:t>cas,des</w:t>
+      </w:r>
+      <w:proofErr w:type="gramEnd"/>
+      <w:r>
+        <w:rPr>
+          <w:rFonts w:ascii="TimesNewRomanPSMT" w:hAnsi="TimesNewRomanPSMT" w:cs="TimesNewRomanPSMT"/>
+          <w:sz w:val="16"/>
+          <w:szCs w:val="16"/>
+        </w:rPr>
+        <w:t xml:space="preserve"> articles 5 ou 6 du décret n° 55-22 du 4 janvier 1955 modifié portant réforme de la publicité foncière.</w:t>
       </w:r>
     </w:p>
     <w:p>
@@ -16168,7 +17465,23 @@
           <w:szCs w:val="22"/>
         </w:rPr>
         <w:lastRenderedPageBreak/>
-        <w:t xml:space="preserve">Le Préfet, ou lorsqu'un établissement public de coopération intercommunale ou un département a signé une convention mentionnée aux articles L.301-5-1 et L.301-5-2, le président de l'établissement public de coopération intercommunale ou du conseil général, soussigné certifie la présente copie, </w:t>
+        <w:t xml:space="preserve">Le </w:t>
+      </w:r>
+      <w:proofErr w:type="gramStart"/>
+      <w:r>
+        <w:rPr>
+          <w:rFonts w:ascii="TimesNewRomanPSMT" w:hAnsi="TimesNewRomanPSMT" w:cs="TimesNewRomanPSMT"/>
+          <w:szCs w:val="22"/>
+        </w:rPr>
+        <w:t>Préfet</w:t>
+      </w:r>
+      <w:proofErr w:type="gramEnd"/>
+      <w:r>
+        <w:rPr>
+          <w:rFonts w:ascii="TimesNewRomanPSMT" w:hAnsi="TimesNewRomanPSMT" w:cs="TimesNewRomanPSMT"/>
+          <w:szCs w:val="22"/>
+        </w:rPr>
+        <w:t xml:space="preserve">, ou lorsqu'un établissement public de coopération intercommunale ou un département a signé une convention mentionnée aux articles L.301-5-1 et L.301-5-2, le président de l'établissement public de coopération intercommunale ou du conseil général, soussigné certifie la présente copie, </w:t>
       </w:r>
       <w:r>
         <w:rPr>
@@ -16308,6 +17621,7 @@
       </w:r>
       <w:bookmarkStart w:id="51" w:name="Siret2"/>
       <w:bookmarkEnd w:id="51"/>
+      <w:proofErr w:type="gramStart"/>
       <w:r>
         <w:rPr>
           <w:rFonts w:ascii="TimesNewRomanPSMT" w:hAnsi="TimesNewRomanPSMT" w:cs="TimesNewRomanPSMT"/>
@@ -16315,7 +17629,17 @@
           <w:szCs w:val="22"/>
           <w:lang w:eastAsia="fr-FR"/>
         </w:rPr>
-        <w:t xml:space="preserve">{{ bailleur.siret </w:t>
+        <w:t>{{ bailleur</w:t>
+      </w:r>
+      <w:proofErr w:type="gramEnd"/>
+      <w:r>
+        <w:rPr>
+          <w:rFonts w:ascii="TimesNewRomanPSMT" w:hAnsi="TimesNewRomanPSMT" w:cs="TimesNewRomanPSMT"/>
+          <w:color w:val="000000"/>
+          <w:szCs w:val="22"/>
+          <w:lang w:eastAsia="fr-FR"/>
+        </w:rPr>
+        <w:t xml:space="preserve">.siret </w:t>
       </w:r>
       <w:r>
         <w:rPr>
@@ -16391,6 +17715,7 @@
         </w:rPr>
         <w:t xml:space="preserve">A </w:t>
       </w:r>
+      <w:proofErr w:type="gramStart"/>
       <w:r>
         <w:rPr>
           <w:rFonts w:ascii="TimesNewRomanPSMT" w:hAnsi="TimesNewRomanPSMT" w:cs="TimesNewRomanPSMT"/>
@@ -16413,7 +17738,14 @@
         <w:rPr>
           <w:rFonts w:ascii="TimesNewRomanPSMT" w:hAnsi="TimesNewRomanPSMT" w:cs="TimesNewRomanPSMT"/>
         </w:rPr>
-        <w:t>get_</w:t>
+        <w:t>get</w:t>
+      </w:r>
+      <w:proofErr w:type="gramEnd"/>
+      <w:r>
+        <w:rPr>
+          <w:rFonts w:ascii="TimesNewRomanPSMT" w:hAnsi="TimesNewRomanPSMT" w:cs="TimesNewRomanPSMT"/>
+        </w:rPr>
+        <w:t>_</w:t>
       </w:r>
       <w:r>
         <w:rPr>
@@ -16488,7 +17820,7 @@
 <w:ftr xmlns:wpc="http://schemas.microsoft.com/office/word/2010/wordprocessingCanvas" xmlns:cx="http://schemas.microsoft.com/office/drawing/2014/chartex" xmlns:cx1="http://schemas.microsoft.com/office/drawing/2015/9/8/chartex" xmlns:cx2="http://schemas.microsoft.com/office/drawing/2015/10/21/chartex" xmlns:cx3="http://schemas.microsoft.com/office/drawing/2016/5/9/chartex" xmlns:cx4="http://schemas.microsoft.com/office/drawing/2016/5/10/chartex" xmlns:cx5="http://schemas.microsoft.com/office/drawing/2016/5/11/chartex" xmlns:cx6="http://schemas.microsoft.com/office/drawing/2016/5/12/chartex" xmlns:cx7="http://schemas.microsoft.com/office/drawing/2016/5/13/chartex" xmlns:cx8="http://schemas.microsoft.com/office/drawing/2016/5/14/chartex" xmlns:mc="http://schemas.openxmlformats.org/markup-compatibility/2006" xmlns:aink="http://schemas.microsoft.com/office/drawing/2016/ink" xmlns:am3d="http://schemas.microsoft.com/office/drawing/2017/model3d" xmlns:o="urn:schemas-microsoft-com:office:office" xmlns:oel="http://schemas.microsoft.com/office/2019/extlst" xmlns:r="http://schemas.openxmlformats.org/officeDocument/2006/relationships" xmlns:m="http://schemas.openxmlformats.org/officeDocument/2006/math" xmlns:v="urn:schemas-microsoft-com:vml" xmlns:wp14="http://schemas.microsoft.com/office/word/2010/wordprocessingDrawing" xmlns:wp="http://schemas.openxmlformats.org/drawingml/2006/wordprocessingDrawing" xmlns:w10="urn:schemas-microsoft-com:office:word" xmlns:w="http://schemas.openxmlformats.org/wordprocessingml/2006/main" xmlns:w14="http://schemas.microsoft.com/office/word/2010/wordml" xmlns:w15="http://schemas.microsoft.com/office/word/2012/wordml" xmlns:w16cex="http://schemas.microsoft.com/office/word/2018/wordml/cex" xmlns:w16cid="http://schemas.microsoft.com/office/word/2016/wordml/cid" xmlns:w16="http://schemas.microsoft.com/office/word/2018/wordml" xmlns:w16sdtdh="http://schemas.microsoft.com/office/word/2020/wordml/sdtdatahash" xmlns:w16se="http://schemas.microsoft.com/office/word/2015/wordml/symex" xmlns:wpg="http://schemas.microsoft.com/office/word/2010/wordprocessingGroup" xmlns:wpi="http://schemas.microsoft.com/office/word/2010/wordprocessingInk" xmlns:wne="http://schemas.microsoft.com/office/word/2006/wordml" xmlns:wps="http://schemas.microsoft.com/office/word/2010/wordprocessingShape" mc:Ignorable="w14 w15 w16se w16cid w16 w16cex w16sdtdh wp14">
   <w:p>
     <w:pPr>
-      <w:pStyle w:val="Pieddepage"/>
+      <w:pStyle w:val="Footer"/>
     </w:pPr>
     <w:r>
       <w:t xml:space="preserve"> </w:t>
@@ -16501,7 +17833,7 @@
 <w:ftr xmlns:wpc="http://schemas.microsoft.com/office/word/2010/wordprocessingCanvas" xmlns:cx="http://schemas.microsoft.com/office/drawing/2014/chartex" xmlns:cx1="http://schemas.microsoft.com/office/drawing/2015/9/8/chartex" xmlns:cx2="http://schemas.microsoft.com/office/drawing/2015/10/21/chartex" xmlns:cx3="http://schemas.microsoft.com/office/drawing/2016/5/9/chartex" xmlns:cx4="http://schemas.microsoft.com/office/drawing/2016/5/10/chartex" xmlns:cx5="http://schemas.microsoft.com/office/drawing/2016/5/11/chartex" xmlns:cx6="http://schemas.microsoft.com/office/drawing/2016/5/12/chartex" xmlns:cx7="http://schemas.microsoft.com/office/drawing/2016/5/13/chartex" xmlns:cx8="http://schemas.microsoft.com/office/drawing/2016/5/14/chartex" xmlns:mc="http://schemas.openxmlformats.org/markup-compatibility/2006" xmlns:aink="http://schemas.microsoft.com/office/drawing/2016/ink" xmlns:am3d="http://schemas.microsoft.com/office/drawing/2017/model3d" xmlns:o="urn:schemas-microsoft-com:office:office" xmlns:oel="http://schemas.microsoft.com/office/2019/extlst" xmlns:r="http://schemas.openxmlformats.org/officeDocument/2006/relationships" xmlns:m="http://schemas.openxmlformats.org/officeDocument/2006/math" xmlns:v="urn:schemas-microsoft-com:vml" xmlns:wp14="http://schemas.microsoft.com/office/word/2010/wordprocessingDrawing" xmlns:wp="http://schemas.openxmlformats.org/drawingml/2006/wordprocessingDrawing" xmlns:w10="urn:schemas-microsoft-com:office:word" xmlns:w="http://schemas.openxmlformats.org/wordprocessingml/2006/main" xmlns:w14="http://schemas.microsoft.com/office/word/2010/wordml" xmlns:w15="http://schemas.microsoft.com/office/word/2012/wordml" xmlns:w16cex="http://schemas.microsoft.com/office/word/2018/wordml/cex" xmlns:w16cid="http://schemas.microsoft.com/office/word/2016/wordml/cid" xmlns:w16="http://schemas.microsoft.com/office/word/2018/wordml" xmlns:w16sdtdh="http://schemas.microsoft.com/office/word/2020/wordml/sdtdatahash" xmlns:w16se="http://schemas.microsoft.com/office/word/2015/wordml/symex" xmlns:wpg="http://schemas.microsoft.com/office/word/2010/wordprocessingGroup" xmlns:wpi="http://schemas.microsoft.com/office/word/2010/wordprocessingInk" xmlns:wne="http://schemas.microsoft.com/office/word/2006/wordml" xmlns:wps="http://schemas.microsoft.com/office/word/2010/wordprocessingShape" mc:Ignorable="w14 w15 w16se w16cid w16 w16cex w16sdtdh wp14">
   <w:p>
     <w:pPr>
-      <w:pStyle w:val="Pieddepage"/>
+      <w:pStyle w:val="Footer"/>
     </w:pPr>
     <w:r>
       <w:t xml:space="preserve"> </w:t>
@@ -16514,7 +17846,7 @@
 <w:ftr xmlns:wpc="http://schemas.microsoft.com/office/word/2010/wordprocessingCanvas" xmlns:cx="http://schemas.microsoft.com/office/drawing/2014/chartex" xmlns:cx1="http://schemas.microsoft.com/office/drawing/2015/9/8/chartex" xmlns:cx2="http://schemas.microsoft.com/office/drawing/2015/10/21/chartex" xmlns:cx3="http://schemas.microsoft.com/office/drawing/2016/5/9/chartex" xmlns:cx4="http://schemas.microsoft.com/office/drawing/2016/5/10/chartex" xmlns:cx5="http://schemas.microsoft.com/office/drawing/2016/5/11/chartex" xmlns:cx6="http://schemas.microsoft.com/office/drawing/2016/5/12/chartex" xmlns:cx7="http://schemas.microsoft.com/office/drawing/2016/5/13/chartex" xmlns:cx8="http://schemas.microsoft.com/office/drawing/2016/5/14/chartex" xmlns:mc="http://schemas.openxmlformats.org/markup-compatibility/2006" xmlns:aink="http://schemas.microsoft.com/office/drawing/2016/ink" xmlns:am3d="http://schemas.microsoft.com/office/drawing/2017/model3d" xmlns:o="urn:schemas-microsoft-com:office:office" xmlns:oel="http://schemas.microsoft.com/office/2019/extlst" xmlns:r="http://schemas.openxmlformats.org/officeDocument/2006/relationships" xmlns:m="http://schemas.openxmlformats.org/officeDocument/2006/math" xmlns:v="urn:schemas-microsoft-com:vml" xmlns:wp14="http://schemas.microsoft.com/office/word/2010/wordprocessingDrawing" xmlns:wp="http://schemas.openxmlformats.org/drawingml/2006/wordprocessingDrawing" xmlns:w10="urn:schemas-microsoft-com:office:word" xmlns:w="http://schemas.openxmlformats.org/wordprocessingml/2006/main" xmlns:w14="http://schemas.microsoft.com/office/word/2010/wordml" xmlns:w15="http://schemas.microsoft.com/office/word/2012/wordml" xmlns:w16cex="http://schemas.microsoft.com/office/word/2018/wordml/cex" xmlns:w16cid="http://schemas.microsoft.com/office/word/2016/wordml/cid" xmlns:w16="http://schemas.microsoft.com/office/word/2018/wordml" xmlns:w16sdtdh="http://schemas.microsoft.com/office/word/2020/wordml/sdtdatahash" xmlns:w16se="http://schemas.microsoft.com/office/word/2015/wordml/symex" xmlns:wpg="http://schemas.microsoft.com/office/word/2010/wordprocessingGroup" xmlns:wpi="http://schemas.microsoft.com/office/word/2010/wordprocessingInk" xmlns:wne="http://schemas.microsoft.com/office/word/2006/wordml" xmlns:wps="http://schemas.microsoft.com/office/word/2010/wordprocessingShape" mc:Ignorable="w14 w15 w16se w16cid w16 w16cex w16sdtdh wp14">
   <w:p>
     <w:pPr>
-      <w:pStyle w:val="Pieddepage"/>
+      <w:pStyle w:val="Footer"/>
     </w:pPr>
     <w:r>
       <w:t xml:space="preserve"> </w:t>
@@ -16546,7 +17878,7 @@
 <w:hdr xmlns:wpc="http://schemas.microsoft.com/office/word/2010/wordprocessingCanvas" xmlns:cx="http://schemas.microsoft.com/office/drawing/2014/chartex" xmlns:cx1="http://schemas.microsoft.com/office/drawing/2015/9/8/chartex" xmlns:cx2="http://schemas.microsoft.com/office/drawing/2015/10/21/chartex" xmlns:cx3="http://schemas.microsoft.com/office/drawing/2016/5/9/chartex" xmlns:cx4="http://schemas.microsoft.com/office/drawing/2016/5/10/chartex" xmlns:cx5="http://schemas.microsoft.com/office/drawing/2016/5/11/chartex" xmlns:cx6="http://schemas.microsoft.com/office/drawing/2016/5/12/chartex" xmlns:cx7="http://schemas.microsoft.com/office/drawing/2016/5/13/chartex" xmlns:cx8="http://schemas.microsoft.com/office/drawing/2016/5/14/chartex" xmlns:mc="http://schemas.openxmlformats.org/markup-compatibility/2006" xmlns:aink="http://schemas.microsoft.com/office/drawing/2016/ink" xmlns:am3d="http://schemas.microsoft.com/office/drawing/2017/model3d" xmlns:o="urn:schemas-microsoft-com:office:office" xmlns:oel="http://schemas.microsoft.com/office/2019/extlst" xmlns:r="http://schemas.openxmlformats.org/officeDocument/2006/relationships" xmlns:m="http://schemas.openxmlformats.org/officeDocument/2006/math" xmlns:v="urn:schemas-microsoft-com:vml" xmlns:wp14="http://schemas.microsoft.com/office/word/2010/wordprocessingDrawing" xmlns:wp="http://schemas.openxmlformats.org/drawingml/2006/wordprocessingDrawing" xmlns:w10="urn:schemas-microsoft-com:office:word" xmlns:w="http://schemas.openxmlformats.org/wordprocessingml/2006/main" xmlns:w14="http://schemas.microsoft.com/office/word/2010/wordml" xmlns:w15="http://schemas.microsoft.com/office/word/2012/wordml" xmlns:w16cex="http://schemas.microsoft.com/office/word/2018/wordml/cex" xmlns:w16cid="http://schemas.microsoft.com/office/word/2016/wordml/cid" xmlns:w16="http://schemas.microsoft.com/office/word/2018/wordml" xmlns:w16sdtdh="http://schemas.microsoft.com/office/word/2020/wordml/sdtdatahash" xmlns:w16se="http://schemas.microsoft.com/office/word/2015/wordml/symex" xmlns:wpg="http://schemas.microsoft.com/office/word/2010/wordprocessingGroup" xmlns:wpi="http://schemas.microsoft.com/office/word/2010/wordprocessingInk" xmlns:wne="http://schemas.microsoft.com/office/word/2006/wordml" xmlns:wps="http://schemas.microsoft.com/office/word/2010/wordprocessingShape" mc:Ignorable="w14 w15 w16se w16cid w16 w16cex w16sdtdh wp14">
   <w:p>
     <w:pPr>
-      <w:pStyle w:val="En-tte"/>
+      <w:pStyle w:val="Header"/>
     </w:pPr>
     <w:r>
       <w:rPr>
@@ -16610,7 +17942,7 @@
                         <w:p>
                           <w:r>
                             <w:rPr>
-                              <w:rStyle w:val="Numrodepage"/>
+                              <w:rStyle w:val="PageNumber"/>
                               <w:sz w:val="22"/>
                               <w:szCs w:val="22"/>
                             </w:rPr>
@@ -16618,7 +17950,7 @@
                           </w:r>
                           <w:r>
                             <w:rPr>
-                              <w:rStyle w:val="Numrodepage"/>
+                              <w:rStyle w:val="PageNumber"/>
                               <w:sz w:val="22"/>
                               <w:szCs w:val="22"/>
                             </w:rPr>
@@ -16626,7 +17958,7 @@
                           </w:r>
                           <w:r>
                             <w:rPr>
-                              <w:rStyle w:val="Numrodepage"/>
+                              <w:rStyle w:val="PageNumber"/>
                               <w:sz w:val="22"/>
                               <w:szCs w:val="22"/>
                             </w:rPr>
@@ -16634,7 +17966,7 @@
                           </w:r>
                           <w:r>
                             <w:rPr>
-                              <w:rStyle w:val="Numrodepage"/>
+                              <w:rStyle w:val="PageNumber"/>
                               <w:sz w:val="22"/>
                               <w:szCs w:val="22"/>
                             </w:rPr>
@@ -16642,7 +17974,7 @@
                           </w:r>
                           <w:r>
                             <w:rPr>
-                              <w:rStyle w:val="Numrodepage"/>
+                              <w:rStyle w:val="PageNumber"/>
                               <w:noProof/>
                               <w:sz w:val="22"/>
                               <w:szCs w:val="22"/>
@@ -16651,7 +17983,7 @@
                           </w:r>
                           <w:r>
                             <w:rPr>
-                              <w:rStyle w:val="Numrodepage"/>
+                              <w:rStyle w:val="PageNumber"/>
                               <w:sz w:val="22"/>
                               <w:szCs w:val="22"/>
                             </w:rPr>
@@ -16659,45 +17991,45 @@
                           </w:r>
                           <w:r>
                             <w:rPr>
-                              <w:rStyle w:val="Numrodepage"/>
+                              <w:rStyle w:val="PageNumber"/>
                             </w:rPr>
                             <w:tab/>
                             <w:t xml:space="preserve">- </w:t>
                           </w:r>
                           <w:r>
                             <w:rPr>
-                              <w:rStyle w:val="Numrodepage"/>
+                              <w:rStyle w:val="PageNumber"/>
                             </w:rPr>
                             <w:fldChar w:fldCharType="begin"/>
                           </w:r>
                           <w:r>
                             <w:rPr>
-                              <w:rStyle w:val="Numrodepage"/>
+                              <w:rStyle w:val="PageNumber"/>
                             </w:rPr>
                             <w:instrText xml:space="preserve"> PAGE </w:instrText>
                           </w:r>
                           <w:r>
                             <w:rPr>
-                              <w:rStyle w:val="Numrodepage"/>
+                              <w:rStyle w:val="PageNumber"/>
                             </w:rPr>
                             <w:fldChar w:fldCharType="separate"/>
                           </w:r>
                           <w:r>
                             <w:rPr>
-                              <w:rStyle w:val="Numrodepage"/>
+                              <w:rStyle w:val="PageNumber"/>
                               <w:noProof/>
                             </w:rPr>
                             <w:t>16</w:t>
                           </w:r>
                           <w:r>
                             <w:rPr>
-                              <w:rStyle w:val="Numrodepage"/>
+                              <w:rStyle w:val="PageNumber"/>
                             </w:rPr>
                             <w:fldChar w:fldCharType="end"/>
                           </w:r>
                           <w:r>
                             <w:rPr>
-                              <w:rStyle w:val="Numrodepage"/>
+                              <w:rStyle w:val="PageNumber"/>
                             </w:rPr>
                             <w:t xml:space="preserve"> -101010 878</w:t>
                           </w:r>
@@ -16862,7 +18194,7 @@
           </v:handles>
           <o:lock v:ext="edit" text="t" shapetype="t"/>
         </v:shapetype>
-        <v:shape id="PowerPlusWaterMarkObject1360026016" o:spid="_x0000_s1027" type="#_x0000_t136" alt="" style="position:absolute;left:0;text-align:left;margin-left:0;margin-top:0;width:559.4pt;height:23.8pt;rotation:315;z-index:-251642880;mso-wrap-edited:f;mso-position-horizontal:center;mso-position-horizontal-relative:margin;mso-position-vertical:center;mso-position-vertical-relative:margin" o:allowincell="f" fillcolor="#7f7f7f [1612]" stroked="f">
+        <v:shape id="PowerPlusWaterMarkObject1360026016" o:spid="_x0000_s1027" type="#_x0000_t136" alt="" style="position:absolute;left:0;text-align:left;margin-left:0;margin-top:0;width:559.4pt;height:23.8pt;rotation:315;z-index:-251642880;mso-wrap-edited:f;mso-width-percent:0;mso-height-percent:0;mso-position-horizontal:center;mso-position-horizontal-relative:margin;mso-position-vertical:center;mso-position-vertical-relative:margin;mso-width-percent:0;mso-height-percent:0" o:allowincell="f" fillcolor="#7f7f7f [1612]" stroked="f">
           <v:textpath style="font-family:&quot;Times New Roman&quot;;font-size:1pt" string="{{ convention.display_not_validated_status() }}"/>
           <w10:wrap anchorx="margin" anchory="margin"/>
         </v:shape>
@@ -16876,7 +18208,7 @@
 <w:hdr xmlns:wpc="http://schemas.microsoft.com/office/word/2010/wordprocessingCanvas" xmlns:cx="http://schemas.microsoft.com/office/drawing/2014/chartex" xmlns:cx1="http://schemas.microsoft.com/office/drawing/2015/9/8/chartex" xmlns:cx2="http://schemas.microsoft.com/office/drawing/2015/10/21/chartex" xmlns:cx3="http://schemas.microsoft.com/office/drawing/2016/5/9/chartex" xmlns:cx4="http://schemas.microsoft.com/office/drawing/2016/5/10/chartex" xmlns:cx5="http://schemas.microsoft.com/office/drawing/2016/5/11/chartex" xmlns:cx6="http://schemas.microsoft.com/office/drawing/2016/5/12/chartex" xmlns:cx7="http://schemas.microsoft.com/office/drawing/2016/5/13/chartex" xmlns:cx8="http://schemas.microsoft.com/office/drawing/2016/5/14/chartex" xmlns:mc="http://schemas.openxmlformats.org/markup-compatibility/2006" xmlns:aink="http://schemas.microsoft.com/office/drawing/2016/ink" xmlns:am3d="http://schemas.microsoft.com/office/drawing/2017/model3d" xmlns:o="urn:schemas-microsoft-com:office:office" xmlns:oel="http://schemas.microsoft.com/office/2019/extlst" xmlns:r="http://schemas.openxmlformats.org/officeDocument/2006/relationships" xmlns:m="http://schemas.openxmlformats.org/officeDocument/2006/math" xmlns:v="urn:schemas-microsoft-com:vml" xmlns:wp14="http://schemas.microsoft.com/office/word/2010/wordprocessingDrawing" xmlns:wp="http://schemas.openxmlformats.org/drawingml/2006/wordprocessingDrawing" xmlns:w10="urn:schemas-microsoft-com:office:word" xmlns:w="http://schemas.openxmlformats.org/wordprocessingml/2006/main" xmlns:w14="http://schemas.microsoft.com/office/word/2010/wordml" xmlns:w15="http://schemas.microsoft.com/office/word/2012/wordml" xmlns:w16cex="http://schemas.microsoft.com/office/word/2018/wordml/cex" xmlns:w16cid="http://schemas.microsoft.com/office/word/2016/wordml/cid" xmlns:w16="http://schemas.microsoft.com/office/word/2018/wordml" xmlns:w16sdtdh="http://schemas.microsoft.com/office/word/2020/wordml/sdtdatahash" xmlns:w16se="http://schemas.microsoft.com/office/word/2015/wordml/symex" xmlns:wpg="http://schemas.microsoft.com/office/word/2010/wordprocessingGroup" xmlns:wpi="http://schemas.microsoft.com/office/word/2010/wordprocessingInk" xmlns:wne="http://schemas.microsoft.com/office/word/2006/wordml" xmlns:wps="http://schemas.microsoft.com/office/word/2010/wordprocessingShape" mc:Ignorable="w14 w15 w16se w16cid w16 w16cex w16sdtdh wp14">
   <w:p>
     <w:pPr>
-      <w:pStyle w:val="En-tte"/>
+      <w:pStyle w:val="Header"/>
       <w:ind w:right="360"/>
     </w:pPr>
     <w:r>
@@ -16908,7 +18240,7 @@
           </v:handles>
           <o:lock v:ext="edit" text="t" shapetype="t"/>
         </v:shapetype>
-        <v:shape id="PowerPlusWaterMarkObject1360026017" o:spid="_x0000_s1026" type="#_x0000_t136" alt="" style="position:absolute;left:0;text-align:left;margin-left:0;margin-top:0;width:559.4pt;height:23.8pt;rotation:315;z-index:-251638784;mso-wrap-edited:f;mso-position-horizontal:center;mso-position-horizontal-relative:margin;mso-position-vertical:center;mso-position-vertical-relative:margin" o:allowincell="f" fillcolor="#7f7f7f [1612]" stroked="f">
+        <v:shape id="PowerPlusWaterMarkObject1360026017" o:spid="_x0000_s1026" type="#_x0000_t136" alt="" style="position:absolute;left:0;text-align:left;margin-left:0;margin-top:0;width:559.4pt;height:23.8pt;rotation:315;z-index:-251638784;mso-wrap-edited:f;mso-width-percent:0;mso-height-percent:0;mso-position-horizontal:center;mso-position-horizontal-relative:margin;mso-position-vertical:center;mso-position-vertical-relative:margin;mso-width-percent:0;mso-height-percent:0" o:allowincell="f" fillcolor="#7f7f7f [1612]" stroked="f">
           <v:textpath style="font-family:&quot;Times New Roman&quot;;font-size:1pt" string="{{ convention.display_not_validated_status() }}"/>
           <w10:wrap anchorx="margin" anchory="margin"/>
         </v:shape>
@@ -16976,7 +18308,7 @@
                         <w:p>
                           <w:r>
                             <w:rPr>
-                              <w:rStyle w:val="Numrodepage"/>
+                              <w:rStyle w:val="PageNumber"/>
                               <w:sz w:val="22"/>
                               <w:szCs w:val="22"/>
                             </w:rPr>
@@ -16984,7 +18316,7 @@
                           </w:r>
                           <w:r>
                             <w:rPr>
-                              <w:rStyle w:val="Numrodepage"/>
+                              <w:rStyle w:val="PageNumber"/>
                               <w:sz w:val="22"/>
                               <w:szCs w:val="22"/>
                             </w:rPr>
@@ -16992,7 +18324,7 @@
                           </w:r>
                           <w:r>
                             <w:rPr>
-                              <w:rStyle w:val="Numrodepage"/>
+                              <w:rStyle w:val="PageNumber"/>
                               <w:sz w:val="22"/>
                               <w:szCs w:val="22"/>
                             </w:rPr>
@@ -17000,7 +18332,7 @@
                           </w:r>
                           <w:r>
                             <w:rPr>
-                              <w:rStyle w:val="Numrodepage"/>
+                              <w:rStyle w:val="PageNumber"/>
                               <w:sz w:val="22"/>
                               <w:szCs w:val="22"/>
                             </w:rPr>
@@ -17008,7 +18340,7 @@
                           </w:r>
                           <w:r>
                             <w:rPr>
-                              <w:rStyle w:val="Numrodepage"/>
+                              <w:rStyle w:val="PageNumber"/>
                               <w:noProof/>
                               <w:sz w:val="22"/>
                               <w:szCs w:val="22"/>
@@ -17017,7 +18349,7 @@
                           </w:r>
                           <w:r>
                             <w:rPr>
-                              <w:rStyle w:val="Numrodepage"/>
+                              <w:rStyle w:val="PageNumber"/>
                               <w:sz w:val="22"/>
                               <w:szCs w:val="22"/>
                             </w:rPr>
@@ -17025,45 +18357,45 @@
                           </w:r>
                           <w:r>
                             <w:rPr>
-                              <w:rStyle w:val="Numrodepage"/>
+                              <w:rStyle w:val="PageNumber"/>
                             </w:rPr>
                             <w:tab/>
                             <w:t xml:space="preserve">- </w:t>
                           </w:r>
                           <w:r>
                             <w:rPr>
-                              <w:rStyle w:val="Numrodepage"/>
+                              <w:rStyle w:val="PageNumber"/>
                             </w:rPr>
                             <w:fldChar w:fldCharType="begin"/>
                           </w:r>
                           <w:r>
                             <w:rPr>
-                              <w:rStyle w:val="Numrodepage"/>
+                              <w:rStyle w:val="PageNumber"/>
                             </w:rPr>
                             <w:instrText xml:space="preserve"> PAGE </w:instrText>
                           </w:r>
                           <w:r>
                             <w:rPr>
-                              <w:rStyle w:val="Numrodepage"/>
+                              <w:rStyle w:val="PageNumber"/>
                             </w:rPr>
                             <w:fldChar w:fldCharType="separate"/>
                           </w:r>
                           <w:r>
                             <w:rPr>
-                              <w:rStyle w:val="Numrodepage"/>
+                              <w:rStyle w:val="PageNumber"/>
                               <w:noProof/>
                             </w:rPr>
                             <w:t>16</w:t>
                           </w:r>
                           <w:r>
                             <w:rPr>
-                              <w:rStyle w:val="Numrodepage"/>
+                              <w:rStyle w:val="PageNumber"/>
                             </w:rPr>
                             <w:fldChar w:fldCharType="end"/>
                           </w:r>
                           <w:r>
                             <w:rPr>
-                              <w:rStyle w:val="Numrodepage"/>
+                              <w:rStyle w:val="PageNumber"/>
                             </w:rPr>
                             <w:t xml:space="preserve"> -101010 878</w:t>
                           </w:r>
@@ -17201,25 +18533,25 @@
     </w:r>
     <w:r>
       <w:rPr>
-        <w:rStyle w:val="Numrodepage"/>
+        <w:rStyle w:val="PageNumber"/>
       </w:rPr>
       <w:t xml:space="preserve"> </w:t>
     </w:r>
     <w:r>
       <w:rPr>
-        <w:rStyle w:val="Numrodepage"/>
+        <w:rStyle w:val="PageNumber"/>
       </w:rPr>
       <w:tab/>
     </w:r>
     <w:r>
       <w:rPr>
-        <w:rStyle w:val="Numrodepage"/>
+        <w:rStyle w:val="PageNumber"/>
       </w:rPr>
       <w:tab/>
     </w:r>
     <w:r>
       <w:rPr>
-        <w:rStyle w:val="Numrodepage"/>
+        <w:rStyle w:val="PageNumber"/>
       </w:rPr>
       <w:tab/>
     </w:r>
@@ -17231,7 +18563,7 @@
 <w:hdr xmlns:wpc="http://schemas.microsoft.com/office/word/2010/wordprocessingCanvas" xmlns:cx="http://schemas.microsoft.com/office/drawing/2014/chartex" xmlns:cx1="http://schemas.microsoft.com/office/drawing/2015/9/8/chartex" xmlns:cx2="http://schemas.microsoft.com/office/drawing/2015/10/21/chartex" xmlns:cx3="http://schemas.microsoft.com/office/drawing/2016/5/9/chartex" xmlns:cx4="http://schemas.microsoft.com/office/drawing/2016/5/10/chartex" xmlns:cx5="http://schemas.microsoft.com/office/drawing/2016/5/11/chartex" xmlns:cx6="http://schemas.microsoft.com/office/drawing/2016/5/12/chartex" xmlns:cx7="http://schemas.microsoft.com/office/drawing/2016/5/13/chartex" xmlns:cx8="http://schemas.microsoft.com/office/drawing/2016/5/14/chartex" xmlns:mc="http://schemas.openxmlformats.org/markup-compatibility/2006" xmlns:aink="http://schemas.microsoft.com/office/drawing/2016/ink" xmlns:am3d="http://schemas.microsoft.com/office/drawing/2017/model3d" xmlns:o="urn:schemas-microsoft-com:office:office" xmlns:oel="http://schemas.microsoft.com/office/2019/extlst" xmlns:r="http://schemas.openxmlformats.org/officeDocument/2006/relationships" xmlns:m="http://schemas.openxmlformats.org/officeDocument/2006/math" xmlns:v="urn:schemas-microsoft-com:vml" xmlns:wp14="http://schemas.microsoft.com/office/word/2010/wordprocessingDrawing" xmlns:wp="http://schemas.openxmlformats.org/drawingml/2006/wordprocessingDrawing" xmlns:w10="urn:schemas-microsoft-com:office:word" xmlns:w="http://schemas.openxmlformats.org/wordprocessingml/2006/main" xmlns:w14="http://schemas.microsoft.com/office/word/2010/wordml" xmlns:w15="http://schemas.microsoft.com/office/word/2012/wordml" xmlns:w16cex="http://schemas.microsoft.com/office/word/2018/wordml/cex" xmlns:w16cid="http://schemas.microsoft.com/office/word/2016/wordml/cid" xmlns:w16="http://schemas.microsoft.com/office/word/2018/wordml" xmlns:w16sdtdh="http://schemas.microsoft.com/office/word/2020/wordml/sdtdatahash" xmlns:w16se="http://schemas.microsoft.com/office/word/2015/wordml/symex" xmlns:wpg="http://schemas.microsoft.com/office/word/2010/wordprocessingGroup" xmlns:wpi="http://schemas.microsoft.com/office/word/2010/wordprocessingInk" xmlns:wne="http://schemas.microsoft.com/office/word/2006/wordml" xmlns:wps="http://schemas.microsoft.com/office/word/2010/wordprocessingShape" mc:Ignorable="w14 w15 w16se w16cid w16 w16cex w16sdtdh wp14">
   <w:tbl>
     <w:tblPr>
-      <w:tblStyle w:val="Grilledutableau"/>
+      <w:tblStyle w:val="TableGrid"/>
       <w:tblW w:w="8460" w:type="dxa"/>
       <w:jc w:val="center"/>
       <w:tblBorders>
@@ -17471,7 +18803,15 @@
             <w:pStyle w:val="Form9"/>
           </w:pPr>
           <w:r>
-            <w:t>(pour l'établissement d'expéditions, copies, extraits d'actes ou décisions judiciaires à publier)</w:t>
+            <w:t>(</w:t>
+          </w:r>
+          <w:proofErr w:type="gramStart"/>
+          <w:r>
+            <w:t>pour</w:t>
+          </w:r>
+          <w:proofErr w:type="gramEnd"/>
+          <w:r>
+            <w:t xml:space="preserve"> l'établissement d'expéditions, copies, extraits d'actes ou décisions judiciaires à publier)</w:t>
           </w:r>
         </w:p>
         <w:p/>
@@ -17653,9 +18993,11 @@
             </w:rPr>
             <w:t xml:space="preserve"> </w:t>
           </w:r>
+          <w:proofErr w:type="gramStart"/>
           <w:r>
             <w:t>TAXES:</w:t>
           </w:r>
+          <w:proofErr w:type="gramEnd"/>
         </w:p>
         <w:p>
           <w:pPr>
@@ -17674,9 +19016,11 @@
           <w:pPr>
             <w:pStyle w:val="Form10J"/>
           </w:pPr>
+          <w:proofErr w:type="gramStart"/>
           <w:r>
             <w:t>CSI:</w:t>
           </w:r>
+          <w:proofErr w:type="gramEnd"/>
         </w:p>
         <w:p>
           <w:pPr>
@@ -17736,7 +19080,7 @@
   </w:tbl>
   <w:p>
     <w:pPr>
-      <w:pStyle w:val="En-tte"/>
+      <w:pStyle w:val="Header"/>
       <w:tabs>
         <w:tab w:val="clear" w:pos="4536"/>
         <w:tab w:val="clear" w:pos="9072"/>
@@ -17771,7 +19115,7 @@
           </v:handles>
           <o:lock v:ext="edit" text="t" shapetype="t"/>
         </v:shapetype>
-        <v:shape id="PowerPlusWaterMarkObject1360026015" o:spid="_x0000_s1025" type="#_x0000_t136" alt="" style="position:absolute;left:0;text-align:left;margin-left:0;margin-top:0;width:559.4pt;height:23.8pt;rotation:315;z-index:-251646976;mso-wrap-edited:f;mso-position-horizontal:center;mso-position-horizontal-relative:margin;mso-position-vertical:center;mso-position-vertical-relative:margin" o:allowincell="f" fillcolor="#7f7f7f [1612]" stroked="f">
+        <v:shape id="PowerPlusWaterMarkObject1360026015" o:spid="_x0000_s1025" type="#_x0000_t136" alt="" style="position:absolute;left:0;text-align:left;margin-left:0;margin-top:0;width:559.4pt;height:23.8pt;rotation:315;z-index:-251646976;mso-wrap-edited:f;mso-width-percent:0;mso-height-percent:0;mso-position-horizontal:center;mso-position-horizontal-relative:margin;mso-position-vertical:center;mso-position-vertical-relative:margin;mso-width-percent:0;mso-height-percent:0" o:allowincell="f" fillcolor="#7f7f7f [1612]" stroked="f">
           <v:textpath style="font-family:&quot;Times New Roman&quot;;font-size:1pt" string="{{ convention.display_not_validated_status() }}"/>
           <w10:wrap anchorx="margin" anchory="margin"/>
         </v:shape>
@@ -17876,11 +19220,11 @@
                                 <v:path o:extrusionok="f" gradientshapeok="t" o:connecttype="rect"/>
                                 <o:lock v:ext="edit" aspectratio="t"/>
                               </v:shapetype>
-                              <v:shape id="_x0000_i1026" type="#_x0000_t75" alt="" style="width:38.25pt;height:26.25pt;mso-width-percent:0;mso-height-percent:0;mso-width-percent:0;mso-height-percent:0" filled="t">
+                              <v:shape id="_x0000_i1025" type="#_x0000_t75" alt="" style="width:38.5pt;height:26.5pt;mso-width-percent:0;mso-height-percent:0;mso-width-percent:0;mso-height-percent:0" filled="t">
                                 <v:fill color2="black"/>
                                 <v:imagedata r:id="rId2" o:title="" croptop="-22f" cropbottom="-22f" cropleft="-25f" cropright="-25f"/>
                               </v:shape>
-                              <o:OLEObject Type="Embed" ProgID="Word.Picture.8" ShapeID="_x0000_i1026" DrawAspect="Content" ObjectID="_1718454134" r:id="rId3"/>
+                              <o:OLEObject Type="Embed" ProgID="Word.Picture.8" ShapeID="_x0000_i1025" DrawAspect="Content" ObjectID="_1719995901" r:id="rId3"/>
                             </w:object>
                           </w:r>
                         </w:p>
@@ -17926,7 +19270,11 @@
         </mc:Choice>
         <mc:Fallback>
           <w:pict>
-            <v:shape w14:anchorId="20DB70F0" id="Text Box 17" o:spid="_x0000_s1031" type="#_x0000_t202" style="position:absolute;left:0;text-align:left;margin-left:37.35pt;margin-top:21.2pt;width:78.5pt;height:49.7pt;z-index:251663360;visibility:visible;mso-wrap-style:square;mso-width-percent:0;mso-height-percent:0;mso-wrap-distance-left:9.05pt;mso-wrap-distance-top:0;mso-wrap-distance-right:9.05pt;mso-wrap-distance-bottom:0;mso-position-horizontal:absolute;mso-position-horizontal-relative:page;mso-position-vertical:absolute;mso-position-vertical-relative:page;mso-width-percent:0;mso-height-percent:0;mso-width-relative:page;mso-height-relative:page;v-text-anchor:top" o:gfxdata="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" stroked="f">
+            <v:shapetype w14:anchorId="20DB70F0" id="_x0000_t202" coordsize="21600,21600" o:spt="202" path="m,l,21600r21600,l21600,xe">
+              <v:stroke joinstyle="miter"/>
+              <v:path gradientshapeok="t" o:connecttype="rect"/>
+            </v:shapetype>
+            <v:shape id="Text Box 17" o:spid="_x0000_s1031" type="#_x0000_t202" style="position:absolute;left:0;text-align:left;margin-left:37.35pt;margin-top:21.2pt;width:78.5pt;height:49.7pt;z-index:251663360;visibility:visible;mso-wrap-style:square;mso-width-percent:0;mso-height-percent:0;mso-wrap-distance-left:9.05pt;mso-wrap-distance-top:0;mso-wrap-distance-right:9.05pt;mso-wrap-distance-bottom:0;mso-position-horizontal:absolute;mso-position-horizontal-relative:page;mso-position-vertical:absolute;mso-position-vertical-relative:page;mso-width-percent:0;mso-height-percent:0;mso-width-relative:page;mso-height-relative:page;v-text-anchor:top" o:gfxdata="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" stroked="f">
               <v:fill opacity="0"/>
               <v:path arrowok="t"/>
               <v:textbox inset=".45pt,.45pt,.45pt,.45pt">
@@ -17951,12 +19299,12 @@
                       <w:rPr>
                         <w:noProof/>
                       </w:rPr>
-                      <w:object w:dxaOrig="770" w:dyaOrig="521" w14:anchorId="78E8790C">
-                        <v:shape id="_x0000_i1026" type="#_x0000_t75" alt="" style="width:38.25pt;height:26.25pt;mso-width-percent:0;mso-height-percent:0;mso-width-percent:0;mso-height-percent:0" filled="t">
+                      <w:object w:dxaOrig="765" w:dyaOrig="525" w14:anchorId="78E8790C">
+                        <v:shape id="_x0000_i1025" type="#_x0000_t75" alt="" style="width:38.5pt;height:26.5pt;mso-width-percent:0;mso-height-percent:0;mso-width-percent:0;mso-height-percent:0" filled="t">
                           <v:fill color2="black"/>
-                          <v:imagedata r:id="rId4" o:title="" croptop="-22f" cropbottom="-22f" cropleft="-25f" cropright="-25f"/>
+                          <v:imagedata r:id="rId2" o:title="" croptop="-22f" cropbottom="-22f" cropleft="-25f" cropright="-25f"/>
                         </v:shape>
-                        <o:OLEObject Type="Embed" ProgID="Word.Picture.8" ShapeID="_x0000_i1026" DrawAspect="Content" ObjectID="_1716190570" r:id="rId5"/>
+                        <o:OLEObject Type="Embed" ProgID="Word.Picture.8" ShapeID="_x0000_i1025" DrawAspect="Content" ObjectID="_1719995901" r:id="rId4"/>
                       </w:object>
                     </w:r>
                   </w:p>
@@ -18305,7 +19653,7 @@
     <w:lvl w:ilvl="0">
       <w:start w:val="1"/>
       <w:numFmt w:val="none"/>
-      <w:pStyle w:val="Titre1"/>
+      <w:pStyle w:val="Heading1"/>
       <w:suff w:val="nothing"/>
       <w:lvlText w:val=""/>
       <w:lvlJc w:val="left"/>
@@ -18319,7 +19667,7 @@
     <w:lvl w:ilvl="1">
       <w:start w:val="1"/>
       <w:numFmt w:val="none"/>
-      <w:pStyle w:val="Titre2"/>
+      <w:pStyle w:val="Heading2"/>
       <w:suff w:val="nothing"/>
       <w:lvlText w:val=""/>
       <w:lvlJc w:val="left"/>
@@ -18333,7 +19681,7 @@
     <w:lvl w:ilvl="2">
       <w:start w:val="1"/>
       <w:numFmt w:val="none"/>
-      <w:pStyle w:val="Titre3"/>
+      <w:pStyle w:val="Heading3"/>
       <w:suff w:val="nothing"/>
       <w:lvlText w:val=""/>
       <w:lvlJc w:val="left"/>
@@ -18347,7 +19695,7 @@
     <w:lvl w:ilvl="3">
       <w:start w:val="1"/>
       <w:numFmt w:val="none"/>
-      <w:pStyle w:val="Titre4"/>
+      <w:pStyle w:val="Heading4"/>
       <w:suff w:val="nothing"/>
       <w:lvlText w:val=""/>
       <w:lvlJc w:val="left"/>
@@ -18361,7 +19709,7 @@
     <w:lvl w:ilvl="4">
       <w:start w:val="1"/>
       <w:numFmt w:val="none"/>
-      <w:pStyle w:val="Titre5"/>
+      <w:pStyle w:val="Heading5"/>
       <w:suff w:val="nothing"/>
       <w:lvlText w:val=""/>
       <w:lvlJc w:val="left"/>
@@ -18375,7 +19723,7 @@
     <w:lvl w:ilvl="5">
       <w:start w:val="1"/>
       <w:numFmt w:val="none"/>
-      <w:pStyle w:val="Titre6"/>
+      <w:pStyle w:val="Heading6"/>
       <w:suff w:val="nothing"/>
       <w:lvlText w:val=""/>
       <w:lvlJc w:val="left"/>
@@ -18389,7 +19737,7 @@
     <w:lvl w:ilvl="6">
       <w:start w:val="1"/>
       <w:numFmt w:val="none"/>
-      <w:pStyle w:val="Titre7"/>
+      <w:pStyle w:val="Heading7"/>
       <w:suff w:val="nothing"/>
       <w:lvlText w:val=""/>
       <w:lvlJc w:val="left"/>
@@ -19184,7 +20532,7 @@
       <w:szCs w:val="24"/>
     </w:rPr>
   </w:style>
-  <w:style w:type="paragraph" w:styleId="Titre1">
+  <w:style w:type="paragraph" w:styleId="Heading1">
     <w:name w:val="heading 1"/>
     <w:basedOn w:val="Normal"/>
     <w:next w:val="Normal"/>
@@ -19217,7 +20565,7 @@
       <w:lang w:eastAsia="zh-CN"/>
     </w:rPr>
   </w:style>
-  <w:style w:type="paragraph" w:styleId="Titre2">
+  <w:style w:type="paragraph" w:styleId="Heading2">
     <w:name w:val="heading 2"/>
     <w:basedOn w:val="Normal"/>
     <w:next w:val="Normal"/>
@@ -19244,9 +20592,9 @@
       <w:lang w:eastAsia="zh-CN"/>
     </w:rPr>
   </w:style>
-  <w:style w:type="paragraph" w:styleId="Titre3">
+  <w:style w:type="paragraph" w:styleId="Heading3">
     <w:name w:val="heading 3"/>
-    <w:basedOn w:val="Titre2"/>
+    <w:basedOn w:val="Heading2"/>
     <w:next w:val="Normal"/>
     <w:qFormat/>
     <w:pPr>
@@ -19259,7 +20607,7 @@
       <w:color w:val="800080"/>
     </w:rPr>
   </w:style>
-  <w:style w:type="paragraph" w:styleId="Titre4">
+  <w:style w:type="paragraph" w:styleId="Heading4">
     <w:name w:val="heading 4"/>
     <w:basedOn w:val="Normal"/>
     <w:next w:val="Normal"/>
@@ -19283,7 +20631,7 @@
       <w:lang w:eastAsia="zh-CN"/>
     </w:rPr>
   </w:style>
-  <w:style w:type="paragraph" w:styleId="Titre5">
+  <w:style w:type="paragraph" w:styleId="Heading5">
     <w:name w:val="heading 5"/>
     <w:basedOn w:val="Normal"/>
     <w:next w:val="Normal"/>
@@ -19307,7 +20655,7 @@
       <w:lang w:eastAsia="zh-CN"/>
     </w:rPr>
   </w:style>
-  <w:style w:type="paragraph" w:styleId="Titre6">
+  <w:style w:type="paragraph" w:styleId="Heading6">
     <w:name w:val="heading 6"/>
     <w:basedOn w:val="Normal"/>
     <w:next w:val="Normal"/>
@@ -19332,7 +20680,7 @@
       <w:lang w:eastAsia="zh-CN"/>
     </w:rPr>
   </w:style>
-  <w:style w:type="paragraph" w:styleId="Titre7">
+  <w:style w:type="paragraph" w:styleId="Heading7">
     <w:name w:val="heading 7"/>
     <w:basedOn w:val="Normal"/>
     <w:next w:val="Normal"/>
@@ -19358,13 +20706,13 @@
       <w:lang w:eastAsia="zh-CN"/>
     </w:rPr>
   </w:style>
-  <w:style w:type="character" w:default="1" w:styleId="Policepardfaut">
+  <w:style w:type="character" w:default="1" w:styleId="DefaultParagraphFont">
     <w:name w:val="Default Paragraph Font"/>
     <w:uiPriority w:val="1"/>
     <w:semiHidden/>
     <w:unhideWhenUsed/>
   </w:style>
-  <w:style w:type="table" w:default="1" w:styleId="TableauNormal">
+  <w:style w:type="table" w:default="1" w:styleId="TableNormal">
     <w:name w:val="Normal Table"/>
     <w:uiPriority w:val="99"/>
     <w:semiHidden/>
@@ -19379,7 +20727,7 @@
       </w:tblCellMar>
     </w:tblPr>
   </w:style>
-  <w:style w:type="numbering" w:default="1" w:styleId="Aucuneliste">
+  <w:style w:type="numbering" w:default="1" w:styleId="NoList">
     <w:name w:val="No List"/>
     <w:uiPriority w:val="99"/>
     <w:semiHidden/>
@@ -19595,7 +20943,7 @@
   <w:style w:type="character" w:customStyle="1" w:styleId="WW-Policepardfaut">
     <w:name w:val="WW-Police par défaut"/>
   </w:style>
-  <w:style w:type="character" w:styleId="Numrodepage">
+  <w:style w:type="character" w:styleId="PageNumber">
     <w:name w:val="page number"/>
     <w:basedOn w:val="WW-Policepardfaut"/>
   </w:style>
@@ -19657,10 +21005,10 @@
   <w:style w:type="character" w:customStyle="1" w:styleId="Policepardfaut1">
     <w:name w:val="Police par défaut1"/>
   </w:style>
-  <w:style w:type="paragraph" w:customStyle="1" w:styleId="Titre20">
+  <w:style w:type="paragraph" w:customStyle="1" w:styleId="Titre2">
     <w:name w:val="Titre2"/>
     <w:basedOn w:val="Normal"/>
-    <w:next w:val="Corpsdetexte"/>
+    <w:next w:val="BodyText"/>
     <w:pPr>
       <w:keepNext/>
       <w:suppressAutoHyphens/>
@@ -19677,7 +21025,7 @@
       <w:lang w:eastAsia="zh-CN"/>
     </w:rPr>
   </w:style>
-  <w:style w:type="paragraph" w:styleId="Corpsdetexte">
+  <w:style w:type="paragraph" w:styleId="BodyText">
     <w:name w:val="Body Text"/>
     <w:basedOn w:val="Normal"/>
     <w:pPr>
@@ -19693,14 +21041,14 @@
       <w:lang w:eastAsia="zh-CN"/>
     </w:rPr>
   </w:style>
-  <w:style w:type="paragraph" w:styleId="Liste">
+  <w:style w:type="paragraph" w:styleId="List">
     <w:name w:val="List"/>
-    <w:basedOn w:val="Corpsdetexte"/>
+    <w:basedOn w:val="BodyText"/>
     <w:rPr>
       <w:rFonts w:cs="Tahoma"/>
     </w:rPr>
   </w:style>
-  <w:style w:type="paragraph" w:styleId="Lgende">
+  <w:style w:type="paragraph" w:styleId="Caption">
     <w:name w:val="caption"/>
     <w:basedOn w:val="Normal"/>
     <w:qFormat/>
@@ -19754,7 +21102,7 @@
   <w:style w:type="paragraph" w:customStyle="1" w:styleId="WW-Titre">
     <w:name w:val="WW-Titre"/>
     <w:basedOn w:val="Normal"/>
-    <w:next w:val="Corpsdetexte"/>
+    <w:next w:val="BodyText"/>
     <w:pPr>
       <w:keepNext/>
       <w:suppressAutoHyphens/>
@@ -19771,10 +21119,10 @@
       <w:lang w:eastAsia="zh-CN"/>
     </w:rPr>
   </w:style>
-  <w:style w:type="paragraph" w:styleId="Sous-titre">
+  <w:style w:type="paragraph" w:styleId="Subtitle">
     <w:name w:val="Subtitle"/>
-    <w:basedOn w:val="Titre20"/>
-    <w:next w:val="Corpsdetexte"/>
+    <w:basedOn w:val="Titre2"/>
+    <w:next w:val="BodyText"/>
     <w:qFormat/>
     <w:pPr>
       <w:jc w:val="center"/>
@@ -19801,7 +21149,7 @@
       <w:lang w:eastAsia="zh-CN"/>
     </w:rPr>
   </w:style>
-  <w:style w:type="paragraph" w:styleId="En-tte">
+  <w:style w:type="paragraph" w:styleId="Header">
     <w:name w:val="header"/>
     <w:basedOn w:val="Normal"/>
     <w:pPr>
@@ -19820,7 +21168,7 @@
       <w:lang w:eastAsia="zh-CN"/>
     </w:rPr>
   </w:style>
-  <w:style w:type="paragraph" w:styleId="Pieddepage">
+  <w:style w:type="paragraph" w:styleId="Footer">
     <w:name w:val="footer"/>
     <w:basedOn w:val="Normal"/>
     <w:pPr>
@@ -19935,7 +21283,7 @@
       <w:lang w:eastAsia="zh-CN"/>
     </w:rPr>
   </w:style>
-  <w:style w:type="paragraph" w:styleId="Notedebasdepage">
+  <w:style w:type="paragraph" w:styleId="FootnoteText">
     <w:name w:val="footnote text"/>
     <w:basedOn w:val="Normal"/>
     <w:pPr>
@@ -20105,7 +21453,7 @@
   </w:style>
   <w:style w:type="paragraph" w:customStyle="1" w:styleId="Contenudetableau">
     <w:name w:val="Contenu de tableau"/>
-    <w:basedOn w:val="Corpsdetexte"/>
+    <w:basedOn w:val="BodyText"/>
     <w:pPr>
       <w:suppressLineNumbers/>
     </w:pPr>
@@ -20188,7 +21536,7 @@
       <w:iCs/>
     </w:rPr>
   </w:style>
-  <w:style w:type="paragraph" w:customStyle="1" w:styleId="TITRE40">
+  <w:style w:type="paragraph" w:customStyle="1" w:styleId="TITRE4">
     <w:name w:val="TITRE4"/>
     <w:basedOn w:val="Normal"/>
     <w:pPr>
@@ -20205,7 +21553,7 @@
       <w:lang w:eastAsia="zh-CN"/>
     </w:rPr>
   </w:style>
-  <w:style w:type="paragraph" w:customStyle="1" w:styleId="TITRE50">
+  <w:style w:type="paragraph" w:customStyle="1" w:styleId="TITRE5">
     <w:name w:val="TITRE5"/>
     <w:basedOn w:val="Normal"/>
     <w:pPr>
@@ -20257,12 +21605,12 @@
   </w:style>
   <w:style w:type="paragraph" w:customStyle="1" w:styleId="Contenuducadre">
     <w:name w:val="Contenu du cadre"/>
-    <w:basedOn w:val="Corpsdetexte"/>
+    <w:basedOn w:val="BodyText"/>
   </w:style>
-  <w:style w:type="paragraph" w:customStyle="1" w:styleId="Titre10">
+  <w:style w:type="paragraph" w:customStyle="1" w:styleId="Titre1">
     <w:name w:val="Titre1"/>
     <w:basedOn w:val="Normal"/>
-    <w:next w:val="Corpsdetexte"/>
+    <w:next w:val="BodyText"/>
     <w:pPr>
       <w:keepNext/>
       <w:suppressAutoHyphens/>
@@ -20345,9 +21693,9 @@
       <w:lang w:eastAsia="zh-CN"/>
     </w:rPr>
   </w:style>
-  <w:style w:type="table" w:styleId="Grilledutableau">
+  <w:style w:type="table" w:styleId="TableGrid">
     <w:name w:val="Table Grid"/>
-    <w:basedOn w:val="TableauNormal"/>
+    <w:basedOn w:val="TableNormal"/>
     <w:uiPriority w:val="59"/>
     <w:rsid w:val="00ED0284"/>
     <w:tblPr>
@@ -20361,7 +21709,7 @@
       </w:tblBorders>
     </w:tblPr>
   </w:style>
-  <w:style w:type="paragraph" w:styleId="Paragraphedeliste">
+  <w:style w:type="paragraph" w:styleId="ListParagraph">
     <w:name w:val="List Paragraph"/>
     <w:basedOn w:val="Normal"/>
     <w:uiPriority w:val="34"/>
